--- a/02-放大电路/03-音频放大电路/话筒前置放大电路/话筒前置放大电路.docx
+++ b/02-放大电路/03-音频放大电路/话筒前置放大电路/话筒前置放大电路.docx
@@ -2806,6 +2806,20 @@
     </w:p>
     <w:bookmarkEnd w:id="26"/>
     <w:bookmarkEnd w:id="27"/>
+    <w:p>
+      <w:pPr>
+        <w:spacing w:before="360"/>
+        <w:jc w:val="center"/>
+      </w:pPr>
+      <w:r>
+        <w:rPr>
+          <w:rFonts w:ascii="Times New Roman" w:hAnsi="Times New Roman"/>
+          <w:color w:val="555555"/>
+          <w:sz w:val="21"/>
+        </w:rPr>
+        <w:t>材料收集者：杜文杰</w:t>
+      </w:r>
+    </w:p>
     <w:sectPr>
       <w:headerReference r:id="rId9" w:type="default"/>
       <w:footerReference r:id="rId10" w:type="default"/>

--- a/02-放大电路/03-音频放大电路/话筒前置放大电路/话筒前置放大电路.docx
+++ b/02-放大电路/03-音频放大电路/话筒前置放大电路/话筒前置放大电路.docx
@@ -1,6 +1,6 @@
 
 <file path=word/document.xml><?xml version="1.0" encoding="utf-8"?>
-<w:document xmlns:w="http://schemas.openxmlformats.org/wordprocessingml/2006/main" xmlns:m="http://schemas.openxmlformats.org/officeDocument/2006/math" xmlns:r="http://schemas.openxmlformats.org/officeDocument/2006/relationships" xmlns:o="urn:schemas-microsoft-com:office:office" xmlns:v="urn:schemas-microsoft-com:vml" xmlns:w10="urn:schemas-microsoft-com:office:word" xmlns:a="http://schemas.openxmlformats.org/drawingml/2006/main" xmlns:pic="http://schemas.openxmlformats.org/drawingml/2006/picture" xmlns:wp="http://schemas.openxmlformats.org/drawingml/2006/wordprocessingDrawing">
+<w:document xmlns:m="http://schemas.openxmlformats.org/officeDocument/2006/math" xmlns:r="http://schemas.openxmlformats.org/officeDocument/2006/relationships" xmlns:w="http://schemas.openxmlformats.org/wordprocessingml/2006/main" xmlns:o="urn:schemas-microsoft-com:office:office" xmlns:v="urn:schemas-microsoft-com:vml" xmlns:w10="urn:schemas-microsoft-com:office:word" xmlns:a="http://schemas.openxmlformats.org/drawingml/2006/main" xmlns:pic="http://schemas.openxmlformats.org/drawingml/2006/picture" xmlns:wp="http://schemas.openxmlformats.org/drawingml/2006/wordprocessingDrawing">
   <w:body>
     <w:bookmarkStart w:id="27" w:name="话筒前置放大电路"/>
     <w:p>
@@ -9,7 +9,7 @@
       </w:pPr>
       <w:r>
         <w:rPr>
-          <w:rFonts w:hint="eastAsia"/>
+          <w:rFonts w:hint="eastAsia" w:eastAsia="黑体"/>
         </w:rPr>
         <w:t xml:space="preserve">话筒前置放大电路</w:t>
       </w:r>
@@ -21,7 +21,7 @@
       </w:pPr>
       <w:r>
         <w:rPr>
-          <w:rFonts w:hint="eastAsia"/>
+          <w:rFonts w:hint="eastAsia" w:eastAsia="黑体"/>
         </w:rPr>
         <w:t xml:space="preserve">拓扑描述</w:t>
       </w:r>
@@ -32,11 +32,14 @@
       </w:pPr>
       <w:r>
         <w:rPr>
-          <w:rFonts w:hint="eastAsia"/>
+          <w:rFonts w:hint="eastAsia" w:eastAsia="黑体"/>
         </w:rPr>
         <w:t xml:space="preserve">话筒前置放大电路由低噪声运放</w:t>
       </w:r>
       <w:r>
+        <w:rPr>
+          <w:rFonts w:eastAsia="黑体"/>
+        </w:rPr>
         <w:t xml:space="preserve"> </w:t>
       </w:r>
       <m:oMath>
@@ -55,11 +58,14 @@
       </m:oMath>
       <w:r>
         <w:rPr>
-          <w:rFonts w:hint="eastAsia"/>
+          <w:rFonts w:hint="eastAsia" w:eastAsia="黑体"/>
         </w:rPr>
         <w:t xml:space="preserve">、输入耦合电容</w:t>
       </w:r>
       <w:r>
+        <w:rPr>
+          <w:rFonts w:eastAsia="黑体"/>
+        </w:rPr>
         <w:t xml:space="preserve"> </w:t>
       </w:r>
       <m:oMath>
@@ -77,6 +83,9 @@
         </m:sSub>
       </m:oMath>
       <w:r>
+        <w:rPr>
+          <w:rFonts w:eastAsia="黑体"/>
+        </w:rPr>
         <w:t xml:space="preserve">、</w:t>
       </w:r>
       <m:oMath>
@@ -95,11 +104,14 @@
       </m:oMath>
       <w:r>
         <w:rPr>
-          <w:rFonts w:hint="eastAsia"/>
+          <w:rFonts w:hint="eastAsia" w:eastAsia="黑体"/>
         </w:rPr>
         <w:t xml:space="preserve">、输入偏置/负载电阻</w:t>
       </w:r>
       <w:r>
+        <w:rPr>
+          <w:rFonts w:eastAsia="黑体"/>
+        </w:rPr>
         <w:t xml:space="preserve"> </w:t>
       </w:r>
       <m:oMath>
@@ -117,6 +129,9 @@
         </m:sSub>
       </m:oMath>
       <w:r>
+        <w:rPr>
+          <w:rFonts w:eastAsia="黑体"/>
+        </w:rPr>
         <w:t xml:space="preserve">、</w:t>
       </w:r>
       <m:oMath>
@@ -135,11 +150,14 @@
       </m:oMath>
       <w:r>
         <w:rPr>
-          <w:rFonts w:hint="eastAsia"/>
+          <w:rFonts w:hint="eastAsia" w:eastAsia="黑体"/>
         </w:rPr>
         <w:t xml:space="preserve">、反馈电阻</w:t>
       </w:r>
       <w:r>
+        <w:rPr>
+          <w:rFonts w:eastAsia="黑体"/>
+        </w:rPr>
         <w:t xml:space="preserve"> </w:t>
       </w:r>
       <m:oMath>
@@ -158,11 +176,14 @@
       </m:oMath>
       <w:r>
         <w:rPr>
-          <w:rFonts w:hint="eastAsia"/>
+          <w:rFonts w:hint="eastAsia" w:eastAsia="黑体"/>
         </w:rPr>
         <w:t xml:space="preserve">、增益电阻</w:t>
       </w:r>
       <w:r>
+        <w:rPr>
+          <w:rFonts w:eastAsia="黑体"/>
+        </w:rPr>
         <w:t xml:space="preserve"> </w:t>
       </w:r>
       <m:oMath>
@@ -181,11 +202,14 @@
       </m:oMath>
       <w:r>
         <w:rPr>
-          <w:rFonts w:hint="eastAsia"/>
+          <w:rFonts w:hint="eastAsia" w:eastAsia="黑体"/>
         </w:rPr>
         <w:t xml:space="preserve">、驻极体偏置电阻</w:t>
       </w:r>
       <w:r>
+        <w:rPr>
+          <w:rFonts w:eastAsia="黑体"/>
+        </w:rPr>
         <w:t xml:space="preserve"> </w:t>
       </w:r>
       <m:oMath>
@@ -204,11 +228,14 @@
       </m:oMath>
       <w:r>
         <w:rPr>
-          <w:rFonts w:hint="eastAsia"/>
+          <w:rFonts w:hint="eastAsia" w:eastAsia="黑体"/>
         </w:rPr>
         <w:t xml:space="preserve">（电容话筒时）及幻象电源隔离电阻等组成。节点定义如下：输入正节点</w:t>
       </w:r>
       <w:r>
+        <w:rPr>
+          <w:rFonts w:eastAsia="黑体"/>
+        </w:rPr>
         <w:t xml:space="preserve"> </w:t>
       </w:r>
       <m:oMath>
@@ -235,15 +262,21 @@
         </m:sSub>
       </m:oMath>
       <w:r>
+        <w:rPr>
+          <w:rFonts w:eastAsia="黑体"/>
+        </w:rPr>
         <w:t xml:space="preserve"> </w:t>
       </w:r>
       <w:r>
         <w:rPr>
-          <w:rFonts w:hint="eastAsia"/>
+          <w:rFonts w:hint="eastAsia" w:eastAsia="黑体"/>
         </w:rPr>
         <w:t xml:space="preserve">与输入负节点</w:t>
       </w:r>
       <w:r>
+        <w:rPr>
+          <w:rFonts w:eastAsia="黑体"/>
+        </w:rPr>
         <w:t xml:space="preserve"> </w:t>
       </w:r>
       <m:oMath>
@@ -270,15 +303,21 @@
         </m:sSub>
       </m:oMath>
       <w:r>
+        <w:rPr>
+          <w:rFonts w:eastAsia="黑体"/>
+        </w:rPr>
         <w:t xml:space="preserve"> </w:t>
       </w:r>
       <w:r>
         <w:rPr>
-          <w:rFonts w:hint="eastAsia"/>
+          <w:rFonts w:hint="eastAsia" w:eastAsia="黑体"/>
         </w:rPr>
         <w:t xml:space="preserve">分别接话筒差分输出；运放同相输入节点</w:t>
       </w:r>
       <w:r>
+        <w:rPr>
+          <w:rFonts w:eastAsia="黑体"/>
+        </w:rPr>
         <w:t xml:space="preserve"> </w:t>
       </w:r>
       <m:oMath>
@@ -300,11 +339,14 @@
       </m:oMath>
       <w:r>
         <w:rPr>
-          <w:rFonts w:hint="eastAsia"/>
+          <w:rFonts w:hint="eastAsia" w:eastAsia="黑体"/>
         </w:rPr>
         <w:t xml:space="preserve">、反相输入节点</w:t>
       </w:r>
       <w:r>
+        <w:rPr>
+          <w:rFonts w:eastAsia="黑体"/>
+        </w:rPr>
         <w:t xml:space="preserve"> </w:t>
       </w:r>
       <m:oMath>
@@ -325,15 +367,21 @@
         </m:sSub>
       </m:oMath>
       <w:r>
+        <w:rPr>
+          <w:rFonts w:eastAsia="黑体"/>
+        </w:rPr>
         <w:t xml:space="preserve"> </w:t>
       </w:r>
       <w:r>
         <w:rPr>
-          <w:rFonts w:hint="eastAsia"/>
+          <w:rFonts w:hint="eastAsia" w:eastAsia="黑体"/>
         </w:rPr>
         <w:t xml:space="preserve">汇集成差分输入对；输出节点</w:t>
       </w:r>
       <w:r>
+        <w:rPr>
+          <w:rFonts w:eastAsia="黑体"/>
+        </w:rPr>
         <w:t xml:space="preserve"> </w:t>
       </w:r>
       <m:oMath>
@@ -357,24 +405,33 @@
         </m:sSub>
       </m:oMath>
       <w:r>
+        <w:rPr>
+          <w:rFonts w:eastAsia="黑体"/>
+        </w:rPr>
         <w:t xml:space="preserve"> </w:t>
       </w:r>
       <w:r>
         <w:rPr>
-          <w:rFonts w:hint="eastAsia"/>
+          <w:rFonts w:hint="eastAsia" w:eastAsia="黑体"/>
         </w:rPr>
         <w:t xml:space="preserve">为运放输出；地节点</w:t>
       </w:r>
       <w:r>
+        <w:rPr>
+          <w:rFonts w:eastAsia="黑体"/>
+        </w:rPr>
         <w:t xml:space="preserve"> GND </w:t>
       </w:r>
       <w:r>
         <w:rPr>
-          <w:rFonts w:hint="eastAsia"/>
+          <w:rFonts w:hint="eastAsia" w:eastAsia="黑体"/>
         </w:rPr>
         <w:t xml:space="preserve">汇集</w:t>
       </w:r>
       <w:r>
+        <w:rPr>
+          <w:rFonts w:eastAsia="黑体"/>
+        </w:rPr>
         <w:t xml:space="preserve"> </w:t>
       </w:r>
       <m:oMath>
@@ -392,6 +449,9 @@
         </m:sSub>
       </m:oMath>
       <w:r>
+        <w:rPr>
+          <w:rFonts w:eastAsia="黑体"/>
+        </w:rPr>
         <w:t xml:space="preserve">、</w:t>
       </w:r>
       <m:oMath>
@@ -409,15 +469,21 @@
         </m:sSub>
       </m:oMath>
       <w:r>
+        <w:rPr>
+          <w:rFonts w:eastAsia="黑体"/>
+        </w:rPr>
         <w:t xml:space="preserve"> </w:t>
       </w:r>
       <w:r>
         <w:rPr>
-          <w:rFonts w:hint="eastAsia"/>
+          <w:rFonts w:hint="eastAsia" w:eastAsia="黑体"/>
         </w:rPr>
         <w:t xml:space="preserve">的冷端与信号地；幻象电源节点</w:t>
       </w:r>
       <w:r>
+        <w:rPr>
+          <w:rFonts w:eastAsia="黑体"/>
+        </w:rPr>
         <w:t xml:space="preserve"> </w:t>
       </w:r>
       <m:oMath>
@@ -438,11 +504,14 @@
         </m:sSub>
       </m:oMath>
       <w:r>
+        <w:rPr>
+          <w:rFonts w:eastAsia="黑体"/>
+        </w:rPr>
         <w:t xml:space="preserve"> </w:t>
       </w:r>
       <w:r>
         <w:rPr>
-          <w:rFonts w:hint="eastAsia"/>
+          <w:rFonts w:hint="eastAsia" w:eastAsia="黑体"/>
         </w:rPr>
         <w:t xml:space="preserve">为外接幻象电源经隔离电阻的供电点。</w:t>
       </w:r>
@@ -451,11 +520,14 @@
       <w:pPr/>
       <w:r>
         <w:rPr>
-          <w:rFonts w:hint="eastAsia"/>
+          <w:rFonts w:hint="eastAsia" w:eastAsia="黑体"/>
         </w:rPr>
         <w:t xml:space="preserve">各元件管脚连接：运放</w:t>
       </w:r>
       <w:r>
+        <w:rPr>
+          <w:rFonts w:eastAsia="黑体"/>
+        </w:rPr>
         <w:t xml:space="preserve"> </w:t>
       </w:r>
       <m:oMath>
@@ -473,24 +545,33 @@
         </m:sSub>
       </m:oMath>
       <w:r>
+        <w:rPr>
+          <w:rFonts w:eastAsia="黑体"/>
+        </w:rPr>
         <w:t xml:space="preserve"> </w:t>
       </w:r>
       <w:r>
         <w:rPr>
-          <w:rFonts w:hint="eastAsia"/>
+          <w:rFonts w:hint="eastAsia" w:eastAsia="黑体"/>
         </w:rPr>
         <w:t xml:space="preserve">的</w:t>
       </w:r>
       <w:r>
+        <w:rPr>
+          <w:rFonts w:eastAsia="黑体"/>
+        </w:rPr>
         <w:t xml:space="preserve"> IN+ </w:t>
       </w:r>
       <w:r>
         <w:rPr>
-          <w:rFonts w:hint="eastAsia"/>
+          <w:rFonts w:hint="eastAsia" w:eastAsia="黑体"/>
         </w:rPr>
         <w:t xml:space="preserve">接</w:t>
       </w:r>
       <w:r>
+        <w:rPr>
+          <w:rFonts w:eastAsia="黑体"/>
+        </w:rPr>
         <w:t xml:space="preserve"> </w:t>
       </w:r>
       <m:oMath>
@@ -512,20 +593,26 @@
       </m:oMath>
       <w:r>
         <w:rPr>
-          <w:rFonts w:hint="eastAsia"/>
+          <w:rFonts w:hint="eastAsia" w:eastAsia="黑体"/>
         </w:rPr>
         <w:t xml:space="preserve">，IN−</w:t>
       </w:r>
       <w:r>
+        <w:rPr>
+          <w:rFonts w:eastAsia="黑体"/>
+        </w:rPr>
         <w:t xml:space="preserve"> </w:t>
       </w:r>
       <w:r>
         <w:rPr>
-          <w:rFonts w:hint="eastAsia"/>
+          <w:rFonts w:hint="eastAsia" w:eastAsia="黑体"/>
         </w:rPr>
         <w:t xml:space="preserve">接</w:t>
       </w:r>
       <w:r>
+        <w:rPr>
+          <w:rFonts w:eastAsia="黑体"/>
+        </w:rPr>
         <w:t xml:space="preserve"> </w:t>
       </w:r>
       <m:oMath>
@@ -547,20 +634,26 @@
       </m:oMath>
       <w:r>
         <w:rPr>
-          <w:rFonts w:hint="eastAsia"/>
+          <w:rFonts w:hint="eastAsia" w:eastAsia="黑体"/>
         </w:rPr>
         <w:t xml:space="preserve">，OUT</w:t>
       </w:r>
       <w:r>
+        <w:rPr>
+          <w:rFonts w:eastAsia="黑体"/>
+        </w:rPr>
         <w:t xml:space="preserve"> </w:t>
       </w:r>
       <w:r>
         <w:rPr>
-          <w:rFonts w:hint="eastAsia"/>
+          <w:rFonts w:hint="eastAsia" w:eastAsia="黑体"/>
         </w:rPr>
         <w:t xml:space="preserve">接</w:t>
       </w:r>
       <w:r>
+        <w:rPr>
+          <w:rFonts w:eastAsia="黑体"/>
+        </w:rPr>
         <w:t xml:space="preserve"> </w:t>
       </w:r>
       <m:oMath>
@@ -585,20 +678,26 @@
       </m:oMath>
       <w:r>
         <w:rPr>
-          <w:rFonts w:hint="eastAsia"/>
+          <w:rFonts w:hint="eastAsia" w:eastAsia="黑体"/>
         </w:rPr>
         <w:t xml:space="preserve">，V+、V−</w:t>
       </w:r>
       <w:r>
+        <w:rPr>
+          <w:rFonts w:eastAsia="黑体"/>
+        </w:rPr>
         <w:t xml:space="preserve"> </w:t>
       </w:r>
       <w:r>
         <w:rPr>
-          <w:rFonts w:hint="eastAsia"/>
+          <w:rFonts w:hint="eastAsia" w:eastAsia="黑体"/>
         </w:rPr>
         <w:t xml:space="preserve">分接正负电源；耦合电容</w:t>
       </w:r>
       <w:r>
+        <w:rPr>
+          <w:rFonts w:eastAsia="黑体"/>
+        </w:rPr>
         <w:t xml:space="preserve"> </w:t>
       </w:r>
       <m:oMath>
@@ -616,15 +715,21 @@
         </m:sSub>
       </m:oMath>
       <w:r>
+        <w:rPr>
+          <w:rFonts w:eastAsia="黑体"/>
+        </w:rPr>
         <w:t xml:space="preserve"> </w:t>
       </w:r>
       <w:r>
         <w:rPr>
-          <w:rFonts w:hint="eastAsia"/>
+          <w:rFonts w:hint="eastAsia" w:eastAsia="黑体"/>
         </w:rPr>
         <w:t xml:space="preserve">一端接</w:t>
       </w:r>
       <w:r>
+        <w:rPr>
+          <w:rFonts w:eastAsia="黑体"/>
+        </w:rPr>
         <w:t xml:space="preserve"> </w:t>
       </w:r>
       <m:oMath>
@@ -652,11 +757,14 @@
       </m:oMath>
       <w:r>
         <w:rPr>
-          <w:rFonts w:hint="eastAsia"/>
+          <w:rFonts w:hint="eastAsia" w:eastAsia="黑体"/>
         </w:rPr>
         <w:t xml:space="preserve">，另一端接</w:t>
       </w:r>
       <w:r>
+        <w:rPr>
+          <w:rFonts w:eastAsia="黑体"/>
+        </w:rPr>
         <w:t xml:space="preserve"> </w:t>
       </w:r>
       <m:oMath>
@@ -678,11 +786,14 @@
       </m:oMath>
       <w:r>
         <w:rPr>
-          <w:rFonts w:hint="eastAsia"/>
+          <w:rFonts w:hint="eastAsia" w:eastAsia="黑体"/>
         </w:rPr>
         <w:t xml:space="preserve">；电容</w:t>
       </w:r>
       <w:r>
+        <w:rPr>
+          <w:rFonts w:eastAsia="黑体"/>
+        </w:rPr>
         <w:t xml:space="preserve"> </w:t>
       </w:r>
       <m:oMath>
@@ -700,15 +811,21 @@
         </m:sSub>
       </m:oMath>
       <w:r>
+        <w:rPr>
+          <w:rFonts w:eastAsia="黑体"/>
+        </w:rPr>
         <w:t xml:space="preserve"> </w:t>
       </w:r>
       <w:r>
         <w:rPr>
-          <w:rFonts w:hint="eastAsia"/>
+          <w:rFonts w:hint="eastAsia" w:eastAsia="黑体"/>
         </w:rPr>
         <w:t xml:space="preserve">一端接</w:t>
       </w:r>
       <w:r>
+        <w:rPr>
+          <w:rFonts w:eastAsia="黑体"/>
+        </w:rPr>
         <w:t xml:space="preserve"> </w:t>
       </w:r>
       <m:oMath>
@@ -736,11 +853,14 @@
       </m:oMath>
       <w:r>
         <w:rPr>
-          <w:rFonts w:hint="eastAsia"/>
+          <w:rFonts w:hint="eastAsia" w:eastAsia="黑体"/>
         </w:rPr>
         <w:t xml:space="preserve">，另一端接</w:t>
       </w:r>
       <w:r>
+        <w:rPr>
+          <w:rFonts w:eastAsia="黑体"/>
+        </w:rPr>
         <w:t xml:space="preserve"> </w:t>
       </w:r>
       <m:oMath>
@@ -762,11 +882,14 @@
       </m:oMath>
       <w:r>
         <w:rPr>
-          <w:rFonts w:hint="eastAsia"/>
+          <w:rFonts w:hint="eastAsia" w:eastAsia="黑体"/>
         </w:rPr>
         <w:t xml:space="preserve">；输入电阻</w:t>
       </w:r>
       <w:r>
+        <w:rPr>
+          <w:rFonts w:eastAsia="黑体"/>
+        </w:rPr>
         <w:t xml:space="preserve"> </w:t>
       </w:r>
       <m:oMath>
@@ -784,15 +907,21 @@
         </m:sSub>
       </m:oMath>
       <w:r>
+        <w:rPr>
+          <w:rFonts w:eastAsia="黑体"/>
+        </w:rPr>
         <w:t xml:space="preserve"> </w:t>
       </w:r>
       <w:r>
         <w:rPr>
-          <w:rFonts w:hint="eastAsia"/>
+          <w:rFonts w:hint="eastAsia" w:eastAsia="黑体"/>
         </w:rPr>
         <w:t xml:space="preserve">一端接</w:t>
       </w:r>
       <w:r>
+        <w:rPr>
+          <w:rFonts w:eastAsia="黑体"/>
+        </w:rPr>
         <w:t xml:space="preserve"> </w:t>
       </w:r>
       <m:oMath>
@@ -814,16 +943,19 @@
       </m:oMath>
       <w:r>
         <w:rPr>
-          <w:rFonts w:hint="eastAsia"/>
+          <w:rFonts w:hint="eastAsia" w:eastAsia="黑体"/>
         </w:rPr>
         <w:t xml:space="preserve">、另一端接</w:t>
       </w:r>
       <w:r>
+        <w:rPr>
+          <w:rFonts w:eastAsia="黑体"/>
+        </w:rPr>
         <w:t xml:space="preserve"> </w:t>
       </w:r>
       <w:r>
         <w:rPr>
-          <w:rFonts w:hint="eastAsia"/>
+          <w:rFonts w:hint="eastAsia" w:eastAsia="黑体"/>
         </w:rPr>
         <w:t xml:space="preserve">GND，</w:t>
       </w:r>
@@ -842,15 +974,21 @@
         </m:sSub>
       </m:oMath>
       <w:r>
+        <w:rPr>
+          <w:rFonts w:eastAsia="黑体"/>
+        </w:rPr>
         <w:t xml:space="preserve"> </w:t>
       </w:r>
       <w:r>
         <w:rPr>
-          <w:rFonts w:hint="eastAsia"/>
+          <w:rFonts w:hint="eastAsia" w:eastAsia="黑体"/>
         </w:rPr>
         <w:t xml:space="preserve">一端接</w:t>
       </w:r>
       <w:r>
+        <w:rPr>
+          <w:rFonts w:eastAsia="黑体"/>
+        </w:rPr>
         <w:t xml:space="preserve"> </w:t>
       </w:r>
       <m:oMath>
@@ -872,20 +1010,26 @@
       </m:oMath>
       <w:r>
         <w:rPr>
-          <w:rFonts w:hint="eastAsia"/>
+          <w:rFonts w:hint="eastAsia" w:eastAsia="黑体"/>
         </w:rPr>
         <w:t xml:space="preserve">、另一端接</w:t>
       </w:r>
       <w:r>
+        <w:rPr>
+          <w:rFonts w:eastAsia="黑体"/>
+        </w:rPr>
         <w:t xml:space="preserve"> </w:t>
       </w:r>
       <w:r>
         <w:rPr>
-          <w:rFonts w:hint="eastAsia"/>
+          <w:rFonts w:hint="eastAsia" w:eastAsia="黑体"/>
         </w:rPr>
         <w:t xml:space="preserve">GND；反馈电阻</w:t>
       </w:r>
       <w:r>
+        <w:rPr>
+          <w:rFonts w:eastAsia="黑体"/>
+        </w:rPr>
         <w:t xml:space="preserve"> </w:t>
       </w:r>
       <m:oMath>
@@ -903,15 +1047,21 @@
         </m:sSub>
       </m:oMath>
       <w:r>
+        <w:rPr>
+          <w:rFonts w:eastAsia="黑体"/>
+        </w:rPr>
         <w:t xml:space="preserve"> </w:t>
       </w:r>
       <w:r>
         <w:rPr>
-          <w:rFonts w:hint="eastAsia"/>
+          <w:rFonts w:hint="eastAsia" w:eastAsia="黑体"/>
         </w:rPr>
         <w:t xml:space="preserve">一端接</w:t>
       </w:r>
       <w:r>
+        <w:rPr>
+          <w:rFonts w:eastAsia="黑体"/>
+        </w:rPr>
         <w:t xml:space="preserve"> </w:t>
       </w:r>
       <m:oMath>
@@ -936,11 +1086,14 @@
       </m:oMath>
       <w:r>
         <w:rPr>
-          <w:rFonts w:hint="eastAsia"/>
+          <w:rFonts w:hint="eastAsia" w:eastAsia="黑体"/>
         </w:rPr>
         <w:t xml:space="preserve">，另一端接</w:t>
       </w:r>
       <w:r>
+        <w:rPr>
+          <w:rFonts w:eastAsia="黑体"/>
+        </w:rPr>
         <w:t xml:space="preserve"> </w:t>
       </w:r>
       <m:oMath>
@@ -962,11 +1115,14 @@
       </m:oMath>
       <w:r>
         <w:rPr>
-          <w:rFonts w:hint="eastAsia"/>
+          <w:rFonts w:hint="eastAsia" w:eastAsia="黑体"/>
         </w:rPr>
         <w:t xml:space="preserve">；增益电阻</w:t>
       </w:r>
       <w:r>
+        <w:rPr>
+          <w:rFonts w:eastAsia="黑体"/>
+        </w:rPr>
         <w:t xml:space="preserve"> </w:t>
       </w:r>
       <m:oMath>
@@ -984,15 +1140,21 @@
         </m:sSub>
       </m:oMath>
       <w:r>
+        <w:rPr>
+          <w:rFonts w:eastAsia="黑体"/>
+        </w:rPr>
         <w:t xml:space="preserve"> </w:t>
       </w:r>
       <w:r>
         <w:rPr>
-          <w:rFonts w:hint="eastAsia"/>
+          <w:rFonts w:hint="eastAsia" w:eastAsia="黑体"/>
         </w:rPr>
         <w:t xml:space="preserve">一端接</w:t>
       </w:r>
       <w:r>
+        <w:rPr>
+          <w:rFonts w:eastAsia="黑体"/>
+        </w:rPr>
         <w:t xml:space="preserve"> </w:t>
       </w:r>
       <m:oMath>
@@ -1014,20 +1176,26 @@
       </m:oMath>
       <w:r>
         <w:rPr>
-          <w:rFonts w:hint="eastAsia"/>
+          <w:rFonts w:hint="eastAsia" w:eastAsia="黑体"/>
         </w:rPr>
         <w:t xml:space="preserve">，另一端接</w:t>
       </w:r>
       <w:r>
+        <w:rPr>
+          <w:rFonts w:eastAsia="黑体"/>
+        </w:rPr>
         <w:t xml:space="preserve"> </w:t>
       </w:r>
       <w:r>
         <w:rPr>
-          <w:rFonts w:hint="eastAsia"/>
+          <w:rFonts w:hint="eastAsia" w:eastAsia="黑体"/>
         </w:rPr>
         <w:t xml:space="preserve">GND（同相连接时</w:t>
       </w:r>
       <w:r>
+        <w:rPr>
+          <w:rFonts w:eastAsia="黑体"/>
+        </w:rPr>
         <w:t xml:space="preserve"> </w:t>
       </w:r>
       <m:oMath>
@@ -1063,15 +1231,21 @@
         </m:sSub>
       </m:oMath>
       <w:r>
+        <w:rPr>
+          <w:rFonts w:eastAsia="黑体"/>
+        </w:rPr>
         <w:t xml:space="preserve"> </w:t>
       </w:r>
       <w:r>
         <w:rPr>
-          <w:rFonts w:hint="eastAsia"/>
+          <w:rFonts w:hint="eastAsia" w:eastAsia="黑体"/>
         </w:rPr>
         <w:t xml:space="preserve">定增益）；驻极体偏置电阻</w:t>
       </w:r>
       <w:r>
+        <w:rPr>
+          <w:rFonts w:eastAsia="黑体"/>
+        </w:rPr>
         <w:t xml:space="preserve"> </w:t>
       </w:r>
       <m:oMath>
@@ -1089,15 +1263,21 @@
         </m:sSub>
       </m:oMath>
       <w:r>
+        <w:rPr>
+          <w:rFonts w:eastAsia="黑体"/>
+        </w:rPr>
         <w:t xml:space="preserve"> </w:t>
       </w:r>
       <w:r>
         <w:rPr>
-          <w:rFonts w:hint="eastAsia"/>
+          <w:rFonts w:hint="eastAsia" w:eastAsia="黑体"/>
         </w:rPr>
         <w:t xml:space="preserve">一端接</w:t>
       </w:r>
       <w:r>
+        <w:rPr>
+          <w:rFonts w:eastAsia="黑体"/>
+        </w:rPr>
         <w:t xml:space="preserve"> </w:t>
       </w:r>
       <m:oMath>
@@ -1119,11 +1299,14 @@
       </m:oMath>
       <w:r>
         <w:rPr>
-          <w:rFonts w:hint="eastAsia"/>
+          <w:rFonts w:hint="eastAsia" w:eastAsia="黑体"/>
         </w:rPr>
         <w:t xml:space="preserve">（或偏置电源）、另一端接</w:t>
       </w:r>
       <w:r>
+        <w:rPr>
+          <w:rFonts w:eastAsia="黑体"/>
+        </w:rPr>
         <w:t xml:space="preserve"> </w:t>
       </w:r>
       <m:oMath>
@@ -1151,7 +1334,7 @@
       </m:oMath>
       <w:r>
         <w:rPr>
-          <w:rFonts w:hint="eastAsia"/>
+          <w:rFonts w:hint="eastAsia" w:eastAsia="黑体"/>
         </w:rPr>
         <w:t xml:space="preserve">，为驻极体电容话筒提供极化。</w:t>
       </w:r>
@@ -1160,7 +1343,7 @@
       <w:pPr/>
       <w:r>
         <w:rPr>
-          <w:rFonts w:hint="eastAsia"/>
+          <w:rFonts w:hint="eastAsia" w:eastAsia="黑体"/>
         </w:rPr>
         <w:t xml:space="preserve">该电路为差分（平衡）同相输入的低噪声话筒前置放大，</w:t>
       </w:r>
@@ -1197,11 +1380,14 @@
         </m:sSub>
       </m:oMath>
       <w:r>
+        <w:rPr>
+          <w:rFonts w:eastAsia="黑体"/>
+        </w:rPr>
         <w:t xml:space="preserve"> </w:t>
       </w:r>
       <w:r>
         <w:rPr>
-          <w:rFonts w:hint="eastAsia"/>
+          <w:rFonts w:hint="eastAsia" w:eastAsia="黑体"/>
         </w:rPr>
         <w:t xml:space="preserve">决定增益，差分结构抑制长线共模工频干扰。</w:t>
       </w:r>
@@ -1214,7 +1400,7 @@
       </w:pPr>
       <w:r>
         <w:rPr>
-          <w:rFonts w:hint="eastAsia"/>
+          <w:rFonts w:hint="eastAsia" w:eastAsia="黑体"/>
         </w:rPr>
         <w:t xml:space="preserve">工作原理</w:t>
       </w:r>
@@ -1225,16 +1411,19 @@
       </w:pPr>
       <w:r>
         <w:rPr>
-          <w:rFonts w:hint="eastAsia"/>
+          <w:rFonts w:hint="eastAsia" w:eastAsia="黑体"/>
         </w:rPr>
         <w:t xml:space="preserve">话筒把声压转换为微小电信号，经运放放大后输出。动圈话筒无需电源；电容话筒需通过电阻提供极化电压（驻极体）或</w:t>
       </w:r>
       <w:r>
+        <w:rPr>
+          <w:rFonts w:eastAsia="黑体"/>
+        </w:rPr>
         <w:t xml:space="preserve"> 48 V </w:t>
       </w:r>
       <w:r>
         <w:rPr>
-          <w:rFonts w:hint="eastAsia"/>
+          <w:rFonts w:hint="eastAsia" w:eastAsia="黑体"/>
         </w:rPr>
         <w:t xml:space="preserve">幻象电源（专业电容话筒）。差分输入结构利用运放共模抑制能力消除长线引入的工频与干扰。</w:t>
       </w:r>
@@ -1247,7 +1436,7 @@
       </w:pPr>
       <w:r>
         <w:rPr>
-          <w:rFonts w:hint="eastAsia"/>
+          <w:rFonts w:hint="eastAsia" w:eastAsia="黑体"/>
         </w:rPr>
         <w:t xml:space="preserve">关键计算公式</w:t>
       </w:r>
@@ -1261,7 +1450,7 @@
       </w:pPr>
       <w:r>
         <w:rPr>
-          <w:rFonts w:hint="eastAsia"/>
+          <w:rFonts w:hint="eastAsia" w:eastAsia="黑体"/>
         </w:rPr>
         <w:t xml:space="preserve">电压增益（同相/差分）：</w:t>
       </w:r>
@@ -1348,7 +1537,7 @@
       </w:pPr>
       <w:r>
         <w:rPr>
-          <w:rFonts w:hint="eastAsia"/>
+          <w:rFonts w:hint="eastAsia" w:eastAsia="黑体"/>
         </w:rPr>
         <w:t xml:space="preserve">共模抑制比（差分管级）：</w:t>
       </w:r>
@@ -1476,7 +1665,7 @@
       </w:pPr>
       <w:r>
         <w:rPr>
-          <w:rFonts w:hint="eastAsia"/>
+          <w:rFonts w:hint="eastAsia" w:eastAsia="黑体"/>
         </w:rPr>
         <w:t xml:space="preserve">输入等效噪声（折算到输入端）：</w:t>
       </w:r>
@@ -1600,7 +1789,7 @@
       </w:pPr>
       <w:r>
         <w:rPr>
-          <w:rFonts w:hint="eastAsia"/>
+          <w:rFonts w:hint="eastAsia" w:eastAsia="黑体"/>
         </w:rPr>
         <w:t xml:space="preserve">幻象电源馈电电阻典型值：</w:t>
       </w:r>
@@ -1698,7 +1887,7 @@
             </w:pPr>
             <w:r>
               <w:rPr>
-                <w:rFonts w:hint="eastAsia"/>
+                <w:rFonts w:hint="eastAsia" w:eastAsia="黑体"/>
               </w:rPr>
               <w:t xml:space="preserve">符号</w:t>
             </w:r>
@@ -1712,7 +1901,7 @@
             </w:pPr>
             <w:r>
               <w:rPr>
-                <w:rFonts w:hint="eastAsia"/>
+                <w:rFonts w:hint="eastAsia" w:eastAsia="黑体"/>
               </w:rPr>
               <w:t xml:space="preserve">含义</w:t>
             </w:r>
@@ -1726,7 +1915,7 @@
             </w:pPr>
             <w:r>
               <w:rPr>
-                <w:rFonts w:hint="eastAsia"/>
+                <w:rFonts w:hint="eastAsia" w:eastAsia="黑体"/>
               </w:rPr>
               <w:t xml:space="preserve">单位</w:t>
             </w:r>
@@ -1755,6 +1944,9 @@
               </m:sSub>
             </m:oMath>
             <w:r>
+              <w:rPr>
+                <w:rFonts w:eastAsia="黑体"/>
+              </w:rPr>
               <w:t xml:space="preserve">​</w:t>
             </w:r>
           </w:p>
@@ -1767,7 +1959,7 @@
             </w:pPr>
             <w:r>
               <w:rPr>
-                <w:rFonts w:hint="eastAsia"/>
+                <w:rFonts w:hint="eastAsia" w:eastAsia="黑体"/>
               </w:rPr>
               <w:t xml:space="preserve">电压增益</w:t>
             </w:r>
@@ -1780,6 +1972,9 @@
               <w:pStyle w:val="Compact"/>
             </w:pPr>
             <w:r>
+              <w:rPr>
+                <w:rFonts w:eastAsia="黑体"/>
+              </w:rPr>
               <w:t xml:space="preserve">—</w:t>
             </w:r>
           </w:p>
@@ -1825,6 +2020,9 @@
               </m:sSub>
             </m:oMath>
             <w:r>
+              <w:rPr>
+                <w:rFonts w:eastAsia="黑体"/>
+              </w:rPr>
               <w:t xml:space="preserve">​</w:t>
             </w:r>
           </w:p>
@@ -1837,7 +2035,7 @@
             </w:pPr>
             <w:r>
               <w:rPr>
-                <w:rFonts w:hint="eastAsia"/>
+                <w:rFonts w:hint="eastAsia" w:eastAsia="黑体"/>
               </w:rPr>
               <w:t xml:space="preserve">反馈/增益电阻</w:t>
             </w:r>
@@ -1850,6 +2048,9 @@
               <w:pStyle w:val="Compact"/>
             </w:pPr>
             <w:r>
+              <w:rPr>
+                <w:rFonts w:eastAsia="黑体"/>
+              </w:rPr>
               <w:t xml:space="preserve">Ω</w:t>
             </w:r>
           </w:p>
@@ -1895,6 +2096,9 @@
               </m:sSub>
             </m:oMath>
             <w:r>
+              <w:rPr>
+                <w:rFonts w:eastAsia="黑体"/>
+              </w:rPr>
               <w:t xml:space="preserve">​</w:t>
             </w:r>
           </w:p>
@@ -1907,7 +2111,7 @@
             </w:pPr>
             <w:r>
               <w:rPr>
-                <w:rFonts w:hint="eastAsia"/>
+                <w:rFonts w:hint="eastAsia" w:eastAsia="黑体"/>
               </w:rPr>
               <w:t xml:space="preserve">差模、共模增益</w:t>
             </w:r>
@@ -1920,6 +2124,9 @@
               <w:pStyle w:val="Compact"/>
             </w:pPr>
             <w:r>
+              <w:rPr>
+                <w:rFonts w:eastAsia="黑体"/>
+              </w:rPr>
               <w:t xml:space="preserve">—</w:t>
             </w:r>
           </w:p>
@@ -1947,6 +2154,9 @@
               </m:sSub>
             </m:oMath>
             <w:r>
+              <w:rPr>
+                <w:rFonts w:eastAsia="黑体"/>
+              </w:rPr>
               <w:t xml:space="preserve">​</w:t>
             </w:r>
           </w:p>
@@ -1959,7 +2169,7 @@
             </w:pPr>
             <w:r>
               <w:rPr>
-                <w:rFonts w:hint="eastAsia"/>
+                <w:rFonts w:hint="eastAsia" w:eastAsia="黑体"/>
               </w:rPr>
               <w:t xml:space="preserve">运放输入电压噪声密度</w:t>
             </w:r>
@@ -2002,6 +2212,9 @@
               </m:rad>
             </m:oMath>
             <w:r>
+              <w:rPr>
+                <w:rFonts w:eastAsia="黑体"/>
+              </w:rPr>
               <w:t xml:space="preserve">​</w:t>
             </w:r>
           </w:p>
@@ -2029,6 +2242,9 @@
               </m:sSub>
             </m:oMath>
             <w:r>
+              <w:rPr>
+                <w:rFonts w:eastAsia="黑体"/>
+              </w:rPr>
               <w:t xml:space="preserve">​</w:t>
             </w:r>
           </w:p>
@@ -2041,7 +2257,7 @@
             </w:pPr>
             <w:r>
               <w:rPr>
-                <w:rFonts w:hint="eastAsia"/>
+                <w:rFonts w:hint="eastAsia" w:eastAsia="黑体"/>
               </w:rPr>
               <w:t xml:space="preserve">运放输入电流噪声密度</w:t>
             </w:r>
@@ -2084,6 +2300,9 @@
               </m:rad>
             </m:oMath>
             <w:r>
+              <w:rPr>
+                <w:rFonts w:eastAsia="黑体"/>
+              </w:rPr>
               <w:t xml:space="preserve">​</w:t>
             </w:r>
           </w:p>
@@ -2111,6 +2330,9 @@
               </m:sSub>
             </m:oMath>
             <w:r>
+              <w:rPr>
+                <w:rFonts w:eastAsia="黑体"/>
+              </w:rPr>
               <w:t xml:space="preserve">​</w:t>
             </w:r>
           </w:p>
@@ -2123,7 +2345,7 @@
             </w:pPr>
             <w:r>
               <w:rPr>
-                <w:rFonts w:hint="eastAsia"/>
+                <w:rFonts w:hint="eastAsia" w:eastAsia="黑体"/>
               </w:rPr>
               <w:t xml:space="preserve">源阻抗</w:t>
             </w:r>
@@ -2136,6 +2358,9 @@
               <w:pStyle w:val="Compact"/>
             </w:pPr>
             <w:r>
+              <w:rPr>
+                <w:rFonts w:eastAsia="黑体"/>
+              </w:rPr>
               <w:t xml:space="preserve">Ω</w:t>
             </w:r>
           </w:p>
@@ -2150,7 +2375,7 @@
       </w:pPr>
       <w:r>
         <w:rPr>
-          <w:rFonts w:hint="eastAsia"/>
+          <w:rFonts w:hint="eastAsia" w:eastAsia="黑体"/>
         </w:rPr>
         <w:t xml:space="preserve">元件调整影响</w:t>
       </w:r>
@@ -2165,6 +2390,7 @@
       </w:pPr>
       <w:r>
         <w:rPr>
+          <w:rFonts w:eastAsia="黑体"/>
           <w:b/>
           <w:bCs/>
         </w:rPr>
@@ -2172,7 +2398,7 @@
       </w:r>
       <w:r>
         <w:rPr>
-          <w:rFonts w:hint="eastAsia"/>
+          <w:rFonts w:hint="eastAsia" w:eastAsia="黑体"/>
           <w:b/>
           <w:bCs/>
         </w:rPr>
@@ -2180,6 +2406,7 @@
       </w:r>
       <w:r>
         <w:rPr>
+          <w:rFonts w:eastAsia="黑体"/>
           <w:b/>
           <w:bCs/>
         </w:rPr>
@@ -2187,21 +2414,27 @@
       </w:r>
       <w:r>
         <w:rPr>
-          <w:rFonts w:hint="eastAsia"/>
+          <w:rFonts w:hint="eastAsia" w:eastAsia="黑体"/>
           <w:b/>
           <w:bCs/>
         </w:rPr>
         <w:t xml:space="preserve">↓）</w:t>
       </w:r>
       <w:r>
+        <w:rPr>
+          <w:rFonts w:eastAsia="黑体"/>
+        </w:rPr>
         <w:t xml:space="preserve"> </w:t>
       </w:r>
       <w:r>
+        <w:rPr>
+          <w:rFonts w:eastAsia="黑体"/>
+        </w:rPr>
         <w:t xml:space="preserve">→ </w:t>
       </w:r>
       <w:r>
         <w:rPr>
-          <w:rFonts w:hint="eastAsia"/>
+          <w:rFonts w:hint="eastAsia" w:eastAsia="黑体"/>
         </w:rPr>
         <w:t xml:space="preserve">增益升高，但输出噪声与失真增大。</w:t>
       </w:r>
@@ -2216,7 +2449,7 @@
       </w:pPr>
       <w:r>
         <w:rPr>
-          <w:rFonts w:hint="eastAsia"/>
+          <w:rFonts w:hint="eastAsia" w:eastAsia="黑体"/>
           <w:b/>
           <w:bCs/>
         </w:rPr>
@@ -2224,20 +2457,27 @@
       </w:r>
       <w:r>
         <w:rPr>
+          <w:rFonts w:eastAsia="黑体"/>
           <w:b/>
           <w:bCs/>
         </w:rPr>
         <w:t xml:space="preserve"> Rs ↑</w:t>
       </w:r>
       <w:r>
+        <w:rPr>
+          <w:rFonts w:eastAsia="黑体"/>
+        </w:rPr>
         <w:t xml:space="preserve"> </w:t>
       </w:r>
       <w:r>
+        <w:rPr>
+          <w:rFonts w:eastAsia="黑体"/>
+        </w:rPr>
         <w:t xml:space="preserve">→ </w:t>
       </w:r>
       <w:r>
         <w:rPr>
-          <w:rFonts w:hint="eastAsia"/>
+          <w:rFonts w:hint="eastAsia" w:eastAsia="黑体"/>
         </w:rPr>
         <w:t xml:space="preserve">输入电流噪声贡献增大，需选低电流噪声运放。</w:t>
       </w:r>
@@ -2252,7 +2492,7 @@
       </w:pPr>
       <w:r>
         <w:rPr>
-          <w:rFonts w:hint="eastAsia"/>
+          <w:rFonts w:hint="eastAsia" w:eastAsia="黑体"/>
           <w:b/>
           <w:bCs/>
         </w:rPr>
@@ -2260,20 +2500,27 @@
       </w:r>
       <w:r>
         <w:rPr>
+          <w:rFonts w:eastAsia="黑体"/>
           <w:b/>
           <w:bCs/>
         </w:rPr>
         <w:t xml:space="preserve"> ↑</w:t>
       </w:r>
       <w:r>
+        <w:rPr>
+          <w:rFonts w:eastAsia="黑体"/>
+        </w:rPr>
         <w:t xml:space="preserve"> </w:t>
       </w:r>
       <w:r>
+        <w:rPr>
+          <w:rFonts w:eastAsia="黑体"/>
+        </w:rPr>
         <w:t xml:space="preserve">→ </w:t>
       </w:r>
       <w:r>
         <w:rPr>
-          <w:rFonts w:hint="eastAsia"/>
+          <w:rFonts w:hint="eastAsia" w:eastAsia="黑体"/>
         </w:rPr>
         <w:t xml:space="preserve">电容话筒供电电压下降、噪声增大；过小则旁路信号。</w:t>
       </w:r>
@@ -2288,7 +2535,7 @@
       </w:pPr>
       <w:r>
         <w:rPr>
-          <w:rFonts w:hint="eastAsia"/>
+          <w:rFonts w:hint="eastAsia" w:eastAsia="黑体"/>
         </w:rPr>
         <w:t xml:space="preserve">增益越高，等效输入噪声要求越严，须用低噪声器件与短走线。</w:t>
       </w:r>
@@ -2301,7 +2548,7 @@
       </w:pPr>
       <w:r>
         <w:rPr>
-          <w:rFonts w:hint="eastAsia"/>
+          <w:rFonts w:hint="eastAsia" w:eastAsia="黑体"/>
         </w:rPr>
         <w:t xml:space="preserve">典型参数示例</w:t>
       </w:r>
@@ -2316,11 +2563,14 @@
       </w:pPr>
       <w:r>
         <w:rPr>
-          <w:rFonts w:hint="eastAsia"/>
+          <w:rFonts w:hint="eastAsia" w:eastAsia="黑体"/>
         </w:rPr>
         <w:t xml:space="preserve">设</w:t>
       </w:r>
       <w:r>
+        <w:rPr>
+          <w:rFonts w:eastAsia="黑体"/>
+        </w:rPr>
         <w:t xml:space="preserve"> </w:t>
       </w:r>
       <m:oMath>
@@ -2357,6 +2607,9 @@
         </m:r>
       </m:oMath>
       <w:r>
+        <w:rPr>
+          <w:rFonts w:eastAsia="黑体"/>
+        </w:rPr>
         <w:t xml:space="preserve">、</w:t>
       </w:r>
       <m:oMath>
@@ -2394,7 +2647,7 @@
       </m:oMath>
       <w:r>
         <w:rPr>
-          <w:rFonts w:hint="eastAsia"/>
+          <w:rFonts w:hint="eastAsia" w:eastAsia="黑体"/>
         </w:rPr>
         <w:t xml:space="preserve">：</w:t>
       </w:r>
@@ -2453,16 +2706,19 @@
       </m:oMath>
       <w:r>
         <w:rPr>
-          <w:rFonts w:hint="eastAsia"/>
+          <w:rFonts w:hint="eastAsia" w:eastAsia="黑体"/>
         </w:rPr>
         <w:t xml:space="preserve">（约</w:t>
       </w:r>
       <w:r>
+        <w:rPr>
+          <w:rFonts w:eastAsia="黑体"/>
+        </w:rPr>
         <w:t xml:space="preserve"> 15 </w:t>
       </w:r>
       <w:r>
         <w:rPr>
-          <w:rFonts w:hint="eastAsia"/>
+          <w:rFonts w:hint="eastAsia" w:eastAsia="黑体"/>
         </w:rPr>
         <w:t xml:space="preserve">dB）。</w:t>
       </w:r>
@@ -2477,11 +2733,14 @@
       </w:pPr>
       <w:r>
         <w:rPr>
-          <w:rFonts w:hint="eastAsia"/>
+          <w:rFonts w:hint="eastAsia" w:eastAsia="黑体"/>
         </w:rPr>
         <w:t xml:space="preserve">设</w:t>
       </w:r>
       <w:r>
+        <w:rPr>
+          <w:rFonts w:eastAsia="黑体"/>
+        </w:rPr>
         <w:t xml:space="preserve"> </w:t>
       </w:r>
       <m:oMath>
@@ -2518,6 +2777,9 @@
         </m:r>
       </m:oMath>
       <w:r>
+        <w:rPr>
+          <w:rFonts w:eastAsia="黑体"/>
+        </w:rPr>
         <w:t xml:space="preserve">、</w:t>
       </w:r>
       <m:oMath>
@@ -2554,7 +2816,7 @@
       </m:oMath>
       <w:r>
         <w:rPr>
-          <w:rFonts w:hint="eastAsia"/>
+          <w:rFonts w:hint="eastAsia" w:eastAsia="黑体"/>
         </w:rPr>
         <w:t xml:space="preserve">：</w:t>
       </w:r>
@@ -2613,16 +2875,19 @@
       </m:oMath>
       <w:r>
         <w:rPr>
-          <w:rFonts w:hint="eastAsia"/>
+          <w:rFonts w:hint="eastAsia" w:eastAsia="黑体"/>
         </w:rPr>
         <w:t xml:space="preserve">（约</w:t>
       </w:r>
       <w:r>
+        <w:rPr>
+          <w:rFonts w:eastAsia="黑体"/>
+        </w:rPr>
         <w:t xml:space="preserve"> 40 </w:t>
       </w:r>
       <w:r>
         <w:rPr>
-          <w:rFonts w:hint="eastAsia"/>
+          <w:rFonts w:hint="eastAsia" w:eastAsia="黑体"/>
         </w:rPr>
         <w:t xml:space="preserve">dB）。</w:t>
       </w:r>
@@ -2635,7 +2900,7 @@
       </w:pPr>
       <w:r>
         <w:rPr>
-          <w:rFonts w:hint="eastAsia"/>
+          <w:rFonts w:hint="eastAsia" w:eastAsia="黑体"/>
         </w:rPr>
         <w:t xml:space="preserve">常见器件型号</w:t>
       </w:r>
@@ -2650,7 +2915,7 @@
       </w:pPr>
       <w:r>
         <w:rPr>
-          <w:rFonts w:hint="eastAsia"/>
+          <w:rFonts w:hint="eastAsia" w:eastAsia="黑体"/>
         </w:rPr>
         <w:t xml:space="preserve">低噪声运放：NE5532、OPA1612、AD797、INA163（仪表差分）。</w:t>
       </w:r>
@@ -2665,25 +2930,31 @@
       </w:pPr>
       <w:r>
         <w:rPr>
-          <w:rFonts w:hint="eastAsia"/>
+          <w:rFonts w:hint="eastAsia" w:eastAsia="黑体"/>
         </w:rPr>
         <w:t xml:space="preserve">集成话筒前置：THAT1510、SSM2019、MAX9814（MEMS</w:t>
       </w:r>
       <w:r>
+        <w:rPr>
+          <w:rFonts w:eastAsia="黑体"/>
+        </w:rPr>
         <w:t xml:space="preserve"> </w:t>
       </w:r>
       <w:r>
         <w:rPr>
-          <w:rFonts w:hint="eastAsia"/>
+          <w:rFonts w:hint="eastAsia" w:eastAsia="黑体"/>
         </w:rPr>
         <w:t xml:space="preserve">带</w:t>
       </w:r>
       <w:r>
+        <w:rPr>
+          <w:rFonts w:eastAsia="黑体"/>
+        </w:rPr>
         <w:t xml:space="preserve"> </w:t>
       </w:r>
       <w:r>
         <w:rPr>
-          <w:rFonts w:hint="eastAsia"/>
+          <w:rFonts w:hint="eastAsia" w:eastAsia="黑体"/>
         </w:rPr>
         <w:t xml:space="preserve">AGC）。</w:t>
       </w:r>
@@ -2696,7 +2967,7 @@
       </w:pPr>
       <w:r>
         <w:rPr>
-          <w:rFonts w:hint="eastAsia"/>
+          <w:rFonts w:hint="eastAsia" w:eastAsia="黑体"/>
         </w:rPr>
         <w:t xml:space="preserve">注意事项</w:t>
       </w:r>
@@ -2711,7 +2982,7 @@
       </w:pPr>
       <w:r>
         <w:rPr>
-          <w:rFonts w:hint="eastAsia"/>
+          <w:rFonts w:hint="eastAsia" w:eastAsia="黑体"/>
         </w:rPr>
         <w:t xml:space="preserve">动圈话筒输出弱且源阻抗高，需低电压噪声与低电流噪声的运放。</w:t>
       </w:r>
@@ -2726,7 +2997,7 @@
       </w:pPr>
       <w:r>
         <w:rPr>
-          <w:rFonts w:hint="eastAsia"/>
+          <w:rFonts w:hint="eastAsia" w:eastAsia="黑体"/>
         </w:rPr>
         <w:t xml:space="preserve">电容话筒需施加正确偏置或幻象电源，避免极化电压接反损坏膜片。</w:t>
       </w:r>
@@ -2741,7 +3012,7 @@
       </w:pPr>
       <w:r>
         <w:rPr>
-          <w:rFonts w:hint="eastAsia"/>
+          <w:rFonts w:hint="eastAsia" w:eastAsia="黑体"/>
         </w:rPr>
         <w:t xml:space="preserve">高增益下重点屏蔽与单点接地，防止射频与工频串扰。</w:t>
       </w:r>
@@ -2754,7 +3025,7 @@
       </w:pPr>
       <w:r>
         <w:rPr>
-          <w:rFonts w:hint="eastAsia"/>
+          <w:rFonts w:hint="eastAsia" w:eastAsia="黑体"/>
         </w:rPr>
         <w:t xml:space="preserve">参考资料</w:t>
       </w:r>
@@ -2768,11 +3039,14 @@
         </w:numPr>
       </w:pPr>
       <w:r>
+        <w:rPr>
+          <w:rFonts w:eastAsia="黑体"/>
+        </w:rPr>
         <w:t xml:space="preserve">TI: INA163 </w:t>
       </w:r>
       <w:r>
         <w:rPr>
-          <w:rFonts w:hint="eastAsia"/>
+          <w:rFonts w:hint="eastAsia" w:eastAsia="黑体"/>
         </w:rPr>
         <w:t xml:space="preserve">数据手册（低噪声仪表放大器）。</w:t>
       </w:r>
@@ -2786,6 +3060,9 @@
         </w:numPr>
       </w:pPr>
       <w:r>
+        <w:rPr>
+          <w:rFonts w:eastAsia="黑体"/>
+        </w:rPr>
         <w:t xml:space="preserve">Wikipedia: Microphone preamplifier。</w:t>
       </w:r>
     </w:p>
@@ -2799,7 +3076,7 @@
       </w:pPr>
       <w:r>
         <w:rPr>
-          <w:rFonts w:hint="eastAsia"/>
+          <w:rFonts w:hint="eastAsia" w:eastAsia="黑体"/>
         </w:rPr>
         <w:t xml:space="preserve">《模拟电子技术基础》（童诗白、华成英）仪表放大器。</w:t>
       </w:r>
@@ -2813,11 +3090,11 @@
       </w:pPr>
       <w:r>
         <w:rPr>
-          <w:rFonts w:ascii="Times New Roman" w:hAnsi="Times New Roman"/>
+          <w:rFonts w:ascii="Times New Roman" w:hAnsi="Times New Roman" w:eastAsia="黑体"/>
           <w:color w:val="555555"/>
           <w:sz w:val="21"/>
         </w:rPr>
-        <w:t>材料收集者：杜文杰</w:t>
+        <w:t>材料收集者：杜文杰，WX手机：19519196569，QQ:3478827729</w:t>
       </w:r>
     </w:p>
     <w:sectPr>
@@ -2837,7 +3114,7 @@
 </file>
 
 <file path=word/footer1.xml><?xml version="1.0" encoding="utf-8"?>
-<w:ftr xmlns:m="http://schemas.openxmlformats.org/officeDocument/2006/math" xmlns:mc="http://schemas.openxmlformats.org/markup-compatibility/2006" xmlns:mo="http://schemas.microsoft.com/office/mac/office/2008/main" xmlns:mv="urn:schemas-microsoft-com:mac:vml" xmlns:o="urn:schemas-microsoft-com:office:office" xmlns:r="http://schemas.openxmlformats.org/officeDocument/2006/relationships" xmlns:v="urn:schemas-microsoft-com:vml" xmlns:w10="urn:schemas-microsoft-com:office:word" xmlns:w14="http://schemas.microsoft.com/office/word/2010/wordml" xmlns:w="http://schemas.openxmlformats.org/wordprocessingml/2006/main" xmlns:wne="http://schemas.microsoft.com/office/word/2006/wordml" xmlns:wp14="http://schemas.microsoft.com/office/word/2010/wordprocessingDrawing" xmlns:wp="http://schemas.openxmlformats.org/drawingml/2006/wordprocessingDrawing" xmlns:wpc="http://schemas.microsoft.com/office/word/2010/wordprocessingCanvas" xmlns:wpg="http://schemas.microsoft.com/office/word/2010/wordprocessingGroup" xmlns:wpi="http://schemas.microsoft.com/office/word/2010/wordprocessingInk" xmlns:wps="http://schemas.microsoft.com/office/word/2010/wordprocessingShape" mc:Ignorable="w14 wp14">
+<w:ftr xmlns:mc="http://schemas.openxmlformats.org/markup-compatibility/2006" xmlns:w="http://schemas.openxmlformats.org/wordprocessingml/2006/main" xmlns:m="http://schemas.openxmlformats.org/officeDocument/2006/math" xmlns:mo="http://schemas.microsoft.com/office/mac/office/2008/main" xmlns:mv="urn:schemas-microsoft-com:mac:vml" xmlns:o="urn:schemas-microsoft-com:office:office" xmlns:r="http://schemas.openxmlformats.org/officeDocument/2006/relationships" xmlns:v="urn:schemas-microsoft-com:vml" xmlns:w10="urn:schemas-microsoft-com:office:word" xmlns:w14="http://schemas.microsoft.com/office/word/2010/wordml" xmlns:wne="http://schemas.microsoft.com/office/word/2006/wordml" xmlns:wp14="http://schemas.microsoft.com/office/word/2010/wordprocessingDrawing" xmlns:wp="http://schemas.openxmlformats.org/drawingml/2006/wordprocessingDrawing" xmlns:wpc="http://schemas.microsoft.com/office/word/2010/wordprocessingCanvas" xmlns:wpg="http://schemas.microsoft.com/office/word/2010/wordprocessingGroup" xmlns:wpi="http://schemas.microsoft.com/office/word/2010/wordprocessingInk" xmlns:wps="http://schemas.microsoft.com/office/word/2010/wordprocessingShape" mc:Ignorable="w14 wp14">
   <w:p>
     <w:pPr>
       <w:pStyle w:val="Footer"/>
@@ -2845,12 +3122,14 @@
     </w:pPr>
     <w:r>
       <w:rPr>
+        <w:rFonts w:eastAsia="黑体"/>
         <w:sz w:val="18"/>
       </w:rPr>
       <w:t xml:space="preserve">第 </w:t>
     </w:r>
     <w:r>
       <w:rPr>
+        <w:rFonts w:eastAsia="黑体"/>
         <w:sz w:val="18"/>
       </w:rPr>
       <w:fldChar w:fldCharType="begin"/>
@@ -2859,6 +3138,7 @@
     </w:r>
     <w:r>
       <w:rPr>
+        <w:rFonts w:eastAsia="黑体"/>
         <w:sz w:val="18"/>
       </w:rPr>
       <w:t xml:space="preserve"> 页</w:t>
@@ -2872,6 +3152,9 @@
   <w:footnote w:type="continuationSeparator" w:id="0">
     <w:p>
       <w:r>
+        <w:rPr>
+          <w:rFonts w:eastAsia="黑体"/>
+        </w:rPr>
         <w:continuationSeparator/>
       </w:r>
     </w:p>
@@ -2879,6 +3162,9 @@
   <w:footnote w:type="separator" w:id="-1">
     <w:p>
       <w:r>
+        <w:rPr>
+          <w:rFonts w:eastAsia="黑体"/>
+        </w:rPr>
         <w:separator/>
       </w:r>
     </w:p>
@@ -2887,7 +3173,7 @@
 </file>
 
 <file path=word/header1.xml><?xml version="1.0" encoding="utf-8"?>
-<w:hdr xmlns:m="http://schemas.openxmlformats.org/officeDocument/2006/math" xmlns:mc="http://schemas.openxmlformats.org/markup-compatibility/2006" xmlns:mo="http://schemas.microsoft.com/office/mac/office/2008/main" xmlns:mv="urn:schemas-microsoft-com:mac:vml" xmlns:o="urn:schemas-microsoft-com:office:office" xmlns:r="http://schemas.openxmlformats.org/officeDocument/2006/relationships" xmlns:v="urn:schemas-microsoft-com:vml" xmlns:w10="urn:schemas-microsoft-com:office:word" xmlns:w14="http://schemas.microsoft.com/office/word/2010/wordml" xmlns:w="http://schemas.openxmlformats.org/wordprocessingml/2006/main" xmlns:wne="http://schemas.microsoft.com/office/word/2006/wordml" xmlns:wp14="http://schemas.microsoft.com/office/word/2010/wordprocessingDrawing" xmlns:wp="http://schemas.openxmlformats.org/drawingml/2006/wordprocessingDrawing" xmlns:wpc="http://schemas.microsoft.com/office/word/2010/wordprocessingCanvas" xmlns:wpg="http://schemas.microsoft.com/office/word/2010/wordprocessingGroup" xmlns:wpi="http://schemas.microsoft.com/office/word/2010/wordprocessingInk" xmlns:wps="http://schemas.microsoft.com/office/word/2010/wordprocessingShape" mc:Ignorable="w14 wp14">
+<w:hdr xmlns:mc="http://schemas.openxmlformats.org/markup-compatibility/2006" xmlns:w="http://schemas.openxmlformats.org/wordprocessingml/2006/main" xmlns:m="http://schemas.openxmlformats.org/officeDocument/2006/math" xmlns:mo="http://schemas.microsoft.com/office/mac/office/2008/main" xmlns:mv="urn:schemas-microsoft-com:mac:vml" xmlns:o="urn:schemas-microsoft-com:office:office" xmlns:r="http://schemas.openxmlformats.org/officeDocument/2006/relationships" xmlns:v="urn:schemas-microsoft-com:vml" xmlns:w10="urn:schemas-microsoft-com:office:word" xmlns:w14="http://schemas.microsoft.com/office/word/2010/wordml" xmlns:wne="http://schemas.microsoft.com/office/word/2006/wordml" xmlns:wp14="http://schemas.microsoft.com/office/word/2010/wordprocessingDrawing" xmlns:wp="http://schemas.openxmlformats.org/drawingml/2006/wordprocessingDrawing" xmlns:wpc="http://schemas.microsoft.com/office/word/2010/wordprocessingCanvas" xmlns:wpg="http://schemas.microsoft.com/office/word/2010/wordprocessingGroup" xmlns:wpi="http://schemas.microsoft.com/office/word/2010/wordprocessingInk" xmlns:wps="http://schemas.microsoft.com/office/word/2010/wordprocessingShape" mc:Ignorable="w14 wp14">
   <w:p>
     <w:pPr>
       <w:pStyle w:val="Header"/>
@@ -2895,7 +3181,7 @@
     </w:pPr>
     <w:r>
       <w:rPr>
-        <w:rFonts w:ascii="Times New Roman" w:hAnsi="Times New Roman"/>
+        <w:rFonts w:ascii="Times New Roman" w:hAnsi="Times New Roman" w:eastAsia="黑体"/>
         <w:sz w:val="18"/>
         <w:rFonts w:eastAsia="黑体"/>
         <w:rFonts w:eastAsia="黑体"/>
@@ -2907,7 +3193,7 @@
 </file>
 
 <file path=word/numbering.xml><?xml version="1.0" encoding="utf-8"?>
-<w:numbering xmlns:m="http://schemas.openxmlformats.org/officeDocument/2006/math" xmlns:mc="http://schemas.openxmlformats.org/markup-compatibility/2006" xmlns:mo="http://schemas.microsoft.com/office/mac/office/2008/main" xmlns:mv="urn:schemas-microsoft-com:mac:vml" xmlns:o="urn:schemas-microsoft-com:office:office" xmlns:r="http://schemas.openxmlformats.org/officeDocument/2006/relationships" xmlns:v="urn:schemas-microsoft-com:vml" xmlns:w="http://schemas.openxmlformats.org/wordprocessingml/2006/main" xmlns:w10="urn:schemas-microsoft-com:office:word" xmlns:w14="http://schemas.microsoft.com/office/word/2010/wordml" xmlns:wne="http://schemas.microsoft.com/office/word/2006/wordml" xmlns:wp="http://schemas.openxmlformats.org/drawingml/2006/wordprocessingDrawing" xmlns:wp14="http://schemas.microsoft.com/office/word/2010/wordprocessingDrawing" xmlns:wpc="http://schemas.microsoft.com/office/word/2010/wordprocessingCanvas" xmlns:wpg="http://schemas.microsoft.com/office/word/2010/wordprocessingGroup" xmlns:wpi="http://schemas.microsoft.com/office/word/2010/wordprocessingInk" xmlns:wps="http://schemas.microsoft.com/office/word/2010/wordprocessingShape" mc:Ignorable="w14 wp14">
+<w:numbering xmlns:mc="http://schemas.openxmlformats.org/markup-compatibility/2006" xmlns:w="http://schemas.openxmlformats.org/wordprocessingml/2006/main" xmlns:m="http://schemas.openxmlformats.org/officeDocument/2006/math" xmlns:mo="http://schemas.microsoft.com/office/mac/office/2008/main" xmlns:mv="urn:schemas-microsoft-com:mac:vml" xmlns:o="urn:schemas-microsoft-com:office:office" xmlns:r="http://schemas.openxmlformats.org/officeDocument/2006/relationships" xmlns:v="urn:schemas-microsoft-com:vml" xmlns:w10="urn:schemas-microsoft-com:office:word" xmlns:w14="http://schemas.microsoft.com/office/word/2010/wordml" xmlns:wne="http://schemas.microsoft.com/office/word/2006/wordml" xmlns:wp="http://schemas.openxmlformats.org/drawingml/2006/wordprocessingDrawing" xmlns:wp14="http://schemas.microsoft.com/office/word/2010/wordprocessingDrawing" xmlns:wpc="http://schemas.microsoft.com/office/word/2010/wordprocessingCanvas" xmlns:wpg="http://schemas.microsoft.com/office/word/2010/wordprocessingGroup" xmlns:wpi="http://schemas.microsoft.com/office/word/2010/wordprocessingInk" xmlns:wps="http://schemas.microsoft.com/office/word/2010/wordprocessingShape" mc:Ignorable="w14 wp14">
   <w:abstractNum w:abstractNumId="0">
     <w:nsid w:val="FFFFFF7C"/>
     <w:multiLevelType w:val="singleLevel"/>
@@ -2994,7 +3280,7 @@
         <w:ind w:hanging="360" w:left="1440"/>
       </w:pPr>
       <w:rPr>
-        <w:rFonts w:ascii="Symbol" w:hAnsi="Symbol" w:hint="default"/>
+        <w:rFonts w:ascii="Symbol" w:hAnsi="Symbol" w:hint="default" w:eastAsia="黑体"/>
       </w:rPr>
     </w:lvl>
   </w:abstractNum>
@@ -3015,7 +3301,7 @@
         <w:ind w:hanging="360" w:left="1080"/>
       </w:pPr>
       <w:rPr>
-        <w:rFonts w:ascii="Symbol" w:hAnsi="Symbol" w:hint="default"/>
+        <w:rFonts w:ascii="Symbol" w:hAnsi="Symbol" w:hint="default" w:eastAsia="黑体"/>
       </w:rPr>
     </w:lvl>
   </w:abstractNum>
@@ -3036,7 +3322,7 @@
         <w:ind w:hanging="360" w:left="720"/>
       </w:pPr>
       <w:rPr>
-        <w:rFonts w:ascii="Symbol" w:hAnsi="Symbol" w:hint="default"/>
+        <w:rFonts w:ascii="Symbol" w:hAnsi="Symbol" w:hint="default" w:eastAsia="黑体"/>
       </w:rPr>
     </w:lvl>
   </w:abstractNum>
@@ -3075,7 +3361,7 @@
         <w:ind w:hanging="360" w:left="360"/>
       </w:pPr>
       <w:rPr>
-        <w:rFonts w:ascii="Symbol" w:hAnsi="Symbol" w:hint="default"/>
+        <w:rFonts w:ascii="Symbol" w:hAnsi="Symbol" w:hint="default" w:eastAsia="黑体"/>
       </w:rPr>
     </w:lvl>
   </w:abstractNum>
@@ -3166,7 +3452,7 @@
         <w:ind w:left="720" w:hanging="360"/>
       </w:pPr>
       <w:rPr>
-        <w:rFonts w:ascii="Symbol" w:hAnsi="Symbol" w:cs="Symbol" w:hint="default"/>
+        <w:rFonts w:ascii="Symbol" w:hAnsi="Symbol" w:cs="Symbol" w:hint="default" w:eastAsia="黑体"/>
       </w:rPr>
     </w:lvl>
     <w:lvl w:ilvl="1">
@@ -3177,7 +3463,7 @@
         <w:ind w:left="1440" w:hanging="360"/>
       </w:pPr>
       <w:rPr>
-        <w:rFonts w:ascii="Courier New" w:hAnsi="Courier New" w:cs="Courier New" w:hint="default"/>
+        <w:rFonts w:ascii="Courier New" w:hAnsi="Courier New" w:cs="Courier New" w:hint="default" w:eastAsia="黑体"/>
       </w:rPr>
     </w:lvl>
     <w:lvl w:ilvl="2">
@@ -3188,7 +3474,7 @@
         <w:ind w:left="2160" w:hanging="360"/>
       </w:pPr>
       <w:rPr>
-        <w:rFonts w:ascii="Wingdings" w:hAnsi="Wingdings" w:cs="Wingdings" w:hint="default"/>
+        <w:rFonts w:ascii="Wingdings" w:hAnsi="Wingdings" w:cs="Wingdings" w:hint="default" w:eastAsia="黑体"/>
       </w:rPr>
     </w:lvl>
     <w:lvl w:ilvl="3">
@@ -3199,7 +3485,7 @@
         <w:ind w:left="2880" w:hanging="360"/>
       </w:pPr>
       <w:rPr>
-        <w:rFonts w:ascii="Symbol" w:hAnsi="Symbol" w:cs="Symbol" w:hint="default"/>
+        <w:rFonts w:ascii="Symbol" w:hAnsi="Symbol" w:cs="Symbol" w:hint="default" w:eastAsia="黑体"/>
       </w:rPr>
     </w:lvl>
     <w:lvl w:ilvl="4">
@@ -3210,7 +3496,7 @@
         <w:ind w:left="3600" w:hanging="360"/>
       </w:pPr>
       <w:rPr>
-        <w:rFonts w:ascii="Courier New" w:hAnsi="Courier New" w:cs="Courier New" w:hint="default"/>
+        <w:rFonts w:ascii="Courier New" w:hAnsi="Courier New" w:cs="Courier New" w:hint="default" w:eastAsia="黑体"/>
       </w:rPr>
     </w:lvl>
     <w:lvl w:ilvl="5">
@@ -3221,7 +3507,7 @@
         <w:ind w:left="4320" w:hanging="360"/>
       </w:pPr>
       <w:rPr>
-        <w:rFonts w:ascii="Wingdings" w:hAnsi="Wingdings" w:cs="Wingdings" w:hint="default"/>
+        <w:rFonts w:ascii="Wingdings" w:hAnsi="Wingdings" w:cs="Wingdings" w:hint="default" w:eastAsia="黑体"/>
       </w:rPr>
     </w:lvl>
     <w:lvl w:ilvl="6">
@@ -3232,7 +3518,7 @@
         <w:ind w:left="5040" w:hanging="360"/>
       </w:pPr>
       <w:rPr>
-        <w:rFonts w:ascii="Symbol" w:hAnsi="Symbol" w:cs="Symbol" w:hint="default"/>
+        <w:rFonts w:ascii="Symbol" w:hAnsi="Symbol" w:cs="Symbol" w:hint="default" w:eastAsia="黑体"/>
       </w:rPr>
     </w:lvl>
     <w:lvl w:ilvl="7">
@@ -3243,7 +3529,7 @@
         <w:ind w:left="5760" w:hanging="360"/>
       </w:pPr>
       <w:rPr>
-        <w:rFonts w:ascii="Courier New" w:hAnsi="Courier New" w:cs="Courier New" w:hint="default"/>
+        <w:rFonts w:ascii="Courier New" w:hAnsi="Courier New" w:cs="Courier New" w:hint="default" w:eastAsia="黑体"/>
       </w:rPr>
     </w:lvl>
     <w:lvl w:ilvl="8">
@@ -3254,7 +3540,7 @@
         <w:ind w:left="6480" w:hanging="360"/>
       </w:pPr>
       <w:rPr>
-        <w:rFonts w:ascii="Wingdings" w:hAnsi="Wingdings" w:cs="Wingdings" w:hint="default"/>
+        <w:rFonts w:ascii="Wingdings" w:hAnsi="Wingdings" w:cs="Wingdings" w:hint="default" w:eastAsia="黑体"/>
       </w:rPr>
     </w:lvl>
   </w:abstractNum>
@@ -3310,11 +3596,11 @@
 </file>
 
 <file path=word/styles.xml><?xml version="1.0" encoding="utf-8"?>
-<w:styles xmlns:mc="http://schemas.openxmlformats.org/markup-compatibility/2006" xmlns:r="http://schemas.openxmlformats.org/officeDocument/2006/relationships" xmlns:w="http://schemas.openxmlformats.org/wordprocessingml/2006/main" xmlns:w14="http://schemas.microsoft.com/office/word/2010/wordml" mc:Ignorable="w14">
+<w:styles xmlns:mc="http://schemas.openxmlformats.org/markup-compatibility/2006" xmlns:w="http://schemas.openxmlformats.org/wordprocessingml/2006/main" xmlns:r="http://schemas.openxmlformats.org/officeDocument/2006/relationships" xmlns:w14="http://schemas.microsoft.com/office/word/2010/wordml" mc:Ignorable="w14">
   <w:docDefaults>
     <w:rPrDefault>
       <w:rPr>
-        <w:rFonts w:asciiTheme="minorHAnsi" w:cstheme="minorBidi" w:eastAsiaTheme="minorEastAsia" w:hAnsiTheme="minorHAnsi"/>
+        <w:rFonts w:asciiTheme="minorHAnsi" w:cstheme="minorBidi" w:hAnsiTheme="minorHAnsi" w:eastAsia="黑体"/>
         <w:sz w:val="22"/>
         <w:szCs w:val="22"/>
         <w:lang w:bidi="ar-SA" w:eastAsia="en-US" w:val="en-US"/>
@@ -3536,7 +3822,7 @@
       <w:outlineLvl w:val="0"/>
     </w:pPr>
     <w:rPr>
-      <w:rFonts w:ascii="Times New Roman" w:asciiTheme="majorHAnsi" w:cstheme="majorBidi" w:eastAsia="黑体" w:eastAsiaTheme="majorEastAsia" w:hAnsi="Times New Roman" w:hAnsiTheme="majorHAnsi"/>
+      <w:rFonts w:ascii="Times New Roman" w:asciiTheme="majorHAnsi" w:cstheme="majorBidi" w:eastAsia="黑体" w:hAnsi="Times New Roman" w:hAnsiTheme="majorHAnsi"/>
       <w:b/>
       <w:bCs/>
       <w:color w:val="1F3864"/>
@@ -3560,7 +3846,7 @@
       <w:outlineLvl w:val="1"/>
     </w:pPr>
     <w:rPr>
-      <w:rFonts w:ascii="Times New Roman" w:asciiTheme="majorHAnsi" w:cstheme="majorBidi" w:eastAsia="黑体" w:eastAsiaTheme="majorEastAsia" w:hAnsi="Times New Roman" w:hAnsiTheme="majorHAnsi"/>
+      <w:rFonts w:ascii="Times New Roman" w:asciiTheme="majorHAnsi" w:cstheme="majorBidi" w:eastAsia="黑体" w:hAnsi="Times New Roman" w:hAnsiTheme="majorHAnsi"/>
       <w:b/>
       <w:bCs/>
       <w:color w:val="2E4E7E"/>
@@ -3584,7 +3870,7 @@
       <w:outlineLvl w:val="2"/>
     </w:pPr>
     <w:rPr>
-      <w:rFonts w:ascii="Times New Roman" w:asciiTheme="majorHAnsi" w:cstheme="majorBidi" w:eastAsia="黑体" w:eastAsiaTheme="majorEastAsia" w:hAnsi="Times New Roman" w:hAnsiTheme="majorHAnsi"/>
+      <w:rFonts w:ascii="Times New Roman" w:asciiTheme="majorHAnsi" w:cstheme="majorBidi" w:eastAsia="黑体" w:hAnsi="Times New Roman" w:hAnsiTheme="majorHAnsi"/>
       <w:b/>
       <w:bCs/>
       <w:color w:val="2E4E7E"/>
@@ -3608,7 +3894,7 @@
       <w:outlineLvl w:val="3"/>
     </w:pPr>
     <w:rPr>
-      <w:rFonts w:ascii="Times New Roman" w:asciiTheme="majorHAnsi" w:cstheme="majorBidi" w:eastAsia="黑体" w:eastAsiaTheme="majorEastAsia" w:hAnsi="Times New Roman" w:hAnsiTheme="majorHAnsi"/>
+      <w:rFonts w:ascii="Times New Roman" w:asciiTheme="majorHAnsi" w:cstheme="majorBidi" w:eastAsia="黑体" w:hAnsi="Times New Roman" w:hAnsiTheme="majorHAnsi"/>
       <w:b/>
       <w:bCs/>
       <w:i/>
@@ -3634,7 +3920,7 @@
       <w:outlineLvl w:val="4"/>
     </w:pPr>
     <w:rPr>
-      <w:rFonts w:ascii="Times New Roman" w:asciiTheme="majorHAnsi" w:cstheme="majorBidi" w:eastAsia="黑体" w:eastAsiaTheme="majorEastAsia" w:hAnsi="Times New Roman" w:hAnsiTheme="majorHAnsi"/>
+      <w:rFonts w:ascii="Times New Roman" w:asciiTheme="majorHAnsi" w:cstheme="majorBidi" w:eastAsia="黑体" w:hAnsi="Times New Roman" w:hAnsiTheme="majorHAnsi"/>
       <w:b/>
       <w:color w:val="333333"/>
       <w:sz w:val="22"/>
@@ -3657,7 +3943,7 @@
       <w:outlineLvl w:val="5"/>
     </w:pPr>
     <w:rPr>
-      <w:rFonts w:asciiTheme="majorHAnsi" w:cstheme="majorBidi" w:eastAsiaTheme="majorEastAsia" w:hAnsiTheme="majorHAnsi"/>
+      <w:rFonts w:asciiTheme="majorHAnsi" w:cstheme="majorBidi" w:hAnsiTheme="majorHAnsi" w:eastAsia="黑体"/>
       <w:i/>
       <w:iCs/>
       <w:color w:themeColor="accent1" w:themeShade="7F" w:val="243F60"/>
@@ -3680,7 +3966,7 @@
       <w:outlineLvl w:val="6"/>
     </w:pPr>
     <w:rPr>
-      <w:rFonts w:asciiTheme="majorHAnsi" w:cstheme="majorBidi" w:eastAsiaTheme="majorEastAsia" w:hAnsiTheme="majorHAnsi"/>
+      <w:rFonts w:asciiTheme="majorHAnsi" w:cstheme="majorBidi" w:hAnsiTheme="majorHAnsi" w:eastAsia="黑体"/>
       <w:i/>
       <w:iCs/>
       <w:color w:themeColor="text1" w:themeTint="BF" w:val="404040"/>
@@ -3703,7 +3989,7 @@
       <w:outlineLvl w:val="7"/>
     </w:pPr>
     <w:rPr>
-      <w:rFonts w:asciiTheme="majorHAnsi" w:cstheme="majorBidi" w:eastAsiaTheme="majorEastAsia" w:hAnsiTheme="majorHAnsi"/>
+      <w:rFonts w:asciiTheme="majorHAnsi" w:cstheme="majorBidi" w:hAnsiTheme="majorHAnsi" w:eastAsia="黑体"/>
       <w:color w:themeColor="accent1" w:val="4F81BD"/>
       <w:sz w:val="20"/>
       <w:szCs w:val="20"/>
@@ -3726,7 +4012,7 @@
       <w:outlineLvl w:val="8"/>
     </w:pPr>
     <w:rPr>
-      <w:rFonts w:asciiTheme="majorHAnsi" w:cstheme="majorBidi" w:eastAsiaTheme="majorEastAsia" w:hAnsiTheme="majorHAnsi"/>
+      <w:rFonts w:asciiTheme="majorHAnsi" w:cstheme="majorBidi" w:hAnsiTheme="majorHAnsi" w:eastAsia="黑体"/>
       <w:i/>
       <w:iCs/>
       <w:color w:themeColor="text1" w:themeTint="BF" w:val="404040"/>
@@ -3777,7 +4063,7 @@
     <w:uiPriority w:val="9"/>
     <w:rsid w:val="00FC693F"/>
     <w:rPr>
-      <w:rFonts w:asciiTheme="majorHAnsi" w:cstheme="majorBidi" w:eastAsiaTheme="majorEastAsia" w:hAnsiTheme="majorHAnsi"/>
+      <w:rFonts w:asciiTheme="majorHAnsi" w:cstheme="majorBidi" w:hAnsiTheme="majorHAnsi" w:eastAsia="黑体"/>
       <w:b/>
       <w:bCs/>
       <w:color w:themeColor="accent1" w:themeShade="BF" w:val="365F91"/>
@@ -3792,7 +4078,7 @@
     <w:uiPriority w:val="9"/>
     <w:rsid w:val="00FC693F"/>
     <w:rPr>
-      <w:rFonts w:asciiTheme="majorHAnsi" w:cstheme="majorBidi" w:eastAsiaTheme="majorEastAsia" w:hAnsiTheme="majorHAnsi"/>
+      <w:rFonts w:asciiTheme="majorHAnsi" w:cstheme="majorBidi" w:hAnsiTheme="majorHAnsi" w:eastAsia="黑体"/>
       <w:b/>
       <w:bCs/>
       <w:color w:themeColor="accent1" w:val="4F81BD"/>
@@ -3807,7 +4093,7 @@
     <w:uiPriority w:val="9"/>
     <w:rsid w:val="00FC693F"/>
     <w:rPr>
-      <w:rFonts w:asciiTheme="majorHAnsi" w:cstheme="majorBidi" w:eastAsiaTheme="majorEastAsia" w:hAnsiTheme="majorHAnsi"/>
+      <w:rFonts w:asciiTheme="majorHAnsi" w:cstheme="majorBidi" w:hAnsiTheme="majorHAnsi" w:eastAsia="黑体"/>
       <w:b/>
       <w:bCs/>
       <w:color w:themeColor="accent1" w:val="4F81BD"/>
@@ -3830,7 +4116,7 @@
       <w:contextualSpacing/>
     </w:pPr>
     <w:rPr>
-      <w:rFonts w:ascii="Times New Roman" w:asciiTheme="majorHAnsi" w:cstheme="majorBidi" w:eastAsia="黑体" w:eastAsiaTheme="majorEastAsia" w:hAnsi="Times New Roman" w:hAnsiTheme="majorHAnsi"/>
+      <w:rFonts w:ascii="Times New Roman" w:asciiTheme="majorHAnsi" w:cstheme="majorBidi" w:eastAsia="黑体" w:hAnsi="Times New Roman" w:hAnsiTheme="majorHAnsi"/>
       <w:b/>
       <w:color w:val="1F3864"/>
       <w:spacing w:val="5"/>
@@ -3846,7 +4132,7 @@
     <w:uiPriority w:val="10"/>
     <w:rsid w:val="00FC693F"/>
     <w:rPr>
-      <w:rFonts w:asciiTheme="majorHAnsi" w:cstheme="majorBidi" w:eastAsiaTheme="majorEastAsia" w:hAnsiTheme="majorHAnsi"/>
+      <w:rFonts w:asciiTheme="majorHAnsi" w:cstheme="majorBidi" w:hAnsiTheme="majorHAnsi" w:eastAsia="黑体"/>
       <w:color w:themeColor="text2" w:themeShade="BF" w:val="17365D"/>
       <w:spacing w:val="5"/>
       <w:kern w:val="28"/>
@@ -3868,7 +4154,7 @@
       </w:numPr>
     </w:pPr>
     <w:rPr>
-      <w:rFonts w:asciiTheme="majorHAnsi" w:cstheme="majorBidi" w:eastAsiaTheme="majorEastAsia" w:hAnsiTheme="majorHAnsi"/>
+      <w:rFonts w:asciiTheme="majorHAnsi" w:cstheme="majorBidi" w:hAnsiTheme="majorHAnsi" w:eastAsia="黑体"/>
       <w:i/>
       <w:iCs/>
       <w:color w:themeColor="accent1" w:val="4F81BD"/>
@@ -3884,7 +4170,7 @@
     <w:uiPriority w:val="11"/>
     <w:rsid w:val="00FC693F"/>
     <w:rPr>
-      <w:rFonts w:asciiTheme="majorHAnsi" w:cstheme="majorBidi" w:eastAsiaTheme="majorEastAsia" w:hAnsiTheme="majorHAnsi"/>
+      <w:rFonts w:asciiTheme="majorHAnsi" w:cstheme="majorBidi" w:hAnsiTheme="majorHAnsi" w:eastAsia="黑体"/>
       <w:i/>
       <w:iCs/>
       <w:color w:themeColor="accent1" w:val="4F81BD"/>
@@ -3951,6 +4237,7 @@
       <w:spacing w:after="120"/>
     </w:pPr>
     <w:rPr>
+      <w:rFonts w:eastAsia="黑体"/>
       <w:sz w:val="16"/>
       <w:szCs w:val="16"/>
     </w:rPr>
@@ -3962,6 +4249,7 @@
     <w:uiPriority w:val="99"/>
     <w:rsid w:val="00AA1D8D"/>
     <w:rPr>
+      <w:rFonts w:eastAsia="黑体"/>
       <w:sz w:val="16"/>
       <w:szCs w:val="16"/>
     </w:rPr>
@@ -4131,7 +4419,7 @@
       </w:tabs>
     </w:pPr>
     <w:rPr>
-      <w:rFonts w:ascii="Courier" w:hAnsi="Courier"/>
+      <w:rFonts w:ascii="Courier" w:hAnsi="Courier" w:eastAsia="黑体"/>
       <w:sz w:val="20"/>
       <w:szCs w:val="20"/>
     </w:rPr>
@@ -4143,7 +4431,7 @@
     <w:uiPriority w:val="99"/>
     <w:rsid w:val="0029639D"/>
     <w:rPr>
-      <w:rFonts w:ascii="Courier" w:hAnsi="Courier"/>
+      <w:rFonts w:ascii="Courier" w:hAnsi="Courier" w:eastAsia="黑体"/>
       <w:sz w:val="20"/>
       <w:szCs w:val="20"/>
     </w:rPr>
@@ -4179,6 +4467,7 @@
     <w:uiPriority w:val="29"/>
     <w:rsid w:val="00FC693F"/>
     <w:rPr>
+      <w:rFonts w:eastAsia="黑体"/>
       <w:i/>
       <w:iCs/>
       <w:color w:themeColor="text1" w:val="000000"/>
@@ -4192,7 +4481,7 @@
     <w:semiHidden/>
     <w:rsid w:val="00FC693F"/>
     <w:rPr>
-      <w:rFonts w:asciiTheme="majorHAnsi" w:cstheme="majorBidi" w:eastAsiaTheme="majorEastAsia" w:hAnsiTheme="majorHAnsi"/>
+      <w:rFonts w:asciiTheme="majorHAnsi" w:cstheme="majorBidi" w:hAnsiTheme="majorHAnsi" w:eastAsia="黑体"/>
       <w:b/>
       <w:bCs/>
       <w:i/>
@@ -4208,7 +4497,7 @@
     <w:semiHidden/>
     <w:rsid w:val="00FC693F"/>
     <w:rPr>
-      <w:rFonts w:asciiTheme="majorHAnsi" w:cstheme="majorBidi" w:eastAsiaTheme="majorEastAsia" w:hAnsiTheme="majorHAnsi"/>
+      <w:rFonts w:asciiTheme="majorHAnsi" w:cstheme="majorBidi" w:hAnsiTheme="majorHAnsi" w:eastAsia="黑体"/>
       <w:color w:themeColor="accent1" w:themeShade="7F" w:val="243F60"/>
     </w:rPr>
   </w:style>
@@ -4220,7 +4509,7 @@
     <w:semiHidden/>
     <w:rsid w:val="00FC693F"/>
     <w:rPr>
-      <w:rFonts w:asciiTheme="majorHAnsi" w:cstheme="majorBidi" w:eastAsiaTheme="majorEastAsia" w:hAnsiTheme="majorHAnsi"/>
+      <w:rFonts w:asciiTheme="majorHAnsi" w:cstheme="majorBidi" w:hAnsiTheme="majorHAnsi" w:eastAsia="黑体"/>
       <w:i/>
       <w:iCs/>
       <w:color w:themeColor="accent1" w:themeShade="7F" w:val="243F60"/>
@@ -4234,7 +4523,7 @@
     <w:semiHidden/>
     <w:rsid w:val="00FC693F"/>
     <w:rPr>
-      <w:rFonts w:asciiTheme="majorHAnsi" w:cstheme="majorBidi" w:eastAsiaTheme="majorEastAsia" w:hAnsiTheme="majorHAnsi"/>
+      <w:rFonts w:asciiTheme="majorHAnsi" w:cstheme="majorBidi" w:hAnsiTheme="majorHAnsi" w:eastAsia="黑体"/>
       <w:i/>
       <w:iCs/>
       <w:color w:themeColor="text1" w:themeTint="BF" w:val="404040"/>
@@ -4248,7 +4537,7 @@
     <w:semiHidden/>
     <w:rsid w:val="00FC693F"/>
     <w:rPr>
-      <w:rFonts w:asciiTheme="majorHAnsi" w:cstheme="majorBidi" w:eastAsiaTheme="majorEastAsia" w:hAnsiTheme="majorHAnsi"/>
+      <w:rFonts w:asciiTheme="majorHAnsi" w:cstheme="majorBidi" w:hAnsiTheme="majorHAnsi" w:eastAsia="黑体"/>
       <w:color w:themeColor="accent1" w:val="4F81BD"/>
       <w:sz w:val="20"/>
       <w:szCs w:val="20"/>
@@ -4262,7 +4551,7 @@
     <w:semiHidden/>
     <w:rsid w:val="00FC693F"/>
     <w:rPr>
-      <w:rFonts w:asciiTheme="majorHAnsi" w:cstheme="majorBidi" w:eastAsiaTheme="majorEastAsia" w:hAnsiTheme="majorHAnsi"/>
+      <w:rFonts w:asciiTheme="majorHAnsi" w:cstheme="majorBidi" w:hAnsiTheme="majorHAnsi" w:eastAsia="黑体"/>
       <w:i/>
       <w:iCs/>
       <w:color w:themeColor="text1" w:themeTint="BF" w:val="404040"/>
@@ -4283,6 +4572,7 @@
       <w:spacing w:line="240" w:lineRule="auto"/>
     </w:pPr>
     <w:rPr>
+      <w:rFonts w:eastAsia="黑体"/>
       <w:b/>
       <w:bCs/>
       <w:color w:themeColor="accent1" w:val="4F81BD"/>
@@ -4297,6 +4587,7 @@
     <w:qFormat/>
     <w:rsid w:val="00FC693F"/>
     <w:rPr>
+      <w:rFonts w:eastAsia="黑体"/>
       <w:b/>
       <w:bCs/>
     </w:rPr>
@@ -4308,6 +4599,7 @@
     <w:qFormat/>
     <w:rsid w:val="00FC693F"/>
     <w:rPr>
+      <w:rFonts w:eastAsia="黑体"/>
       <w:i/>
       <w:iCs/>
     </w:rPr>
@@ -4328,6 +4620,7 @@
       <w:ind w:left="936" w:right="936"/>
     </w:pPr>
     <w:rPr>
+      <w:rFonts w:eastAsia="黑体"/>
       <w:b/>
       <w:bCs/>
       <w:i/>
@@ -4342,6 +4635,7 @@
     <w:uiPriority w:val="30"/>
     <w:rsid w:val="00FC693F"/>
     <w:rPr>
+      <w:rFonts w:eastAsia="黑体"/>
       <w:b/>
       <w:bCs/>
       <w:i/>
@@ -4356,6 +4650,7 @@
     <w:qFormat/>
     <w:rsid w:val="00FC693F"/>
     <w:rPr>
+      <w:rFonts w:eastAsia="黑体"/>
       <w:i/>
       <w:iCs/>
       <w:color w:themeColor="text1" w:themeTint="7F" w:val="808080"/>
@@ -4368,6 +4663,7 @@
     <w:qFormat/>
     <w:rsid w:val="00FC693F"/>
     <w:rPr>
+      <w:rFonts w:eastAsia="黑体"/>
       <w:b/>
       <w:bCs/>
       <w:i/>
@@ -4382,6 +4678,7 @@
     <w:qFormat/>
     <w:rsid w:val="00FC693F"/>
     <w:rPr>
+      <w:rFonts w:eastAsia="黑体"/>
       <w:smallCaps/>
       <w:color w:themeColor="accent2" w:val="C0504D"/>
       <w:u w:val="single"/>
@@ -4394,6 +4691,7 @@
     <w:qFormat/>
     <w:rsid w:val="00FC693F"/>
     <w:rPr>
+      <w:rFonts w:eastAsia="黑体"/>
       <w:b/>
       <w:bCs/>
       <w:smallCaps/>
@@ -4409,6 +4707,7 @@
     <w:qFormat/>
     <w:rsid w:val="00FC693F"/>
     <w:rPr>
+      <w:rFonts w:eastAsia="黑体"/>
       <w:b/>
       <w:bCs/>
       <w:smallCaps/>
@@ -4463,6 +4762,7 @@
       <w:spacing w:after="0" w:line="240" w:lineRule="auto"/>
     </w:pPr>
     <w:rPr>
+      <w:rFonts w:eastAsia="黑体"/>
       <w:color w:themeColor="text1" w:themeShade="BF" w:val="000000"/>
     </w:rPr>
     <w:tblPr>
@@ -4485,6 +4785,7 @@
         <w:spacing w:after="0" w:before="0" w:line="240" w:lineRule="auto"/>
       </w:pPr>
       <w:rPr>
+        <w:rFonts w:eastAsia="黑体"/>
         <w:b/>
         <w:bCs/>
       </w:rPr>
@@ -4505,6 +4806,7 @@
         <w:spacing w:after="0" w:before="0" w:line="240" w:lineRule="auto"/>
       </w:pPr>
       <w:rPr>
+        <w:rFonts w:eastAsia="黑体"/>
         <w:b/>
         <w:bCs/>
       </w:rPr>
@@ -4522,12 +4824,14 @@
     </w:tblStylePr>
     <w:tblStylePr w:type="firstCol">
       <w:rPr>
+        <w:rFonts w:eastAsia="黑体"/>
         <w:b/>
         <w:bCs/>
       </w:rPr>
     </w:tblStylePr>
     <w:tblStylePr w:type="lastCol">
       <w:rPr>
+        <w:rFonts w:eastAsia="黑体"/>
         <w:b/>
         <w:bCs/>
       </w:rPr>
@@ -4566,6 +4870,7 @@
       <w:spacing w:after="0" w:line="240" w:lineRule="auto"/>
     </w:pPr>
     <w:rPr>
+      <w:rFonts w:eastAsia="黑体"/>
       <w:color w:themeColor="accent1" w:themeShade="BF" w:val="365F91"/>
     </w:rPr>
     <w:tblPr>
@@ -4588,6 +4893,7 @@
         <w:spacing w:after="0" w:before="0" w:line="240" w:lineRule="auto"/>
       </w:pPr>
       <w:rPr>
+        <w:rFonts w:eastAsia="黑体"/>
         <w:b/>
         <w:bCs/>
       </w:rPr>
@@ -4608,6 +4914,7 @@
         <w:spacing w:after="0" w:before="0" w:line="240" w:lineRule="auto"/>
       </w:pPr>
       <w:rPr>
+        <w:rFonts w:eastAsia="黑体"/>
         <w:b/>
         <w:bCs/>
       </w:rPr>
@@ -4625,12 +4932,14 @@
     </w:tblStylePr>
     <w:tblStylePr w:type="firstCol">
       <w:rPr>
+        <w:rFonts w:eastAsia="黑体"/>
         <w:b/>
         <w:bCs/>
       </w:rPr>
     </w:tblStylePr>
     <w:tblStylePr w:type="lastCol">
       <w:rPr>
+        <w:rFonts w:eastAsia="黑体"/>
         <w:b/>
         <w:bCs/>
       </w:rPr>
@@ -4669,6 +4978,7 @@
       <w:spacing w:after="0" w:line="240" w:lineRule="auto"/>
     </w:pPr>
     <w:rPr>
+      <w:rFonts w:eastAsia="黑体"/>
       <w:color w:themeColor="accent2" w:themeShade="BF" w:val="943634"/>
     </w:rPr>
     <w:tblPr>
@@ -4691,6 +5001,7 @@
         <w:spacing w:after="0" w:before="0" w:line="240" w:lineRule="auto"/>
       </w:pPr>
       <w:rPr>
+        <w:rFonts w:eastAsia="黑体"/>
         <w:b/>
         <w:bCs/>
       </w:rPr>
@@ -4711,6 +5022,7 @@
         <w:spacing w:after="0" w:before="0" w:line="240" w:lineRule="auto"/>
       </w:pPr>
       <w:rPr>
+        <w:rFonts w:eastAsia="黑体"/>
         <w:b/>
         <w:bCs/>
       </w:rPr>
@@ -4728,12 +5040,14 @@
     </w:tblStylePr>
     <w:tblStylePr w:type="firstCol">
       <w:rPr>
+        <w:rFonts w:eastAsia="黑体"/>
         <w:b/>
         <w:bCs/>
       </w:rPr>
     </w:tblStylePr>
     <w:tblStylePr w:type="lastCol">
       <w:rPr>
+        <w:rFonts w:eastAsia="黑体"/>
         <w:b/>
         <w:bCs/>
       </w:rPr>
@@ -4772,6 +5086,7 @@
       <w:spacing w:after="0" w:line="240" w:lineRule="auto"/>
     </w:pPr>
     <w:rPr>
+      <w:rFonts w:eastAsia="黑体"/>
       <w:color w:themeColor="accent3" w:themeShade="BF" w:val="76923C"/>
     </w:rPr>
     <w:tblPr>
@@ -4794,6 +5109,7 @@
         <w:spacing w:after="0" w:before="0" w:line="240" w:lineRule="auto"/>
       </w:pPr>
       <w:rPr>
+        <w:rFonts w:eastAsia="黑体"/>
         <w:b/>
         <w:bCs/>
       </w:rPr>
@@ -4814,6 +5130,7 @@
         <w:spacing w:after="0" w:before="0" w:line="240" w:lineRule="auto"/>
       </w:pPr>
       <w:rPr>
+        <w:rFonts w:eastAsia="黑体"/>
         <w:b/>
         <w:bCs/>
       </w:rPr>
@@ -4831,12 +5148,14 @@
     </w:tblStylePr>
     <w:tblStylePr w:type="firstCol">
       <w:rPr>
+        <w:rFonts w:eastAsia="黑体"/>
         <w:b/>
         <w:bCs/>
       </w:rPr>
     </w:tblStylePr>
     <w:tblStylePr w:type="lastCol">
       <w:rPr>
+        <w:rFonts w:eastAsia="黑体"/>
         <w:b/>
         <w:bCs/>
       </w:rPr>
@@ -4875,6 +5194,7 @@
       <w:spacing w:after="0" w:line="240" w:lineRule="auto"/>
     </w:pPr>
     <w:rPr>
+      <w:rFonts w:eastAsia="黑体"/>
       <w:color w:themeColor="accent4" w:themeShade="BF" w:val="5F497A"/>
     </w:rPr>
     <w:tblPr>
@@ -4897,6 +5217,7 @@
         <w:spacing w:after="0" w:before="0" w:line="240" w:lineRule="auto"/>
       </w:pPr>
       <w:rPr>
+        <w:rFonts w:eastAsia="黑体"/>
         <w:b/>
         <w:bCs/>
       </w:rPr>
@@ -4917,6 +5238,7 @@
         <w:spacing w:after="0" w:before="0" w:line="240" w:lineRule="auto"/>
       </w:pPr>
       <w:rPr>
+        <w:rFonts w:eastAsia="黑体"/>
         <w:b/>
         <w:bCs/>
       </w:rPr>
@@ -4934,12 +5256,14 @@
     </w:tblStylePr>
     <w:tblStylePr w:type="firstCol">
       <w:rPr>
+        <w:rFonts w:eastAsia="黑体"/>
         <w:b/>
         <w:bCs/>
       </w:rPr>
     </w:tblStylePr>
     <w:tblStylePr w:type="lastCol">
       <w:rPr>
+        <w:rFonts w:eastAsia="黑体"/>
         <w:b/>
         <w:bCs/>
       </w:rPr>
@@ -4978,6 +5302,7 @@
       <w:spacing w:after="0" w:line="240" w:lineRule="auto"/>
     </w:pPr>
     <w:rPr>
+      <w:rFonts w:eastAsia="黑体"/>
       <w:color w:themeColor="accent5" w:themeShade="BF" w:val="31849B"/>
     </w:rPr>
     <w:tblPr>
@@ -5000,6 +5325,7 @@
         <w:spacing w:after="0" w:before="0" w:line="240" w:lineRule="auto"/>
       </w:pPr>
       <w:rPr>
+        <w:rFonts w:eastAsia="黑体"/>
         <w:b/>
         <w:bCs/>
       </w:rPr>
@@ -5020,6 +5346,7 @@
         <w:spacing w:after="0" w:before="0" w:line="240" w:lineRule="auto"/>
       </w:pPr>
       <w:rPr>
+        <w:rFonts w:eastAsia="黑体"/>
         <w:b/>
         <w:bCs/>
       </w:rPr>
@@ -5037,12 +5364,14 @@
     </w:tblStylePr>
     <w:tblStylePr w:type="firstCol">
       <w:rPr>
+        <w:rFonts w:eastAsia="黑体"/>
         <w:b/>
         <w:bCs/>
       </w:rPr>
     </w:tblStylePr>
     <w:tblStylePr w:type="lastCol">
       <w:rPr>
+        <w:rFonts w:eastAsia="黑体"/>
         <w:b/>
         <w:bCs/>
       </w:rPr>
@@ -5081,6 +5410,7 @@
       <w:spacing w:after="0" w:line="240" w:lineRule="auto"/>
     </w:pPr>
     <w:rPr>
+      <w:rFonts w:eastAsia="黑体"/>
       <w:color w:themeColor="accent6" w:themeShade="BF" w:val="E36C0A"/>
     </w:rPr>
     <w:tblPr>
@@ -5103,6 +5433,7 @@
         <w:spacing w:after="0" w:before="0" w:line="240" w:lineRule="auto"/>
       </w:pPr>
       <w:rPr>
+        <w:rFonts w:eastAsia="黑体"/>
         <w:b/>
         <w:bCs/>
       </w:rPr>
@@ -5123,6 +5454,7 @@
         <w:spacing w:after="0" w:before="0" w:line="240" w:lineRule="auto"/>
       </w:pPr>
       <w:rPr>
+        <w:rFonts w:eastAsia="黑体"/>
         <w:b/>
         <w:bCs/>
       </w:rPr>
@@ -5140,12 +5472,14 @@
     </w:tblStylePr>
     <w:tblStylePr w:type="firstCol">
       <w:rPr>
+        <w:rFonts w:eastAsia="黑体"/>
         <w:b/>
         <w:bCs/>
       </w:rPr>
     </w:tblStylePr>
     <w:tblStylePr w:type="lastCol">
       <w:rPr>
+        <w:rFonts w:eastAsia="黑体"/>
         <w:b/>
         <w:bCs/>
       </w:rPr>
@@ -5205,6 +5539,7 @@
         <w:spacing w:after="0" w:before="0" w:line="240" w:lineRule="auto"/>
       </w:pPr>
       <w:rPr>
+        <w:rFonts w:eastAsia="黑体"/>
         <w:b/>
         <w:bCs/>
         <w:color w:themeColor="background1" w:val="FFFFFF"/>
@@ -5219,6 +5554,7 @@
         <w:spacing w:after="0" w:before="0" w:line="240" w:lineRule="auto"/>
       </w:pPr>
       <w:rPr>
+        <w:rFonts w:eastAsia="黑体"/>
         <w:b/>
         <w:bCs/>
       </w:rPr>
@@ -5234,12 +5570,14 @@
     </w:tblStylePr>
     <w:tblStylePr w:type="firstCol">
       <w:rPr>
+        <w:rFonts w:eastAsia="黑体"/>
         <w:b/>
         <w:bCs/>
       </w:rPr>
     </w:tblStylePr>
     <w:tblStylePr w:type="lastCol">
       <w:rPr>
+        <w:rFonts w:eastAsia="黑体"/>
         <w:b/>
         <w:bCs/>
       </w:rPr>
@@ -5297,6 +5635,7 @@
         <w:spacing w:after="0" w:before="0" w:line="240" w:lineRule="auto"/>
       </w:pPr>
       <w:rPr>
+        <w:rFonts w:eastAsia="黑体"/>
         <w:b/>
         <w:bCs/>
         <w:color w:themeColor="background1" w:val="FFFFFF"/>
@@ -5311,6 +5650,7 @@
         <w:spacing w:after="0" w:before="0" w:line="240" w:lineRule="auto"/>
       </w:pPr>
       <w:rPr>
+        <w:rFonts w:eastAsia="黑体"/>
         <w:b/>
         <w:bCs/>
       </w:rPr>
@@ -5326,12 +5666,14 @@
     </w:tblStylePr>
     <w:tblStylePr w:type="firstCol">
       <w:rPr>
+        <w:rFonts w:eastAsia="黑体"/>
         <w:b/>
         <w:bCs/>
       </w:rPr>
     </w:tblStylePr>
     <w:tblStylePr w:type="lastCol">
       <w:rPr>
+        <w:rFonts w:eastAsia="黑体"/>
         <w:b/>
         <w:bCs/>
       </w:rPr>
@@ -5389,6 +5731,7 @@
         <w:spacing w:after="0" w:before="0" w:line="240" w:lineRule="auto"/>
       </w:pPr>
       <w:rPr>
+        <w:rFonts w:eastAsia="黑体"/>
         <w:b/>
         <w:bCs/>
         <w:color w:themeColor="background1" w:val="FFFFFF"/>
@@ -5403,6 +5746,7 @@
         <w:spacing w:after="0" w:before="0" w:line="240" w:lineRule="auto"/>
       </w:pPr>
       <w:rPr>
+        <w:rFonts w:eastAsia="黑体"/>
         <w:b/>
         <w:bCs/>
       </w:rPr>
@@ -5418,12 +5762,14 @@
     </w:tblStylePr>
     <w:tblStylePr w:type="firstCol">
       <w:rPr>
+        <w:rFonts w:eastAsia="黑体"/>
         <w:b/>
         <w:bCs/>
       </w:rPr>
     </w:tblStylePr>
     <w:tblStylePr w:type="lastCol">
       <w:rPr>
+        <w:rFonts w:eastAsia="黑体"/>
         <w:b/>
         <w:bCs/>
       </w:rPr>
@@ -5481,6 +5827,7 @@
         <w:spacing w:after="0" w:before="0" w:line="240" w:lineRule="auto"/>
       </w:pPr>
       <w:rPr>
+        <w:rFonts w:eastAsia="黑体"/>
         <w:b/>
         <w:bCs/>
         <w:color w:themeColor="background1" w:val="FFFFFF"/>
@@ -5495,6 +5842,7 @@
         <w:spacing w:after="0" w:before="0" w:line="240" w:lineRule="auto"/>
       </w:pPr>
       <w:rPr>
+        <w:rFonts w:eastAsia="黑体"/>
         <w:b/>
         <w:bCs/>
       </w:rPr>
@@ -5510,12 +5858,14 @@
     </w:tblStylePr>
     <w:tblStylePr w:type="firstCol">
       <w:rPr>
+        <w:rFonts w:eastAsia="黑体"/>
         <w:b/>
         <w:bCs/>
       </w:rPr>
     </w:tblStylePr>
     <w:tblStylePr w:type="lastCol">
       <w:rPr>
+        <w:rFonts w:eastAsia="黑体"/>
         <w:b/>
         <w:bCs/>
       </w:rPr>
@@ -5573,6 +5923,7 @@
         <w:spacing w:after="0" w:before="0" w:line="240" w:lineRule="auto"/>
       </w:pPr>
       <w:rPr>
+        <w:rFonts w:eastAsia="黑体"/>
         <w:b/>
         <w:bCs/>
         <w:color w:themeColor="background1" w:val="FFFFFF"/>
@@ -5587,6 +5938,7 @@
         <w:spacing w:after="0" w:before="0" w:line="240" w:lineRule="auto"/>
       </w:pPr>
       <w:rPr>
+        <w:rFonts w:eastAsia="黑体"/>
         <w:b/>
         <w:bCs/>
       </w:rPr>
@@ -5602,12 +5954,14 @@
     </w:tblStylePr>
     <w:tblStylePr w:type="firstCol">
       <w:rPr>
+        <w:rFonts w:eastAsia="黑体"/>
         <w:b/>
         <w:bCs/>
       </w:rPr>
     </w:tblStylePr>
     <w:tblStylePr w:type="lastCol">
       <w:rPr>
+        <w:rFonts w:eastAsia="黑体"/>
         <w:b/>
         <w:bCs/>
       </w:rPr>
@@ -5665,6 +6019,7 @@
         <w:spacing w:after="0" w:before="0" w:line="240" w:lineRule="auto"/>
       </w:pPr>
       <w:rPr>
+        <w:rFonts w:eastAsia="黑体"/>
         <w:b/>
         <w:bCs/>
         <w:color w:themeColor="background1" w:val="FFFFFF"/>
@@ -5679,6 +6034,7 @@
         <w:spacing w:after="0" w:before="0" w:line="240" w:lineRule="auto"/>
       </w:pPr>
       <w:rPr>
+        <w:rFonts w:eastAsia="黑体"/>
         <w:b/>
         <w:bCs/>
       </w:rPr>
@@ -5694,12 +6050,14 @@
     </w:tblStylePr>
     <w:tblStylePr w:type="firstCol">
       <w:rPr>
+        <w:rFonts w:eastAsia="黑体"/>
         <w:b/>
         <w:bCs/>
       </w:rPr>
     </w:tblStylePr>
     <w:tblStylePr w:type="lastCol">
       <w:rPr>
+        <w:rFonts w:eastAsia="黑体"/>
         <w:b/>
         <w:bCs/>
       </w:rPr>
@@ -5757,6 +6115,7 @@
         <w:spacing w:after="0" w:before="0" w:line="240" w:lineRule="auto"/>
       </w:pPr>
       <w:rPr>
+        <w:rFonts w:eastAsia="黑体"/>
         <w:b/>
         <w:bCs/>
         <w:color w:themeColor="background1" w:val="FFFFFF"/>
@@ -5771,6 +6130,7 @@
         <w:spacing w:after="0" w:before="0" w:line="240" w:lineRule="auto"/>
       </w:pPr>
       <w:rPr>
+        <w:rFonts w:eastAsia="黑体"/>
         <w:b/>
         <w:bCs/>
       </w:rPr>
@@ -5786,12 +6146,14 @@
     </w:tblStylePr>
     <w:tblStylePr w:type="firstCol">
       <w:rPr>
+        <w:rFonts w:eastAsia="黑体"/>
         <w:b/>
         <w:bCs/>
       </w:rPr>
     </w:tblStylePr>
     <w:tblStylePr w:type="lastCol">
       <w:rPr>
+        <w:rFonts w:eastAsia="黑体"/>
         <w:b/>
         <w:bCs/>
       </w:rPr>
@@ -5851,7 +6213,7 @@
         <w:spacing w:after="0" w:before="0" w:line="240" w:lineRule="auto"/>
       </w:pPr>
       <w:rPr>
-        <w:rFonts w:asciiTheme="majorHAnsi" w:cstheme="majorBidi" w:eastAsiaTheme="majorEastAsia" w:hAnsiTheme="majorHAnsi"/>
+        <w:rFonts w:asciiTheme="majorHAnsi" w:cstheme="majorBidi" w:hAnsiTheme="majorHAnsi" w:eastAsia="黑体"/>
         <w:b/>
         <w:bCs/>
       </w:rPr>
@@ -5872,7 +6234,7 @@
         <w:spacing w:after="0" w:before="0" w:line="240" w:lineRule="auto"/>
       </w:pPr>
       <w:rPr>
-        <w:rFonts w:asciiTheme="majorHAnsi" w:cstheme="majorBidi" w:eastAsiaTheme="majorEastAsia" w:hAnsiTheme="majorHAnsi"/>
+        <w:rFonts w:asciiTheme="majorHAnsi" w:cstheme="majorBidi" w:hAnsiTheme="majorHAnsi" w:eastAsia="黑体"/>
         <w:b/>
         <w:bCs/>
       </w:rPr>
@@ -5890,14 +6252,14 @@
     </w:tblStylePr>
     <w:tblStylePr w:type="firstCol">
       <w:rPr>
-        <w:rFonts w:asciiTheme="majorHAnsi" w:cstheme="majorBidi" w:eastAsiaTheme="majorEastAsia" w:hAnsiTheme="majorHAnsi"/>
+        <w:rFonts w:asciiTheme="majorHAnsi" w:cstheme="majorBidi" w:hAnsiTheme="majorHAnsi" w:eastAsia="黑体"/>
         <w:b/>
         <w:bCs/>
       </w:rPr>
     </w:tblStylePr>
     <w:tblStylePr w:type="lastCol">
       <w:rPr>
-        <w:rFonts w:asciiTheme="majorHAnsi" w:cstheme="majorBidi" w:eastAsiaTheme="majorEastAsia" w:hAnsiTheme="majorHAnsi"/>
+        <w:rFonts w:asciiTheme="majorHAnsi" w:cstheme="majorBidi" w:hAnsiTheme="majorHAnsi" w:eastAsia="黑体"/>
         <w:b/>
         <w:bCs/>
       </w:rPr>
@@ -5981,7 +6343,7 @@
         <w:spacing w:after="0" w:before="0" w:line="240" w:lineRule="auto"/>
       </w:pPr>
       <w:rPr>
-        <w:rFonts w:asciiTheme="majorHAnsi" w:cstheme="majorBidi" w:eastAsiaTheme="majorEastAsia" w:hAnsiTheme="majorHAnsi"/>
+        <w:rFonts w:asciiTheme="majorHAnsi" w:cstheme="majorBidi" w:hAnsiTheme="majorHAnsi" w:eastAsia="黑体"/>
         <w:b/>
         <w:bCs/>
       </w:rPr>
@@ -6002,7 +6364,7 @@
         <w:spacing w:after="0" w:before="0" w:line="240" w:lineRule="auto"/>
       </w:pPr>
       <w:rPr>
-        <w:rFonts w:asciiTheme="majorHAnsi" w:cstheme="majorBidi" w:eastAsiaTheme="majorEastAsia" w:hAnsiTheme="majorHAnsi"/>
+        <w:rFonts w:asciiTheme="majorHAnsi" w:cstheme="majorBidi" w:hAnsiTheme="majorHAnsi" w:eastAsia="黑体"/>
         <w:b/>
         <w:bCs/>
       </w:rPr>
@@ -6020,14 +6382,14 @@
     </w:tblStylePr>
     <w:tblStylePr w:type="firstCol">
       <w:rPr>
-        <w:rFonts w:asciiTheme="majorHAnsi" w:cstheme="majorBidi" w:eastAsiaTheme="majorEastAsia" w:hAnsiTheme="majorHAnsi"/>
+        <w:rFonts w:asciiTheme="majorHAnsi" w:cstheme="majorBidi" w:hAnsiTheme="majorHAnsi" w:eastAsia="黑体"/>
         <w:b/>
         <w:bCs/>
       </w:rPr>
     </w:tblStylePr>
     <w:tblStylePr w:type="lastCol">
       <w:rPr>
-        <w:rFonts w:asciiTheme="majorHAnsi" w:cstheme="majorBidi" w:eastAsiaTheme="majorEastAsia" w:hAnsiTheme="majorHAnsi"/>
+        <w:rFonts w:asciiTheme="majorHAnsi" w:cstheme="majorBidi" w:hAnsiTheme="majorHAnsi" w:eastAsia="黑体"/>
         <w:b/>
         <w:bCs/>
       </w:rPr>
@@ -6111,7 +6473,7 @@
         <w:spacing w:after="0" w:before="0" w:line="240" w:lineRule="auto"/>
       </w:pPr>
       <w:rPr>
-        <w:rFonts w:asciiTheme="majorHAnsi" w:cstheme="majorBidi" w:eastAsiaTheme="majorEastAsia" w:hAnsiTheme="majorHAnsi"/>
+        <w:rFonts w:asciiTheme="majorHAnsi" w:cstheme="majorBidi" w:hAnsiTheme="majorHAnsi" w:eastAsia="黑体"/>
         <w:b/>
         <w:bCs/>
       </w:rPr>
@@ -6132,7 +6494,7 @@
         <w:spacing w:after="0" w:before="0" w:line="240" w:lineRule="auto"/>
       </w:pPr>
       <w:rPr>
-        <w:rFonts w:asciiTheme="majorHAnsi" w:cstheme="majorBidi" w:eastAsiaTheme="majorEastAsia" w:hAnsiTheme="majorHAnsi"/>
+        <w:rFonts w:asciiTheme="majorHAnsi" w:cstheme="majorBidi" w:hAnsiTheme="majorHAnsi" w:eastAsia="黑体"/>
         <w:b/>
         <w:bCs/>
       </w:rPr>
@@ -6150,14 +6512,14 @@
     </w:tblStylePr>
     <w:tblStylePr w:type="firstCol">
       <w:rPr>
-        <w:rFonts w:asciiTheme="majorHAnsi" w:cstheme="majorBidi" w:eastAsiaTheme="majorEastAsia" w:hAnsiTheme="majorHAnsi"/>
+        <w:rFonts w:asciiTheme="majorHAnsi" w:cstheme="majorBidi" w:hAnsiTheme="majorHAnsi" w:eastAsia="黑体"/>
         <w:b/>
         <w:bCs/>
       </w:rPr>
     </w:tblStylePr>
     <w:tblStylePr w:type="lastCol">
       <w:rPr>
-        <w:rFonts w:asciiTheme="majorHAnsi" w:cstheme="majorBidi" w:eastAsiaTheme="majorEastAsia" w:hAnsiTheme="majorHAnsi"/>
+        <w:rFonts w:asciiTheme="majorHAnsi" w:cstheme="majorBidi" w:hAnsiTheme="majorHAnsi" w:eastAsia="黑体"/>
         <w:b/>
         <w:bCs/>
       </w:rPr>
@@ -6241,7 +6603,7 @@
         <w:spacing w:after="0" w:before="0" w:line="240" w:lineRule="auto"/>
       </w:pPr>
       <w:rPr>
-        <w:rFonts w:asciiTheme="majorHAnsi" w:cstheme="majorBidi" w:eastAsiaTheme="majorEastAsia" w:hAnsiTheme="majorHAnsi"/>
+        <w:rFonts w:asciiTheme="majorHAnsi" w:cstheme="majorBidi" w:hAnsiTheme="majorHAnsi" w:eastAsia="黑体"/>
         <w:b/>
         <w:bCs/>
       </w:rPr>
@@ -6262,7 +6624,7 @@
         <w:spacing w:after="0" w:before="0" w:line="240" w:lineRule="auto"/>
       </w:pPr>
       <w:rPr>
-        <w:rFonts w:asciiTheme="majorHAnsi" w:cstheme="majorBidi" w:eastAsiaTheme="majorEastAsia" w:hAnsiTheme="majorHAnsi"/>
+        <w:rFonts w:asciiTheme="majorHAnsi" w:cstheme="majorBidi" w:hAnsiTheme="majorHAnsi" w:eastAsia="黑体"/>
         <w:b/>
         <w:bCs/>
       </w:rPr>
@@ -6280,14 +6642,14 @@
     </w:tblStylePr>
     <w:tblStylePr w:type="firstCol">
       <w:rPr>
-        <w:rFonts w:asciiTheme="majorHAnsi" w:cstheme="majorBidi" w:eastAsiaTheme="majorEastAsia" w:hAnsiTheme="majorHAnsi"/>
+        <w:rFonts w:asciiTheme="majorHAnsi" w:cstheme="majorBidi" w:hAnsiTheme="majorHAnsi" w:eastAsia="黑体"/>
         <w:b/>
         <w:bCs/>
       </w:rPr>
     </w:tblStylePr>
     <w:tblStylePr w:type="lastCol">
       <w:rPr>
-        <w:rFonts w:asciiTheme="majorHAnsi" w:cstheme="majorBidi" w:eastAsiaTheme="majorEastAsia" w:hAnsiTheme="majorHAnsi"/>
+        <w:rFonts w:asciiTheme="majorHAnsi" w:cstheme="majorBidi" w:hAnsiTheme="majorHAnsi" w:eastAsia="黑体"/>
         <w:b/>
         <w:bCs/>
       </w:rPr>
@@ -6371,7 +6733,7 @@
         <w:spacing w:after="0" w:before="0" w:line="240" w:lineRule="auto"/>
       </w:pPr>
       <w:rPr>
-        <w:rFonts w:asciiTheme="majorHAnsi" w:cstheme="majorBidi" w:eastAsiaTheme="majorEastAsia" w:hAnsiTheme="majorHAnsi"/>
+        <w:rFonts w:asciiTheme="majorHAnsi" w:cstheme="majorBidi" w:hAnsiTheme="majorHAnsi" w:eastAsia="黑体"/>
         <w:b/>
         <w:bCs/>
       </w:rPr>
@@ -6392,7 +6754,7 @@
         <w:spacing w:after="0" w:before="0" w:line="240" w:lineRule="auto"/>
       </w:pPr>
       <w:rPr>
-        <w:rFonts w:asciiTheme="majorHAnsi" w:cstheme="majorBidi" w:eastAsiaTheme="majorEastAsia" w:hAnsiTheme="majorHAnsi"/>
+        <w:rFonts w:asciiTheme="majorHAnsi" w:cstheme="majorBidi" w:hAnsiTheme="majorHAnsi" w:eastAsia="黑体"/>
         <w:b/>
         <w:bCs/>
       </w:rPr>
@@ -6410,14 +6772,14 @@
     </w:tblStylePr>
     <w:tblStylePr w:type="firstCol">
       <w:rPr>
-        <w:rFonts w:asciiTheme="majorHAnsi" w:cstheme="majorBidi" w:eastAsiaTheme="majorEastAsia" w:hAnsiTheme="majorHAnsi"/>
+        <w:rFonts w:asciiTheme="majorHAnsi" w:cstheme="majorBidi" w:hAnsiTheme="majorHAnsi" w:eastAsia="黑体"/>
         <w:b/>
         <w:bCs/>
       </w:rPr>
     </w:tblStylePr>
     <w:tblStylePr w:type="lastCol">
       <w:rPr>
-        <w:rFonts w:asciiTheme="majorHAnsi" w:cstheme="majorBidi" w:eastAsiaTheme="majorEastAsia" w:hAnsiTheme="majorHAnsi"/>
+        <w:rFonts w:asciiTheme="majorHAnsi" w:cstheme="majorBidi" w:hAnsiTheme="majorHAnsi" w:eastAsia="黑体"/>
         <w:b/>
         <w:bCs/>
       </w:rPr>
@@ -6501,7 +6863,7 @@
         <w:spacing w:after="0" w:before="0" w:line="240" w:lineRule="auto"/>
       </w:pPr>
       <w:rPr>
-        <w:rFonts w:asciiTheme="majorHAnsi" w:cstheme="majorBidi" w:eastAsiaTheme="majorEastAsia" w:hAnsiTheme="majorHAnsi"/>
+        <w:rFonts w:asciiTheme="majorHAnsi" w:cstheme="majorBidi" w:hAnsiTheme="majorHAnsi" w:eastAsia="黑体"/>
         <w:b/>
         <w:bCs/>
       </w:rPr>
@@ -6522,7 +6884,7 @@
         <w:spacing w:after="0" w:before="0" w:line="240" w:lineRule="auto"/>
       </w:pPr>
       <w:rPr>
-        <w:rFonts w:asciiTheme="majorHAnsi" w:cstheme="majorBidi" w:eastAsiaTheme="majorEastAsia" w:hAnsiTheme="majorHAnsi"/>
+        <w:rFonts w:asciiTheme="majorHAnsi" w:cstheme="majorBidi" w:hAnsiTheme="majorHAnsi" w:eastAsia="黑体"/>
         <w:b/>
         <w:bCs/>
       </w:rPr>
@@ -6540,14 +6902,14 @@
     </w:tblStylePr>
     <w:tblStylePr w:type="firstCol">
       <w:rPr>
-        <w:rFonts w:asciiTheme="majorHAnsi" w:cstheme="majorBidi" w:eastAsiaTheme="majorEastAsia" w:hAnsiTheme="majorHAnsi"/>
+        <w:rFonts w:asciiTheme="majorHAnsi" w:cstheme="majorBidi" w:hAnsiTheme="majorHAnsi" w:eastAsia="黑体"/>
         <w:b/>
         <w:bCs/>
       </w:rPr>
     </w:tblStylePr>
     <w:tblStylePr w:type="lastCol">
       <w:rPr>
-        <w:rFonts w:asciiTheme="majorHAnsi" w:cstheme="majorBidi" w:eastAsiaTheme="majorEastAsia" w:hAnsiTheme="majorHAnsi"/>
+        <w:rFonts w:asciiTheme="majorHAnsi" w:cstheme="majorBidi" w:hAnsiTheme="majorHAnsi" w:eastAsia="黑体"/>
         <w:b/>
         <w:bCs/>
       </w:rPr>
@@ -6631,7 +6993,7 @@
         <w:spacing w:after="0" w:before="0" w:line="240" w:lineRule="auto"/>
       </w:pPr>
       <w:rPr>
-        <w:rFonts w:asciiTheme="majorHAnsi" w:cstheme="majorBidi" w:eastAsiaTheme="majorEastAsia" w:hAnsiTheme="majorHAnsi"/>
+        <w:rFonts w:asciiTheme="majorHAnsi" w:cstheme="majorBidi" w:hAnsiTheme="majorHAnsi" w:eastAsia="黑体"/>
         <w:b/>
         <w:bCs/>
       </w:rPr>
@@ -6652,7 +7014,7 @@
         <w:spacing w:after="0" w:before="0" w:line="240" w:lineRule="auto"/>
       </w:pPr>
       <w:rPr>
-        <w:rFonts w:asciiTheme="majorHAnsi" w:cstheme="majorBidi" w:eastAsiaTheme="majorEastAsia" w:hAnsiTheme="majorHAnsi"/>
+        <w:rFonts w:asciiTheme="majorHAnsi" w:cstheme="majorBidi" w:hAnsiTheme="majorHAnsi" w:eastAsia="黑体"/>
         <w:b/>
         <w:bCs/>
       </w:rPr>
@@ -6670,14 +7032,14 @@
     </w:tblStylePr>
     <w:tblStylePr w:type="firstCol">
       <w:rPr>
-        <w:rFonts w:asciiTheme="majorHAnsi" w:cstheme="majorBidi" w:eastAsiaTheme="majorEastAsia" w:hAnsiTheme="majorHAnsi"/>
+        <w:rFonts w:asciiTheme="majorHAnsi" w:cstheme="majorBidi" w:hAnsiTheme="majorHAnsi" w:eastAsia="黑体"/>
         <w:b/>
         <w:bCs/>
       </w:rPr>
     </w:tblStylePr>
     <w:tblStylePr w:type="lastCol">
       <w:rPr>
-        <w:rFonts w:asciiTheme="majorHAnsi" w:cstheme="majorBidi" w:eastAsiaTheme="majorEastAsia" w:hAnsiTheme="majorHAnsi"/>
+        <w:rFonts w:asciiTheme="majorHAnsi" w:cstheme="majorBidi" w:hAnsiTheme="majorHAnsi" w:eastAsia="黑体"/>
         <w:b/>
         <w:bCs/>
       </w:rPr>
@@ -6760,6 +7122,7 @@
         <w:spacing w:after="0" w:before="0" w:line="240" w:lineRule="auto"/>
       </w:pPr>
       <w:rPr>
+        <w:rFonts w:eastAsia="黑体"/>
         <w:b/>
         <w:bCs/>
         <w:color w:themeColor="background1" w:val="FFFFFF"/>
@@ -6782,6 +7145,7 @@
         <w:spacing w:after="0" w:before="0" w:line="240" w:lineRule="auto"/>
       </w:pPr>
       <w:rPr>
+        <w:rFonts w:eastAsia="黑体"/>
         <w:b/>
         <w:bCs/>
       </w:rPr>
@@ -6799,12 +7163,14 @@
     </w:tblStylePr>
     <w:tblStylePr w:type="firstCol">
       <w:rPr>
+        <w:rFonts w:eastAsia="黑体"/>
         <w:b/>
         <w:bCs/>
       </w:rPr>
     </w:tblStylePr>
     <w:tblStylePr w:type="lastCol">
       <w:rPr>
+        <w:rFonts w:eastAsia="黑体"/>
         <w:b/>
         <w:bCs/>
       </w:rPr>
@@ -6866,6 +7232,7 @@
         <w:spacing w:after="0" w:before="0" w:line="240" w:lineRule="auto"/>
       </w:pPr>
       <w:rPr>
+        <w:rFonts w:eastAsia="黑体"/>
         <w:b/>
         <w:bCs/>
         <w:color w:themeColor="background1" w:val="FFFFFF"/>
@@ -6888,6 +7255,7 @@
         <w:spacing w:after="0" w:before="0" w:line="240" w:lineRule="auto"/>
       </w:pPr>
       <w:rPr>
+        <w:rFonts w:eastAsia="黑体"/>
         <w:b/>
         <w:bCs/>
       </w:rPr>
@@ -6905,12 +7273,14 @@
     </w:tblStylePr>
     <w:tblStylePr w:type="firstCol">
       <w:rPr>
+        <w:rFonts w:eastAsia="黑体"/>
         <w:b/>
         <w:bCs/>
       </w:rPr>
     </w:tblStylePr>
     <w:tblStylePr w:type="lastCol">
       <w:rPr>
+        <w:rFonts w:eastAsia="黑体"/>
         <w:b/>
         <w:bCs/>
       </w:rPr>
@@ -6972,6 +7342,7 @@
         <w:spacing w:after="0" w:before="0" w:line="240" w:lineRule="auto"/>
       </w:pPr>
       <w:rPr>
+        <w:rFonts w:eastAsia="黑体"/>
         <w:b/>
         <w:bCs/>
         <w:color w:themeColor="background1" w:val="FFFFFF"/>
@@ -6994,6 +7365,7 @@
         <w:spacing w:after="0" w:before="0" w:line="240" w:lineRule="auto"/>
       </w:pPr>
       <w:rPr>
+        <w:rFonts w:eastAsia="黑体"/>
         <w:b/>
         <w:bCs/>
       </w:rPr>
@@ -7011,12 +7383,14 @@
     </w:tblStylePr>
     <w:tblStylePr w:type="firstCol">
       <w:rPr>
+        <w:rFonts w:eastAsia="黑体"/>
         <w:b/>
         <w:bCs/>
       </w:rPr>
     </w:tblStylePr>
     <w:tblStylePr w:type="lastCol">
       <w:rPr>
+        <w:rFonts w:eastAsia="黑体"/>
         <w:b/>
         <w:bCs/>
       </w:rPr>
@@ -7078,6 +7452,7 @@
         <w:spacing w:after="0" w:before="0" w:line="240" w:lineRule="auto"/>
       </w:pPr>
       <w:rPr>
+        <w:rFonts w:eastAsia="黑体"/>
         <w:b/>
         <w:bCs/>
         <w:color w:themeColor="background1" w:val="FFFFFF"/>
@@ -7100,6 +7475,7 @@
         <w:spacing w:after="0" w:before="0" w:line="240" w:lineRule="auto"/>
       </w:pPr>
       <w:rPr>
+        <w:rFonts w:eastAsia="黑体"/>
         <w:b/>
         <w:bCs/>
       </w:rPr>
@@ -7117,12 +7493,14 @@
     </w:tblStylePr>
     <w:tblStylePr w:type="firstCol">
       <w:rPr>
+        <w:rFonts w:eastAsia="黑体"/>
         <w:b/>
         <w:bCs/>
       </w:rPr>
     </w:tblStylePr>
     <w:tblStylePr w:type="lastCol">
       <w:rPr>
+        <w:rFonts w:eastAsia="黑体"/>
         <w:b/>
         <w:bCs/>
       </w:rPr>
@@ -7184,6 +7562,7 @@
         <w:spacing w:after="0" w:before="0" w:line="240" w:lineRule="auto"/>
       </w:pPr>
       <w:rPr>
+        <w:rFonts w:eastAsia="黑体"/>
         <w:b/>
         <w:bCs/>
         <w:color w:themeColor="background1" w:val="FFFFFF"/>
@@ -7206,6 +7585,7 @@
         <w:spacing w:after="0" w:before="0" w:line="240" w:lineRule="auto"/>
       </w:pPr>
       <w:rPr>
+        <w:rFonts w:eastAsia="黑体"/>
         <w:b/>
         <w:bCs/>
       </w:rPr>
@@ -7223,12 +7603,14 @@
     </w:tblStylePr>
     <w:tblStylePr w:type="firstCol">
       <w:rPr>
+        <w:rFonts w:eastAsia="黑体"/>
         <w:b/>
         <w:bCs/>
       </w:rPr>
     </w:tblStylePr>
     <w:tblStylePr w:type="lastCol">
       <w:rPr>
+        <w:rFonts w:eastAsia="黑体"/>
         <w:b/>
         <w:bCs/>
       </w:rPr>
@@ -7290,6 +7672,7 @@
         <w:spacing w:after="0" w:before="0" w:line="240" w:lineRule="auto"/>
       </w:pPr>
       <w:rPr>
+        <w:rFonts w:eastAsia="黑体"/>
         <w:b/>
         <w:bCs/>
         <w:color w:themeColor="background1" w:val="FFFFFF"/>
@@ -7312,6 +7695,7 @@
         <w:spacing w:after="0" w:before="0" w:line="240" w:lineRule="auto"/>
       </w:pPr>
       <w:rPr>
+        <w:rFonts w:eastAsia="黑体"/>
         <w:b/>
         <w:bCs/>
       </w:rPr>
@@ -7329,12 +7713,14 @@
     </w:tblStylePr>
     <w:tblStylePr w:type="firstCol">
       <w:rPr>
+        <w:rFonts w:eastAsia="黑体"/>
         <w:b/>
         <w:bCs/>
       </w:rPr>
     </w:tblStylePr>
     <w:tblStylePr w:type="lastCol">
       <w:rPr>
+        <w:rFonts w:eastAsia="黑体"/>
         <w:b/>
         <w:bCs/>
       </w:rPr>
@@ -7396,6 +7782,7 @@
         <w:spacing w:after="0" w:before="0" w:line="240" w:lineRule="auto"/>
       </w:pPr>
       <w:rPr>
+        <w:rFonts w:eastAsia="黑体"/>
         <w:b/>
         <w:bCs/>
         <w:color w:themeColor="background1" w:val="FFFFFF"/>
@@ -7418,6 +7805,7 @@
         <w:spacing w:after="0" w:before="0" w:line="240" w:lineRule="auto"/>
       </w:pPr>
       <w:rPr>
+        <w:rFonts w:eastAsia="黑体"/>
         <w:b/>
         <w:bCs/>
       </w:rPr>
@@ -7435,12 +7823,14 @@
     </w:tblStylePr>
     <w:tblStylePr w:type="firstCol">
       <w:rPr>
+        <w:rFonts w:eastAsia="黑体"/>
         <w:b/>
         <w:bCs/>
       </w:rPr>
     </w:tblStylePr>
     <w:tblStylePr w:type="lastCol">
       <w:rPr>
+        <w:rFonts w:eastAsia="黑体"/>
         <w:b/>
         <w:bCs/>
       </w:rPr>
@@ -7499,6 +7889,7 @@
         <w:spacing w:after="0" w:before="0" w:line="240" w:lineRule="auto"/>
       </w:pPr>
       <w:rPr>
+        <w:rFonts w:eastAsia="黑体"/>
         <w:b/>
         <w:bCs/>
         <w:color w:themeColor="background1" w:val="FFFFFF"/>
@@ -7521,6 +7912,7 @@
         <w:spacing w:after="0" w:before="0" w:line="240" w:lineRule="auto"/>
       </w:pPr>
       <w:rPr>
+        <w:rFonts w:eastAsia="黑体"/>
         <w:color w:val="auto"/>
       </w:rPr>
       <w:tblPr/>
@@ -7538,6 +7930,7 @@
     </w:tblStylePr>
     <w:tblStylePr w:type="firstCol">
       <w:rPr>
+        <w:rFonts w:eastAsia="黑体"/>
         <w:b/>
         <w:bCs/>
         <w:color w:themeColor="background1" w:val="FFFFFF"/>
@@ -7557,6 +7950,7 @@
     </w:tblStylePr>
     <w:tblStylePr w:type="lastCol">
       <w:rPr>
+        <w:rFonts w:eastAsia="黑体"/>
         <w:b/>
         <w:bCs/>
         <w:color w:themeColor="background1" w:val="FFFFFF"/>
@@ -7605,6 +7999,7 @@
     </w:tblStylePr>
     <w:tblStylePr w:type="nwCell">
       <w:rPr>
+        <w:rFonts w:eastAsia="黑体"/>
         <w:color w:themeColor="background1" w:val="FFFFFF"/>
       </w:rPr>
       <w:tblPr/>
@@ -7648,6 +8043,7 @@
         <w:spacing w:after="0" w:before="0" w:line="240" w:lineRule="auto"/>
       </w:pPr>
       <w:rPr>
+        <w:rFonts w:eastAsia="黑体"/>
         <w:b/>
         <w:bCs/>
         <w:color w:themeColor="background1" w:val="FFFFFF"/>
@@ -7670,6 +8066,7 @@
         <w:spacing w:after="0" w:before="0" w:line="240" w:lineRule="auto"/>
       </w:pPr>
       <w:rPr>
+        <w:rFonts w:eastAsia="黑体"/>
         <w:color w:val="auto"/>
       </w:rPr>
       <w:tblPr/>
@@ -7687,6 +8084,7 @@
     </w:tblStylePr>
     <w:tblStylePr w:type="firstCol">
       <w:rPr>
+        <w:rFonts w:eastAsia="黑体"/>
         <w:b/>
         <w:bCs/>
         <w:color w:themeColor="background1" w:val="FFFFFF"/>
@@ -7706,6 +8104,7 @@
     </w:tblStylePr>
     <w:tblStylePr w:type="lastCol">
       <w:rPr>
+        <w:rFonts w:eastAsia="黑体"/>
         <w:b/>
         <w:bCs/>
         <w:color w:themeColor="background1" w:val="FFFFFF"/>
@@ -7754,6 +8153,7 @@
     </w:tblStylePr>
     <w:tblStylePr w:type="nwCell">
       <w:rPr>
+        <w:rFonts w:eastAsia="黑体"/>
         <w:color w:themeColor="background1" w:val="FFFFFF"/>
       </w:rPr>
       <w:tblPr/>
@@ -7797,6 +8197,7 @@
         <w:spacing w:after="0" w:before="0" w:line="240" w:lineRule="auto"/>
       </w:pPr>
       <w:rPr>
+        <w:rFonts w:eastAsia="黑体"/>
         <w:b/>
         <w:bCs/>
         <w:color w:themeColor="background1" w:val="FFFFFF"/>
@@ -7819,6 +8220,7 @@
         <w:spacing w:after="0" w:before="0" w:line="240" w:lineRule="auto"/>
       </w:pPr>
       <w:rPr>
+        <w:rFonts w:eastAsia="黑体"/>
         <w:color w:val="auto"/>
       </w:rPr>
       <w:tblPr/>
@@ -7836,6 +8238,7 @@
     </w:tblStylePr>
     <w:tblStylePr w:type="firstCol">
       <w:rPr>
+        <w:rFonts w:eastAsia="黑体"/>
         <w:b/>
         <w:bCs/>
         <w:color w:themeColor="background1" w:val="FFFFFF"/>
@@ -7855,6 +8258,7 @@
     </w:tblStylePr>
     <w:tblStylePr w:type="lastCol">
       <w:rPr>
+        <w:rFonts w:eastAsia="黑体"/>
         <w:b/>
         <w:bCs/>
         <w:color w:themeColor="background1" w:val="FFFFFF"/>
@@ -7903,6 +8307,7 @@
     </w:tblStylePr>
     <w:tblStylePr w:type="nwCell">
       <w:rPr>
+        <w:rFonts w:eastAsia="黑体"/>
         <w:color w:themeColor="background1" w:val="FFFFFF"/>
       </w:rPr>
       <w:tblPr/>
@@ -7946,6 +8351,7 @@
         <w:spacing w:after="0" w:before="0" w:line="240" w:lineRule="auto"/>
       </w:pPr>
       <w:rPr>
+        <w:rFonts w:eastAsia="黑体"/>
         <w:b/>
         <w:bCs/>
         <w:color w:themeColor="background1" w:val="FFFFFF"/>
@@ -7968,6 +8374,7 @@
         <w:spacing w:after="0" w:before="0" w:line="240" w:lineRule="auto"/>
       </w:pPr>
       <w:rPr>
+        <w:rFonts w:eastAsia="黑体"/>
         <w:color w:val="auto"/>
       </w:rPr>
       <w:tblPr/>
@@ -7985,6 +8392,7 @@
     </w:tblStylePr>
     <w:tblStylePr w:type="firstCol">
       <w:rPr>
+        <w:rFonts w:eastAsia="黑体"/>
         <w:b/>
         <w:bCs/>
         <w:color w:themeColor="background1" w:val="FFFFFF"/>
@@ -8004,6 +8412,7 @@
     </w:tblStylePr>
     <w:tblStylePr w:type="lastCol">
       <w:rPr>
+        <w:rFonts w:eastAsia="黑体"/>
         <w:b/>
         <w:bCs/>
         <w:color w:themeColor="background1" w:val="FFFFFF"/>
@@ -8052,6 +8461,7 @@
     </w:tblStylePr>
     <w:tblStylePr w:type="nwCell">
       <w:rPr>
+        <w:rFonts w:eastAsia="黑体"/>
         <w:color w:themeColor="background1" w:val="FFFFFF"/>
       </w:rPr>
       <w:tblPr/>
@@ -8095,6 +8505,7 @@
         <w:spacing w:after="0" w:before="0" w:line="240" w:lineRule="auto"/>
       </w:pPr>
       <w:rPr>
+        <w:rFonts w:eastAsia="黑体"/>
         <w:b/>
         <w:bCs/>
         <w:color w:themeColor="background1" w:val="FFFFFF"/>
@@ -8117,6 +8528,7 @@
         <w:spacing w:after="0" w:before="0" w:line="240" w:lineRule="auto"/>
       </w:pPr>
       <w:rPr>
+        <w:rFonts w:eastAsia="黑体"/>
         <w:color w:val="auto"/>
       </w:rPr>
       <w:tblPr/>
@@ -8134,6 +8546,7 @@
     </w:tblStylePr>
     <w:tblStylePr w:type="firstCol">
       <w:rPr>
+        <w:rFonts w:eastAsia="黑体"/>
         <w:b/>
         <w:bCs/>
         <w:color w:themeColor="background1" w:val="FFFFFF"/>
@@ -8153,6 +8566,7 @@
     </w:tblStylePr>
     <w:tblStylePr w:type="lastCol">
       <w:rPr>
+        <w:rFonts w:eastAsia="黑体"/>
         <w:b/>
         <w:bCs/>
         <w:color w:themeColor="background1" w:val="FFFFFF"/>
@@ -8201,6 +8615,7 @@
     </w:tblStylePr>
     <w:tblStylePr w:type="nwCell">
       <w:rPr>
+        <w:rFonts w:eastAsia="黑体"/>
         <w:color w:themeColor="background1" w:val="FFFFFF"/>
       </w:rPr>
       <w:tblPr/>
@@ -8244,6 +8659,7 @@
         <w:spacing w:after="0" w:before="0" w:line="240" w:lineRule="auto"/>
       </w:pPr>
       <w:rPr>
+        <w:rFonts w:eastAsia="黑体"/>
         <w:b/>
         <w:bCs/>
         <w:color w:themeColor="background1" w:val="FFFFFF"/>
@@ -8266,6 +8682,7 @@
         <w:spacing w:after="0" w:before="0" w:line="240" w:lineRule="auto"/>
       </w:pPr>
       <w:rPr>
+        <w:rFonts w:eastAsia="黑体"/>
         <w:color w:val="auto"/>
       </w:rPr>
       <w:tblPr/>
@@ -8283,6 +8700,7 @@
     </w:tblStylePr>
     <w:tblStylePr w:type="firstCol">
       <w:rPr>
+        <w:rFonts w:eastAsia="黑体"/>
         <w:b/>
         <w:bCs/>
         <w:color w:themeColor="background1" w:val="FFFFFF"/>
@@ -8302,6 +8720,7 @@
     </w:tblStylePr>
     <w:tblStylePr w:type="lastCol">
       <w:rPr>
+        <w:rFonts w:eastAsia="黑体"/>
         <w:b/>
         <w:bCs/>
         <w:color w:themeColor="background1" w:val="FFFFFF"/>
@@ -8350,6 +8769,7 @@
     </w:tblStylePr>
     <w:tblStylePr w:type="nwCell">
       <w:rPr>
+        <w:rFonts w:eastAsia="黑体"/>
         <w:color w:themeColor="background1" w:val="FFFFFF"/>
       </w:rPr>
       <w:tblPr/>
@@ -8393,6 +8813,7 @@
         <w:spacing w:after="0" w:before="0" w:line="240" w:lineRule="auto"/>
       </w:pPr>
       <w:rPr>
+        <w:rFonts w:eastAsia="黑体"/>
         <w:b/>
         <w:bCs/>
         <w:color w:themeColor="background1" w:val="FFFFFF"/>
@@ -8415,6 +8836,7 @@
         <w:spacing w:after="0" w:before="0" w:line="240" w:lineRule="auto"/>
       </w:pPr>
       <w:rPr>
+        <w:rFonts w:eastAsia="黑体"/>
         <w:color w:val="auto"/>
       </w:rPr>
       <w:tblPr/>
@@ -8432,6 +8854,7 @@
     </w:tblStylePr>
     <w:tblStylePr w:type="firstCol">
       <w:rPr>
+        <w:rFonts w:eastAsia="黑体"/>
         <w:b/>
         <w:bCs/>
         <w:color w:themeColor="background1" w:val="FFFFFF"/>
@@ -8451,6 +8874,7 @@
     </w:tblStylePr>
     <w:tblStylePr w:type="lastCol">
       <w:rPr>
+        <w:rFonts w:eastAsia="黑体"/>
         <w:b/>
         <w:bCs/>
         <w:color w:themeColor="background1" w:val="FFFFFF"/>
@@ -8499,6 +8923,7 @@
     </w:tblStylePr>
     <w:tblStylePr w:type="nwCell">
       <w:rPr>
+        <w:rFonts w:eastAsia="黑体"/>
         <w:color w:themeColor="background1" w:val="FFFFFF"/>
       </w:rPr>
       <w:tblPr/>
@@ -8523,6 +8948,7 @@
       <w:spacing w:after="0" w:line="240" w:lineRule="auto"/>
     </w:pPr>
     <w:rPr>
+      <w:rFonts w:eastAsia="黑体"/>
       <w:color w:themeColor="text1" w:val="000000"/>
     </w:rPr>
     <w:tblPr>
@@ -8542,7 +8968,7 @@
     </w:tblPr>
     <w:tblStylePr w:type="firstRow">
       <w:rPr>
-        <w:rFonts w:asciiTheme="majorHAnsi" w:cstheme="majorBidi" w:eastAsiaTheme="majorEastAsia" w:hAnsiTheme="majorHAnsi"/>
+        <w:rFonts w:asciiTheme="majorHAnsi" w:cstheme="majorBidi" w:hAnsiTheme="majorHAnsi" w:eastAsia="黑体"/>
       </w:rPr>
       <w:tblPr/>
       <w:tcPr>
@@ -8554,6 +8980,7 @@
     </w:tblStylePr>
     <w:tblStylePr w:type="lastRow">
       <w:rPr>
+        <w:rFonts w:eastAsia="黑体"/>
         <w:b/>
         <w:bCs/>
         <w:color w:themeColor="text2" w:val="1F497D"/>
@@ -8568,12 +8995,14 @@
     </w:tblStylePr>
     <w:tblStylePr w:type="firstCol">
       <w:rPr>
+        <w:rFonts w:eastAsia="黑体"/>
         <w:b/>
         <w:bCs/>
       </w:rPr>
     </w:tblStylePr>
     <w:tblStylePr w:type="lastCol">
       <w:rPr>
+        <w:rFonts w:eastAsia="黑体"/>
         <w:b/>
         <w:bCs/>
       </w:rPr>
@@ -8607,6 +9036,7 @@
       <w:spacing w:after="0" w:line="240" w:lineRule="auto"/>
     </w:pPr>
     <w:rPr>
+      <w:rFonts w:eastAsia="黑体"/>
       <w:color w:themeColor="text1" w:val="000000"/>
     </w:rPr>
     <w:tblPr>
@@ -8626,7 +9056,7 @@
     </w:tblPr>
     <w:tblStylePr w:type="firstRow">
       <w:rPr>
-        <w:rFonts w:asciiTheme="majorHAnsi" w:cstheme="majorBidi" w:eastAsiaTheme="majorEastAsia" w:hAnsiTheme="majorHAnsi"/>
+        <w:rFonts w:asciiTheme="majorHAnsi" w:cstheme="majorBidi" w:hAnsiTheme="majorHAnsi" w:eastAsia="黑体"/>
       </w:rPr>
       <w:tblPr/>
       <w:tcPr>
@@ -8638,6 +9068,7 @@
     </w:tblStylePr>
     <w:tblStylePr w:type="lastRow">
       <w:rPr>
+        <w:rFonts w:eastAsia="黑体"/>
         <w:b/>
         <w:bCs/>
         <w:color w:themeColor="text2" w:val="1F497D"/>
@@ -8652,12 +9083,14 @@
     </w:tblStylePr>
     <w:tblStylePr w:type="firstCol">
       <w:rPr>
+        <w:rFonts w:eastAsia="黑体"/>
         <w:b/>
         <w:bCs/>
       </w:rPr>
     </w:tblStylePr>
     <w:tblStylePr w:type="lastCol">
       <w:rPr>
+        <w:rFonts w:eastAsia="黑体"/>
         <w:b/>
         <w:bCs/>
       </w:rPr>
@@ -8691,6 +9124,7 @@
       <w:spacing w:after="0" w:line="240" w:lineRule="auto"/>
     </w:pPr>
     <w:rPr>
+      <w:rFonts w:eastAsia="黑体"/>
       <w:color w:themeColor="text1" w:val="000000"/>
     </w:rPr>
     <w:tblPr>
@@ -8710,7 +9144,7 @@
     </w:tblPr>
     <w:tblStylePr w:type="firstRow">
       <w:rPr>
-        <w:rFonts w:asciiTheme="majorHAnsi" w:cstheme="majorBidi" w:eastAsiaTheme="majorEastAsia" w:hAnsiTheme="majorHAnsi"/>
+        <w:rFonts w:asciiTheme="majorHAnsi" w:cstheme="majorBidi" w:hAnsiTheme="majorHAnsi" w:eastAsia="黑体"/>
       </w:rPr>
       <w:tblPr/>
       <w:tcPr>
@@ -8722,6 +9156,7 @@
     </w:tblStylePr>
     <w:tblStylePr w:type="lastRow">
       <w:rPr>
+        <w:rFonts w:eastAsia="黑体"/>
         <w:b/>
         <w:bCs/>
         <w:color w:themeColor="text2" w:val="1F497D"/>
@@ -8736,12 +9171,14 @@
     </w:tblStylePr>
     <w:tblStylePr w:type="firstCol">
       <w:rPr>
+        <w:rFonts w:eastAsia="黑体"/>
         <w:b/>
         <w:bCs/>
       </w:rPr>
     </w:tblStylePr>
     <w:tblStylePr w:type="lastCol">
       <w:rPr>
+        <w:rFonts w:eastAsia="黑体"/>
         <w:b/>
         <w:bCs/>
       </w:rPr>
@@ -8775,6 +9212,7 @@
       <w:spacing w:after="0" w:line="240" w:lineRule="auto"/>
     </w:pPr>
     <w:rPr>
+      <w:rFonts w:eastAsia="黑体"/>
       <w:color w:themeColor="text1" w:val="000000"/>
     </w:rPr>
     <w:tblPr>
@@ -8794,7 +9232,7 @@
     </w:tblPr>
     <w:tblStylePr w:type="firstRow">
       <w:rPr>
-        <w:rFonts w:asciiTheme="majorHAnsi" w:cstheme="majorBidi" w:eastAsiaTheme="majorEastAsia" w:hAnsiTheme="majorHAnsi"/>
+        <w:rFonts w:asciiTheme="majorHAnsi" w:cstheme="majorBidi" w:hAnsiTheme="majorHAnsi" w:eastAsia="黑体"/>
       </w:rPr>
       <w:tblPr/>
       <w:tcPr>
@@ -8806,6 +9244,7 @@
     </w:tblStylePr>
     <w:tblStylePr w:type="lastRow">
       <w:rPr>
+        <w:rFonts w:eastAsia="黑体"/>
         <w:b/>
         <w:bCs/>
         <w:color w:themeColor="text2" w:val="1F497D"/>
@@ -8820,12 +9259,14 @@
     </w:tblStylePr>
     <w:tblStylePr w:type="firstCol">
       <w:rPr>
+        <w:rFonts w:eastAsia="黑体"/>
         <w:b/>
         <w:bCs/>
       </w:rPr>
     </w:tblStylePr>
     <w:tblStylePr w:type="lastCol">
       <w:rPr>
+        <w:rFonts w:eastAsia="黑体"/>
         <w:b/>
         <w:bCs/>
       </w:rPr>
@@ -8859,6 +9300,7 @@
       <w:spacing w:after="0" w:line="240" w:lineRule="auto"/>
     </w:pPr>
     <w:rPr>
+      <w:rFonts w:eastAsia="黑体"/>
       <w:color w:themeColor="text1" w:val="000000"/>
     </w:rPr>
     <w:tblPr>
@@ -8878,7 +9320,7 @@
     </w:tblPr>
     <w:tblStylePr w:type="firstRow">
       <w:rPr>
-        <w:rFonts w:asciiTheme="majorHAnsi" w:cstheme="majorBidi" w:eastAsiaTheme="majorEastAsia" w:hAnsiTheme="majorHAnsi"/>
+        <w:rFonts w:asciiTheme="majorHAnsi" w:cstheme="majorBidi" w:hAnsiTheme="majorHAnsi" w:eastAsia="黑体"/>
       </w:rPr>
       <w:tblPr/>
       <w:tcPr>
@@ -8890,6 +9332,7 @@
     </w:tblStylePr>
     <w:tblStylePr w:type="lastRow">
       <w:rPr>
+        <w:rFonts w:eastAsia="黑体"/>
         <w:b/>
         <w:bCs/>
         <w:color w:themeColor="text2" w:val="1F497D"/>
@@ -8904,12 +9347,14 @@
     </w:tblStylePr>
     <w:tblStylePr w:type="firstCol">
       <w:rPr>
+        <w:rFonts w:eastAsia="黑体"/>
         <w:b/>
         <w:bCs/>
       </w:rPr>
     </w:tblStylePr>
     <w:tblStylePr w:type="lastCol">
       <w:rPr>
+        <w:rFonts w:eastAsia="黑体"/>
         <w:b/>
         <w:bCs/>
       </w:rPr>
@@ -8943,6 +9388,7 @@
       <w:spacing w:after="0" w:line="240" w:lineRule="auto"/>
     </w:pPr>
     <w:rPr>
+      <w:rFonts w:eastAsia="黑体"/>
       <w:color w:themeColor="text1" w:val="000000"/>
     </w:rPr>
     <w:tblPr>
@@ -8962,7 +9408,7 @@
     </w:tblPr>
     <w:tblStylePr w:type="firstRow">
       <w:rPr>
-        <w:rFonts w:asciiTheme="majorHAnsi" w:cstheme="majorBidi" w:eastAsiaTheme="majorEastAsia" w:hAnsiTheme="majorHAnsi"/>
+        <w:rFonts w:asciiTheme="majorHAnsi" w:cstheme="majorBidi" w:hAnsiTheme="majorHAnsi" w:eastAsia="黑体"/>
       </w:rPr>
       <w:tblPr/>
       <w:tcPr>
@@ -8974,6 +9420,7 @@
     </w:tblStylePr>
     <w:tblStylePr w:type="lastRow">
       <w:rPr>
+        <w:rFonts w:eastAsia="黑体"/>
         <w:b/>
         <w:bCs/>
         <w:color w:themeColor="text2" w:val="1F497D"/>
@@ -8988,12 +9435,14 @@
     </w:tblStylePr>
     <w:tblStylePr w:type="firstCol">
       <w:rPr>
+        <w:rFonts w:eastAsia="黑体"/>
         <w:b/>
         <w:bCs/>
       </w:rPr>
     </w:tblStylePr>
     <w:tblStylePr w:type="lastCol">
       <w:rPr>
+        <w:rFonts w:eastAsia="黑体"/>
         <w:b/>
         <w:bCs/>
       </w:rPr>
@@ -9027,6 +9476,7 @@
       <w:spacing w:after="0" w:line="240" w:lineRule="auto"/>
     </w:pPr>
     <w:rPr>
+      <w:rFonts w:eastAsia="黑体"/>
       <w:color w:themeColor="text1" w:val="000000"/>
     </w:rPr>
     <w:tblPr>
@@ -9046,7 +9496,7 @@
     </w:tblPr>
     <w:tblStylePr w:type="firstRow">
       <w:rPr>
-        <w:rFonts w:asciiTheme="majorHAnsi" w:cstheme="majorBidi" w:eastAsiaTheme="majorEastAsia" w:hAnsiTheme="majorHAnsi"/>
+        <w:rFonts w:asciiTheme="majorHAnsi" w:cstheme="majorBidi" w:hAnsiTheme="majorHAnsi" w:eastAsia="黑体"/>
       </w:rPr>
       <w:tblPr/>
       <w:tcPr>
@@ -9058,6 +9508,7 @@
     </w:tblStylePr>
     <w:tblStylePr w:type="lastRow">
       <w:rPr>
+        <w:rFonts w:eastAsia="黑体"/>
         <w:b/>
         <w:bCs/>
         <w:color w:themeColor="text2" w:val="1F497D"/>
@@ -9072,12 +9523,14 @@
     </w:tblStylePr>
     <w:tblStylePr w:type="firstCol">
       <w:rPr>
+        <w:rFonts w:eastAsia="黑体"/>
         <w:b/>
         <w:bCs/>
       </w:rPr>
     </w:tblStylePr>
     <w:tblStylePr w:type="lastCol">
       <w:rPr>
+        <w:rFonts w:eastAsia="黑体"/>
         <w:b/>
         <w:bCs/>
       </w:rPr>
@@ -9111,7 +9564,7 @@
       <w:spacing w:after="0" w:line="240" w:lineRule="auto"/>
     </w:pPr>
     <w:rPr>
-      <w:rFonts w:asciiTheme="majorHAnsi" w:cstheme="majorBidi" w:eastAsiaTheme="majorEastAsia" w:hAnsiTheme="majorHAnsi"/>
+      <w:rFonts w:asciiTheme="majorHAnsi" w:cstheme="majorBidi" w:hAnsiTheme="majorHAnsi" w:eastAsia="黑体"/>
       <w:color w:themeColor="text1" w:val="000000"/>
     </w:rPr>
     <w:tblPr>
@@ -9133,6 +9586,7 @@
     </w:tblPr>
     <w:tblStylePr w:type="firstRow">
       <w:rPr>
+        <w:rFonts w:eastAsia="黑体"/>
         <w:sz w:val="24"/>
         <w:szCs w:val="24"/>
       </w:rPr>
@@ -9239,7 +9693,7 @@
       <w:spacing w:after="0" w:line="240" w:lineRule="auto"/>
     </w:pPr>
     <w:rPr>
-      <w:rFonts w:asciiTheme="majorHAnsi" w:cstheme="majorBidi" w:eastAsiaTheme="majorEastAsia" w:hAnsiTheme="majorHAnsi"/>
+      <w:rFonts w:asciiTheme="majorHAnsi" w:cstheme="majorBidi" w:hAnsiTheme="majorHAnsi" w:eastAsia="黑体"/>
       <w:color w:themeColor="text1" w:val="000000"/>
     </w:rPr>
     <w:tblPr>
@@ -9261,6 +9715,7 @@
     </w:tblPr>
     <w:tblStylePr w:type="firstRow">
       <w:rPr>
+        <w:rFonts w:eastAsia="黑体"/>
         <w:sz w:val="24"/>
         <w:szCs w:val="24"/>
       </w:rPr>
@@ -9367,7 +9822,7 @@
       <w:spacing w:after="0" w:line="240" w:lineRule="auto"/>
     </w:pPr>
     <w:rPr>
-      <w:rFonts w:asciiTheme="majorHAnsi" w:cstheme="majorBidi" w:eastAsiaTheme="majorEastAsia" w:hAnsiTheme="majorHAnsi"/>
+      <w:rFonts w:asciiTheme="majorHAnsi" w:cstheme="majorBidi" w:hAnsiTheme="majorHAnsi" w:eastAsia="黑体"/>
       <w:color w:themeColor="text1" w:val="000000"/>
     </w:rPr>
     <w:tblPr>
@@ -9389,6 +9844,7 @@
     </w:tblPr>
     <w:tblStylePr w:type="firstRow">
       <w:rPr>
+        <w:rFonts w:eastAsia="黑体"/>
         <w:sz w:val="24"/>
         <w:szCs w:val="24"/>
       </w:rPr>
@@ -9495,7 +9951,7 @@
       <w:spacing w:after="0" w:line="240" w:lineRule="auto"/>
     </w:pPr>
     <w:rPr>
-      <w:rFonts w:asciiTheme="majorHAnsi" w:cstheme="majorBidi" w:eastAsiaTheme="majorEastAsia" w:hAnsiTheme="majorHAnsi"/>
+      <w:rFonts w:asciiTheme="majorHAnsi" w:cstheme="majorBidi" w:hAnsiTheme="majorHAnsi" w:eastAsia="黑体"/>
       <w:color w:themeColor="text1" w:val="000000"/>
     </w:rPr>
     <w:tblPr>
@@ -9517,6 +9973,7 @@
     </w:tblPr>
     <w:tblStylePr w:type="firstRow">
       <w:rPr>
+        <w:rFonts w:eastAsia="黑体"/>
         <w:sz w:val="24"/>
         <w:szCs w:val="24"/>
       </w:rPr>
@@ -9623,7 +10080,7 @@
       <w:spacing w:after="0" w:line="240" w:lineRule="auto"/>
     </w:pPr>
     <w:rPr>
-      <w:rFonts w:asciiTheme="majorHAnsi" w:cstheme="majorBidi" w:eastAsiaTheme="majorEastAsia" w:hAnsiTheme="majorHAnsi"/>
+      <w:rFonts w:asciiTheme="majorHAnsi" w:cstheme="majorBidi" w:hAnsiTheme="majorHAnsi" w:eastAsia="黑体"/>
       <w:color w:themeColor="text1" w:val="000000"/>
     </w:rPr>
     <w:tblPr>
@@ -9645,6 +10102,7 @@
     </w:tblPr>
     <w:tblStylePr w:type="firstRow">
       <w:rPr>
+        <w:rFonts w:eastAsia="黑体"/>
         <w:sz w:val="24"/>
         <w:szCs w:val="24"/>
       </w:rPr>
@@ -9751,7 +10209,7 @@
       <w:spacing w:after="0" w:line="240" w:lineRule="auto"/>
     </w:pPr>
     <w:rPr>
-      <w:rFonts w:asciiTheme="majorHAnsi" w:cstheme="majorBidi" w:eastAsiaTheme="majorEastAsia" w:hAnsiTheme="majorHAnsi"/>
+      <w:rFonts w:asciiTheme="majorHAnsi" w:cstheme="majorBidi" w:hAnsiTheme="majorHAnsi" w:eastAsia="黑体"/>
       <w:color w:themeColor="text1" w:val="000000"/>
     </w:rPr>
     <w:tblPr>
@@ -9773,6 +10231,7 @@
     </w:tblPr>
     <w:tblStylePr w:type="firstRow">
       <w:rPr>
+        <w:rFonts w:eastAsia="黑体"/>
         <w:sz w:val="24"/>
         <w:szCs w:val="24"/>
       </w:rPr>
@@ -9879,7 +10338,7 @@
       <w:spacing w:after="0" w:line="240" w:lineRule="auto"/>
     </w:pPr>
     <w:rPr>
-      <w:rFonts w:asciiTheme="majorHAnsi" w:cstheme="majorBidi" w:eastAsiaTheme="majorEastAsia" w:hAnsiTheme="majorHAnsi"/>
+      <w:rFonts w:asciiTheme="majorHAnsi" w:cstheme="majorBidi" w:hAnsiTheme="majorHAnsi" w:eastAsia="黑体"/>
       <w:color w:themeColor="text1" w:val="000000"/>
     </w:rPr>
     <w:tblPr>
@@ -9901,6 +10360,7 @@
     </w:tblPr>
     <w:tblStylePr w:type="firstRow">
       <w:rPr>
+        <w:rFonts w:eastAsia="黑体"/>
         <w:sz w:val="24"/>
         <w:szCs w:val="24"/>
       </w:rPr>
@@ -10030,12 +10490,14 @@
     </w:tcPr>
     <w:tblStylePr w:type="firstRow">
       <w:rPr>
+        <w:rFonts w:eastAsia="黑体"/>
         <w:b/>
         <w:bCs/>
       </w:rPr>
     </w:tblStylePr>
     <w:tblStylePr w:type="lastRow">
       <w:rPr>
+        <w:rFonts w:eastAsia="黑体"/>
         <w:b/>
         <w:bCs/>
       </w:rPr>
@@ -10048,12 +10510,14 @@
     </w:tblStylePr>
     <w:tblStylePr w:type="firstCol">
       <w:rPr>
+        <w:rFonts w:eastAsia="黑体"/>
         <w:b/>
         <w:bCs/>
       </w:rPr>
     </w:tblStylePr>
     <w:tblStylePr w:type="lastCol">
       <w:rPr>
+        <w:rFonts w:eastAsia="黑体"/>
         <w:b/>
         <w:bCs/>
       </w:rPr>
@@ -10103,12 +10567,14 @@
     </w:tcPr>
     <w:tblStylePr w:type="firstRow">
       <w:rPr>
+        <w:rFonts w:eastAsia="黑体"/>
         <w:b/>
         <w:bCs/>
       </w:rPr>
     </w:tblStylePr>
     <w:tblStylePr w:type="lastRow">
       <w:rPr>
+        <w:rFonts w:eastAsia="黑体"/>
         <w:b/>
         <w:bCs/>
       </w:rPr>
@@ -10121,12 +10587,14 @@
     </w:tblStylePr>
     <w:tblStylePr w:type="firstCol">
       <w:rPr>
+        <w:rFonts w:eastAsia="黑体"/>
         <w:b/>
         <w:bCs/>
       </w:rPr>
     </w:tblStylePr>
     <w:tblStylePr w:type="lastCol">
       <w:rPr>
+        <w:rFonts w:eastAsia="黑体"/>
         <w:b/>
         <w:bCs/>
       </w:rPr>
@@ -10176,12 +10644,14 @@
     </w:tcPr>
     <w:tblStylePr w:type="firstRow">
       <w:rPr>
+        <w:rFonts w:eastAsia="黑体"/>
         <w:b/>
         <w:bCs/>
       </w:rPr>
     </w:tblStylePr>
     <w:tblStylePr w:type="lastRow">
       <w:rPr>
+        <w:rFonts w:eastAsia="黑体"/>
         <w:b/>
         <w:bCs/>
       </w:rPr>
@@ -10194,12 +10664,14 @@
     </w:tblStylePr>
     <w:tblStylePr w:type="firstCol">
       <w:rPr>
+        <w:rFonts w:eastAsia="黑体"/>
         <w:b/>
         <w:bCs/>
       </w:rPr>
     </w:tblStylePr>
     <w:tblStylePr w:type="lastCol">
       <w:rPr>
+        <w:rFonts w:eastAsia="黑体"/>
         <w:b/>
         <w:bCs/>
       </w:rPr>
@@ -10249,12 +10721,14 @@
     </w:tcPr>
     <w:tblStylePr w:type="firstRow">
       <w:rPr>
+        <w:rFonts w:eastAsia="黑体"/>
         <w:b/>
         <w:bCs/>
       </w:rPr>
     </w:tblStylePr>
     <w:tblStylePr w:type="lastRow">
       <w:rPr>
+        <w:rFonts w:eastAsia="黑体"/>
         <w:b/>
         <w:bCs/>
       </w:rPr>
@@ -10267,12 +10741,14 @@
     </w:tblStylePr>
     <w:tblStylePr w:type="firstCol">
       <w:rPr>
+        <w:rFonts w:eastAsia="黑体"/>
         <w:b/>
         <w:bCs/>
       </w:rPr>
     </w:tblStylePr>
     <w:tblStylePr w:type="lastCol">
       <w:rPr>
+        <w:rFonts w:eastAsia="黑体"/>
         <w:b/>
         <w:bCs/>
       </w:rPr>
@@ -10322,12 +10798,14 @@
     </w:tcPr>
     <w:tblStylePr w:type="firstRow">
       <w:rPr>
+        <w:rFonts w:eastAsia="黑体"/>
         <w:b/>
         <w:bCs/>
       </w:rPr>
     </w:tblStylePr>
     <w:tblStylePr w:type="lastRow">
       <w:rPr>
+        <w:rFonts w:eastAsia="黑体"/>
         <w:b/>
         <w:bCs/>
       </w:rPr>
@@ -10340,12 +10818,14 @@
     </w:tblStylePr>
     <w:tblStylePr w:type="firstCol">
       <w:rPr>
+        <w:rFonts w:eastAsia="黑体"/>
         <w:b/>
         <w:bCs/>
       </w:rPr>
     </w:tblStylePr>
     <w:tblStylePr w:type="lastCol">
       <w:rPr>
+        <w:rFonts w:eastAsia="黑体"/>
         <w:b/>
         <w:bCs/>
       </w:rPr>
@@ -10395,12 +10875,14 @@
     </w:tcPr>
     <w:tblStylePr w:type="firstRow">
       <w:rPr>
+        <w:rFonts w:eastAsia="黑体"/>
         <w:b/>
         <w:bCs/>
       </w:rPr>
     </w:tblStylePr>
     <w:tblStylePr w:type="lastRow">
       <w:rPr>
+        <w:rFonts w:eastAsia="黑体"/>
         <w:b/>
         <w:bCs/>
       </w:rPr>
@@ -10413,12 +10895,14 @@
     </w:tblStylePr>
     <w:tblStylePr w:type="firstCol">
       <w:rPr>
+        <w:rFonts w:eastAsia="黑体"/>
         <w:b/>
         <w:bCs/>
       </w:rPr>
     </w:tblStylePr>
     <w:tblStylePr w:type="lastCol">
       <w:rPr>
+        <w:rFonts w:eastAsia="黑体"/>
         <w:b/>
         <w:bCs/>
       </w:rPr>
@@ -10468,12 +10952,14 @@
     </w:tcPr>
     <w:tblStylePr w:type="firstRow">
       <w:rPr>
+        <w:rFonts w:eastAsia="黑体"/>
         <w:b/>
         <w:bCs/>
       </w:rPr>
     </w:tblStylePr>
     <w:tblStylePr w:type="lastRow">
       <w:rPr>
+        <w:rFonts w:eastAsia="黑体"/>
         <w:b/>
         <w:bCs/>
       </w:rPr>
@@ -10486,12 +10972,14 @@
     </w:tblStylePr>
     <w:tblStylePr w:type="firstCol">
       <w:rPr>
+        <w:rFonts w:eastAsia="黑体"/>
         <w:b/>
         <w:bCs/>
       </w:rPr>
     </w:tblStylePr>
     <w:tblStylePr w:type="lastCol">
       <w:rPr>
+        <w:rFonts w:eastAsia="黑体"/>
         <w:b/>
         <w:bCs/>
       </w:rPr>
@@ -10518,7 +11006,7 @@
       <w:spacing w:after="0" w:line="240" w:lineRule="auto"/>
     </w:pPr>
     <w:rPr>
-      <w:rFonts w:asciiTheme="majorHAnsi" w:cstheme="majorBidi" w:eastAsiaTheme="majorEastAsia" w:hAnsiTheme="majorHAnsi"/>
+      <w:rFonts w:asciiTheme="majorHAnsi" w:cstheme="majorBidi" w:hAnsiTheme="majorHAnsi" w:eastAsia="黑体"/>
       <w:color w:themeColor="text1" w:val="000000"/>
     </w:rPr>
     <w:tblPr>
@@ -10545,6 +11033,7 @@
     </w:tcPr>
     <w:tblStylePr w:type="firstRow">
       <w:rPr>
+        <w:rFonts w:eastAsia="黑体"/>
         <w:b/>
         <w:bCs/>
         <w:color w:themeColor="text1" w:val="000000"/>
@@ -10556,6 +11045,7 @@
     </w:tblStylePr>
     <w:tblStylePr w:type="lastRow">
       <w:rPr>
+        <w:rFonts w:eastAsia="黑体"/>
         <w:b/>
         <w:bCs/>
         <w:color w:themeColor="text1" w:val="000000"/>
@@ -10575,6 +11065,7 @@
     </w:tblStylePr>
     <w:tblStylePr w:type="firstCol">
       <w:rPr>
+        <w:rFonts w:eastAsia="黑体"/>
         <w:b/>
         <w:bCs/>
         <w:color w:themeColor="text1" w:val="000000"/>
@@ -10594,6 +11085,7 @@
     </w:tblStylePr>
     <w:tblStylePr w:type="lastCol">
       <w:rPr>
+        <w:rFonts w:eastAsia="黑体"/>
         <w:b w:val="0"/>
         <w:bCs w:val="0"/>
         <w:color w:themeColor="text1" w:val="000000"/>
@@ -10643,7 +11135,7 @@
       <w:spacing w:after="0" w:line="240" w:lineRule="auto"/>
     </w:pPr>
     <w:rPr>
-      <w:rFonts w:asciiTheme="majorHAnsi" w:cstheme="majorBidi" w:eastAsiaTheme="majorEastAsia" w:hAnsiTheme="majorHAnsi"/>
+      <w:rFonts w:asciiTheme="majorHAnsi" w:cstheme="majorBidi" w:hAnsiTheme="majorHAnsi" w:eastAsia="黑体"/>
       <w:color w:themeColor="text1" w:val="000000"/>
     </w:rPr>
     <w:tblPr>
@@ -10670,6 +11162,7 @@
     </w:tcPr>
     <w:tblStylePr w:type="firstRow">
       <w:rPr>
+        <w:rFonts w:eastAsia="黑体"/>
         <w:b/>
         <w:bCs/>
         <w:color w:themeColor="text1" w:val="000000"/>
@@ -10681,6 +11174,7 @@
     </w:tblStylePr>
     <w:tblStylePr w:type="lastRow">
       <w:rPr>
+        <w:rFonts w:eastAsia="黑体"/>
         <w:b/>
         <w:bCs/>
         <w:color w:themeColor="text1" w:val="000000"/>
@@ -10700,6 +11194,7 @@
     </w:tblStylePr>
     <w:tblStylePr w:type="firstCol">
       <w:rPr>
+        <w:rFonts w:eastAsia="黑体"/>
         <w:b/>
         <w:bCs/>
         <w:color w:themeColor="text1" w:val="000000"/>
@@ -10719,6 +11214,7 @@
     </w:tblStylePr>
     <w:tblStylePr w:type="lastCol">
       <w:rPr>
+        <w:rFonts w:eastAsia="黑体"/>
         <w:b w:val="0"/>
         <w:bCs w:val="0"/>
         <w:color w:themeColor="text1" w:val="000000"/>
@@ -10768,7 +11264,7 @@
       <w:spacing w:after="0" w:line="240" w:lineRule="auto"/>
     </w:pPr>
     <w:rPr>
-      <w:rFonts w:asciiTheme="majorHAnsi" w:cstheme="majorBidi" w:eastAsiaTheme="majorEastAsia" w:hAnsiTheme="majorHAnsi"/>
+      <w:rFonts w:asciiTheme="majorHAnsi" w:cstheme="majorBidi" w:hAnsiTheme="majorHAnsi" w:eastAsia="黑体"/>
       <w:color w:themeColor="text1" w:val="000000"/>
     </w:rPr>
     <w:tblPr>
@@ -10795,6 +11291,7 @@
     </w:tcPr>
     <w:tblStylePr w:type="firstRow">
       <w:rPr>
+        <w:rFonts w:eastAsia="黑体"/>
         <w:b/>
         <w:bCs/>
         <w:color w:themeColor="text1" w:val="000000"/>
@@ -10806,6 +11303,7 @@
     </w:tblStylePr>
     <w:tblStylePr w:type="lastRow">
       <w:rPr>
+        <w:rFonts w:eastAsia="黑体"/>
         <w:b/>
         <w:bCs/>
         <w:color w:themeColor="text1" w:val="000000"/>
@@ -10825,6 +11323,7 @@
     </w:tblStylePr>
     <w:tblStylePr w:type="firstCol">
       <w:rPr>
+        <w:rFonts w:eastAsia="黑体"/>
         <w:b/>
         <w:bCs/>
         <w:color w:themeColor="text1" w:val="000000"/>
@@ -10844,6 +11343,7 @@
     </w:tblStylePr>
     <w:tblStylePr w:type="lastCol">
       <w:rPr>
+        <w:rFonts w:eastAsia="黑体"/>
         <w:b w:val="0"/>
         <w:bCs w:val="0"/>
         <w:color w:themeColor="text1" w:val="000000"/>
@@ -10893,7 +11393,7 @@
       <w:spacing w:after="0" w:line="240" w:lineRule="auto"/>
     </w:pPr>
     <w:rPr>
-      <w:rFonts w:asciiTheme="majorHAnsi" w:cstheme="majorBidi" w:eastAsiaTheme="majorEastAsia" w:hAnsiTheme="majorHAnsi"/>
+      <w:rFonts w:asciiTheme="majorHAnsi" w:cstheme="majorBidi" w:hAnsiTheme="majorHAnsi" w:eastAsia="黑体"/>
       <w:color w:themeColor="text1" w:val="000000"/>
     </w:rPr>
     <w:tblPr>
@@ -10920,6 +11420,7 @@
     </w:tcPr>
     <w:tblStylePr w:type="firstRow">
       <w:rPr>
+        <w:rFonts w:eastAsia="黑体"/>
         <w:b/>
         <w:bCs/>
         <w:color w:themeColor="text1" w:val="000000"/>
@@ -10931,6 +11432,7 @@
     </w:tblStylePr>
     <w:tblStylePr w:type="lastRow">
       <w:rPr>
+        <w:rFonts w:eastAsia="黑体"/>
         <w:b/>
         <w:bCs/>
         <w:color w:themeColor="text1" w:val="000000"/>
@@ -10950,6 +11452,7 @@
     </w:tblStylePr>
     <w:tblStylePr w:type="firstCol">
       <w:rPr>
+        <w:rFonts w:eastAsia="黑体"/>
         <w:b/>
         <w:bCs/>
         <w:color w:themeColor="text1" w:val="000000"/>
@@ -10969,6 +11472,7 @@
     </w:tblStylePr>
     <w:tblStylePr w:type="lastCol">
       <w:rPr>
+        <w:rFonts w:eastAsia="黑体"/>
         <w:b w:val="0"/>
         <w:bCs w:val="0"/>
         <w:color w:themeColor="text1" w:val="000000"/>
@@ -11018,7 +11522,7 @@
       <w:spacing w:after="0" w:line="240" w:lineRule="auto"/>
     </w:pPr>
     <w:rPr>
-      <w:rFonts w:asciiTheme="majorHAnsi" w:cstheme="majorBidi" w:eastAsiaTheme="majorEastAsia" w:hAnsiTheme="majorHAnsi"/>
+      <w:rFonts w:asciiTheme="majorHAnsi" w:cstheme="majorBidi" w:hAnsiTheme="majorHAnsi" w:eastAsia="黑体"/>
       <w:color w:themeColor="text1" w:val="000000"/>
     </w:rPr>
     <w:tblPr>
@@ -11045,6 +11549,7 @@
     </w:tcPr>
     <w:tblStylePr w:type="firstRow">
       <w:rPr>
+        <w:rFonts w:eastAsia="黑体"/>
         <w:b/>
         <w:bCs/>
         <w:color w:themeColor="text1" w:val="000000"/>
@@ -11056,6 +11561,7 @@
     </w:tblStylePr>
     <w:tblStylePr w:type="lastRow">
       <w:rPr>
+        <w:rFonts w:eastAsia="黑体"/>
         <w:b/>
         <w:bCs/>
         <w:color w:themeColor="text1" w:val="000000"/>
@@ -11075,6 +11581,7 @@
     </w:tblStylePr>
     <w:tblStylePr w:type="firstCol">
       <w:rPr>
+        <w:rFonts w:eastAsia="黑体"/>
         <w:b/>
         <w:bCs/>
         <w:color w:themeColor="text1" w:val="000000"/>
@@ -11094,6 +11601,7 @@
     </w:tblStylePr>
     <w:tblStylePr w:type="lastCol">
       <w:rPr>
+        <w:rFonts w:eastAsia="黑体"/>
         <w:b w:val="0"/>
         <w:bCs w:val="0"/>
         <w:color w:themeColor="text1" w:val="000000"/>
@@ -11143,7 +11651,7 @@
       <w:spacing w:after="0" w:line="240" w:lineRule="auto"/>
     </w:pPr>
     <w:rPr>
-      <w:rFonts w:asciiTheme="majorHAnsi" w:cstheme="majorBidi" w:eastAsiaTheme="majorEastAsia" w:hAnsiTheme="majorHAnsi"/>
+      <w:rFonts w:asciiTheme="majorHAnsi" w:cstheme="majorBidi" w:hAnsiTheme="majorHAnsi" w:eastAsia="黑体"/>
       <w:color w:themeColor="text1" w:val="000000"/>
     </w:rPr>
     <w:tblPr>
@@ -11170,6 +11678,7 @@
     </w:tcPr>
     <w:tblStylePr w:type="firstRow">
       <w:rPr>
+        <w:rFonts w:eastAsia="黑体"/>
         <w:b/>
         <w:bCs/>
         <w:color w:themeColor="text1" w:val="000000"/>
@@ -11181,6 +11690,7 @@
     </w:tblStylePr>
     <w:tblStylePr w:type="lastRow">
       <w:rPr>
+        <w:rFonts w:eastAsia="黑体"/>
         <w:b/>
         <w:bCs/>
         <w:color w:themeColor="text1" w:val="000000"/>
@@ -11200,6 +11710,7 @@
     </w:tblStylePr>
     <w:tblStylePr w:type="firstCol">
       <w:rPr>
+        <w:rFonts w:eastAsia="黑体"/>
         <w:b/>
         <w:bCs/>
         <w:color w:themeColor="text1" w:val="000000"/>
@@ -11219,6 +11730,7 @@
     </w:tblStylePr>
     <w:tblStylePr w:type="lastCol">
       <w:rPr>
+        <w:rFonts w:eastAsia="黑体"/>
         <w:b w:val="0"/>
         <w:bCs w:val="0"/>
         <w:color w:themeColor="text1" w:val="000000"/>
@@ -11268,7 +11780,7 @@
       <w:spacing w:after="0" w:line="240" w:lineRule="auto"/>
     </w:pPr>
     <w:rPr>
-      <w:rFonts w:asciiTheme="majorHAnsi" w:cstheme="majorBidi" w:eastAsiaTheme="majorEastAsia" w:hAnsiTheme="majorHAnsi"/>
+      <w:rFonts w:asciiTheme="majorHAnsi" w:cstheme="majorBidi" w:hAnsiTheme="majorHAnsi" w:eastAsia="黑体"/>
       <w:color w:themeColor="text1" w:val="000000"/>
     </w:rPr>
     <w:tblPr>
@@ -11295,6 +11807,7 @@
     </w:tcPr>
     <w:tblStylePr w:type="firstRow">
       <w:rPr>
+        <w:rFonts w:eastAsia="黑体"/>
         <w:b/>
         <w:bCs/>
         <w:color w:themeColor="text1" w:val="000000"/>
@@ -11306,6 +11819,7 @@
     </w:tblStylePr>
     <w:tblStylePr w:type="lastRow">
       <w:rPr>
+        <w:rFonts w:eastAsia="黑体"/>
         <w:b/>
         <w:bCs/>
         <w:color w:themeColor="text1" w:val="000000"/>
@@ -11325,6 +11839,7 @@
     </w:tblStylePr>
     <w:tblStylePr w:type="firstCol">
       <w:rPr>
+        <w:rFonts w:eastAsia="黑体"/>
         <w:b/>
         <w:bCs/>
         <w:color w:themeColor="text1" w:val="000000"/>
@@ -11344,6 +11859,7 @@
     </w:tblStylePr>
     <w:tblStylePr w:type="lastCol">
       <w:rPr>
+        <w:rFonts w:eastAsia="黑体"/>
         <w:b w:val="0"/>
         <w:bCs w:val="0"/>
         <w:color w:themeColor="text1" w:val="000000"/>
@@ -11416,6 +11932,7 @@
     </w:tcPr>
     <w:tblStylePr w:type="firstRow">
       <w:rPr>
+        <w:rFonts w:eastAsia="黑体"/>
         <w:b/>
         <w:bCs/>
         <w:i w:val="0"/>
@@ -11437,6 +11954,7 @@
     </w:tblStylePr>
     <w:tblStylePr w:type="lastRow">
       <w:rPr>
+        <w:rFonts w:eastAsia="黑体"/>
         <w:b/>
         <w:bCs/>
         <w:i w:val="0"/>
@@ -11458,6 +11976,7 @@
     </w:tblStylePr>
     <w:tblStylePr w:type="firstCol">
       <w:rPr>
+        <w:rFonts w:eastAsia="黑体"/>
         <w:b/>
         <w:bCs/>
         <w:i w:val="0"/>
@@ -11477,6 +11996,7 @@
     </w:tblStylePr>
     <w:tblStylePr w:type="lastCol">
       <w:rPr>
+        <w:rFonts w:eastAsia="黑体"/>
         <w:b/>
         <w:bCs/>
         <w:i w:val="0"/>
@@ -11557,6 +12077,7 @@
     </w:tcPr>
     <w:tblStylePr w:type="firstRow">
       <w:rPr>
+        <w:rFonts w:eastAsia="黑体"/>
         <w:b/>
         <w:bCs/>
         <w:i w:val="0"/>
@@ -11578,6 +12099,7 @@
     </w:tblStylePr>
     <w:tblStylePr w:type="lastRow">
       <w:rPr>
+        <w:rFonts w:eastAsia="黑体"/>
         <w:b/>
         <w:bCs/>
         <w:i w:val="0"/>
@@ -11599,6 +12121,7 @@
     </w:tblStylePr>
     <w:tblStylePr w:type="firstCol">
       <w:rPr>
+        <w:rFonts w:eastAsia="黑体"/>
         <w:b/>
         <w:bCs/>
         <w:i w:val="0"/>
@@ -11618,6 +12141,7 @@
     </w:tblStylePr>
     <w:tblStylePr w:type="lastCol">
       <w:rPr>
+        <w:rFonts w:eastAsia="黑体"/>
         <w:b/>
         <w:bCs/>
         <w:i w:val="0"/>
@@ -11698,6 +12222,7 @@
     </w:tcPr>
     <w:tblStylePr w:type="firstRow">
       <w:rPr>
+        <w:rFonts w:eastAsia="黑体"/>
         <w:b/>
         <w:bCs/>
         <w:i w:val="0"/>
@@ -11719,6 +12244,7 @@
     </w:tblStylePr>
     <w:tblStylePr w:type="lastRow">
       <w:rPr>
+        <w:rFonts w:eastAsia="黑体"/>
         <w:b/>
         <w:bCs/>
         <w:i w:val="0"/>
@@ -11740,6 +12266,7 @@
     </w:tblStylePr>
     <w:tblStylePr w:type="firstCol">
       <w:rPr>
+        <w:rFonts w:eastAsia="黑体"/>
         <w:b/>
         <w:bCs/>
         <w:i w:val="0"/>
@@ -11759,6 +12286,7 @@
     </w:tblStylePr>
     <w:tblStylePr w:type="lastCol">
       <w:rPr>
+        <w:rFonts w:eastAsia="黑体"/>
         <w:b/>
         <w:bCs/>
         <w:i w:val="0"/>
@@ -11839,6 +12367,7 @@
     </w:tcPr>
     <w:tblStylePr w:type="firstRow">
       <w:rPr>
+        <w:rFonts w:eastAsia="黑体"/>
         <w:b/>
         <w:bCs/>
         <w:i w:val="0"/>
@@ -11860,6 +12389,7 @@
     </w:tblStylePr>
     <w:tblStylePr w:type="lastRow">
       <w:rPr>
+        <w:rFonts w:eastAsia="黑体"/>
         <w:b/>
         <w:bCs/>
         <w:i w:val="0"/>
@@ -11881,6 +12411,7 @@
     </w:tblStylePr>
     <w:tblStylePr w:type="firstCol">
       <w:rPr>
+        <w:rFonts w:eastAsia="黑体"/>
         <w:b/>
         <w:bCs/>
         <w:i w:val="0"/>
@@ -11900,6 +12431,7 @@
     </w:tblStylePr>
     <w:tblStylePr w:type="lastCol">
       <w:rPr>
+        <w:rFonts w:eastAsia="黑体"/>
         <w:b/>
         <w:bCs/>
         <w:i w:val="0"/>
@@ -11980,6 +12512,7 @@
     </w:tcPr>
     <w:tblStylePr w:type="firstRow">
       <w:rPr>
+        <w:rFonts w:eastAsia="黑体"/>
         <w:b/>
         <w:bCs/>
         <w:i w:val="0"/>
@@ -12001,6 +12534,7 @@
     </w:tblStylePr>
     <w:tblStylePr w:type="lastRow">
       <w:rPr>
+        <w:rFonts w:eastAsia="黑体"/>
         <w:b/>
         <w:bCs/>
         <w:i w:val="0"/>
@@ -12022,6 +12556,7 @@
     </w:tblStylePr>
     <w:tblStylePr w:type="firstCol">
       <w:rPr>
+        <w:rFonts w:eastAsia="黑体"/>
         <w:b/>
         <w:bCs/>
         <w:i w:val="0"/>
@@ -12041,6 +12576,7 @@
     </w:tblStylePr>
     <w:tblStylePr w:type="lastCol">
       <w:rPr>
+        <w:rFonts w:eastAsia="黑体"/>
         <w:b/>
         <w:bCs/>
         <w:i w:val="0"/>
@@ -12121,6 +12657,7 @@
     </w:tcPr>
     <w:tblStylePr w:type="firstRow">
       <w:rPr>
+        <w:rFonts w:eastAsia="黑体"/>
         <w:b/>
         <w:bCs/>
         <w:i w:val="0"/>
@@ -12142,6 +12679,7 @@
     </w:tblStylePr>
     <w:tblStylePr w:type="lastRow">
       <w:rPr>
+        <w:rFonts w:eastAsia="黑体"/>
         <w:b/>
         <w:bCs/>
         <w:i w:val="0"/>
@@ -12163,6 +12701,7 @@
     </w:tblStylePr>
     <w:tblStylePr w:type="firstCol">
       <w:rPr>
+        <w:rFonts w:eastAsia="黑体"/>
         <w:b/>
         <w:bCs/>
         <w:i w:val="0"/>
@@ -12182,6 +12721,7 @@
     </w:tblStylePr>
     <w:tblStylePr w:type="lastCol">
       <w:rPr>
+        <w:rFonts w:eastAsia="黑体"/>
         <w:b/>
         <w:bCs/>
         <w:i w:val="0"/>
@@ -12262,6 +12802,7 @@
     </w:tcPr>
     <w:tblStylePr w:type="firstRow">
       <w:rPr>
+        <w:rFonts w:eastAsia="黑体"/>
         <w:b/>
         <w:bCs/>
         <w:i w:val="0"/>
@@ -12283,6 +12824,7 @@
     </w:tblStylePr>
     <w:tblStylePr w:type="lastRow">
       <w:rPr>
+        <w:rFonts w:eastAsia="黑体"/>
         <w:b/>
         <w:bCs/>
         <w:i w:val="0"/>
@@ -12304,6 +12846,7 @@
     </w:tblStylePr>
     <w:tblStylePr w:type="firstCol">
       <w:rPr>
+        <w:rFonts w:eastAsia="黑体"/>
         <w:b/>
         <w:bCs/>
         <w:i w:val="0"/>
@@ -12323,6 +12866,7 @@
     </w:tblStylePr>
     <w:tblStylePr w:type="lastCol">
       <w:rPr>
+        <w:rFonts w:eastAsia="黑体"/>
         <w:b/>
         <w:bCs/>
         <w:i w:val="0"/>
@@ -12380,6 +12924,7 @@
       <w:spacing w:after="0" w:line="240" w:lineRule="auto"/>
     </w:pPr>
     <w:rPr>
+      <w:rFonts w:eastAsia="黑体"/>
       <w:color w:themeColor="background1" w:val="FFFFFF"/>
     </w:rPr>
     <w:tblPr>
@@ -12398,6 +12943,7 @@
     </w:tcPr>
     <w:tblStylePr w:type="firstRow">
       <w:rPr>
+        <w:rFonts w:eastAsia="黑体"/>
         <w:b/>
         <w:bCs/>
       </w:rPr>
@@ -12494,6 +13040,7 @@
       <w:spacing w:after="0" w:line="240" w:lineRule="auto"/>
     </w:pPr>
     <w:rPr>
+      <w:rFonts w:eastAsia="黑体"/>
       <w:color w:themeColor="background1" w:val="FFFFFF"/>
     </w:rPr>
     <w:tblPr>
@@ -12512,6 +13059,7 @@
     </w:tcPr>
     <w:tblStylePr w:type="firstRow">
       <w:rPr>
+        <w:rFonts w:eastAsia="黑体"/>
         <w:b/>
         <w:bCs/>
       </w:rPr>
@@ -12608,6 +13156,7 @@
       <w:spacing w:after="0" w:line="240" w:lineRule="auto"/>
     </w:pPr>
     <w:rPr>
+      <w:rFonts w:eastAsia="黑体"/>
       <w:color w:themeColor="background1" w:val="FFFFFF"/>
     </w:rPr>
     <w:tblPr>
@@ -12626,6 +13175,7 @@
     </w:tcPr>
     <w:tblStylePr w:type="firstRow">
       <w:rPr>
+        <w:rFonts w:eastAsia="黑体"/>
         <w:b/>
         <w:bCs/>
       </w:rPr>
@@ -12722,6 +13272,7 @@
       <w:spacing w:after="0" w:line="240" w:lineRule="auto"/>
     </w:pPr>
     <w:rPr>
+      <w:rFonts w:eastAsia="黑体"/>
       <w:color w:themeColor="background1" w:val="FFFFFF"/>
     </w:rPr>
     <w:tblPr>
@@ -12740,6 +13291,7 @@
     </w:tcPr>
     <w:tblStylePr w:type="firstRow">
       <w:rPr>
+        <w:rFonts w:eastAsia="黑体"/>
         <w:b/>
         <w:bCs/>
       </w:rPr>
@@ -12836,6 +13388,7 @@
       <w:spacing w:after="0" w:line="240" w:lineRule="auto"/>
     </w:pPr>
     <w:rPr>
+      <w:rFonts w:eastAsia="黑体"/>
       <w:color w:themeColor="background1" w:val="FFFFFF"/>
     </w:rPr>
     <w:tblPr>
@@ -12854,6 +13407,7 @@
     </w:tcPr>
     <w:tblStylePr w:type="firstRow">
       <w:rPr>
+        <w:rFonts w:eastAsia="黑体"/>
         <w:b/>
         <w:bCs/>
       </w:rPr>
@@ -12950,6 +13504,7 @@
       <w:spacing w:after="0" w:line="240" w:lineRule="auto"/>
     </w:pPr>
     <w:rPr>
+      <w:rFonts w:eastAsia="黑体"/>
       <w:color w:themeColor="background1" w:val="FFFFFF"/>
     </w:rPr>
     <w:tblPr>
@@ -12968,6 +13523,7 @@
     </w:tcPr>
     <w:tblStylePr w:type="firstRow">
       <w:rPr>
+        <w:rFonts w:eastAsia="黑体"/>
         <w:b/>
         <w:bCs/>
       </w:rPr>
@@ -13064,6 +13620,7 @@
       <w:spacing w:after="0" w:line="240" w:lineRule="auto"/>
     </w:pPr>
     <w:rPr>
+      <w:rFonts w:eastAsia="黑体"/>
       <w:color w:themeColor="background1" w:val="FFFFFF"/>
     </w:rPr>
     <w:tblPr>
@@ -13082,6 +13639,7 @@
     </w:tcPr>
     <w:tblStylePr w:type="firstRow">
       <w:rPr>
+        <w:rFonts w:eastAsia="黑体"/>
         <w:b/>
         <w:bCs/>
       </w:rPr>
@@ -13178,6 +13736,7 @@
       <w:spacing w:after="0" w:line="240" w:lineRule="auto"/>
     </w:pPr>
     <w:rPr>
+      <w:rFonts w:eastAsia="黑体"/>
       <w:color w:themeColor="text1" w:val="000000"/>
     </w:rPr>
     <w:tblPr>
@@ -13204,6 +13763,7 @@
     </w:tcPr>
     <w:tblStylePr w:type="firstRow">
       <w:rPr>
+        <w:rFonts w:eastAsia="黑体"/>
         <w:b/>
         <w:bCs/>
       </w:rPr>
@@ -13222,6 +13782,7 @@
     </w:tblStylePr>
     <w:tblStylePr w:type="lastRow">
       <w:rPr>
+        <w:rFonts w:eastAsia="黑体"/>
         <w:b/>
         <w:bCs/>
         <w:color w:themeColor="background1" w:val="FFFFFF"/>
@@ -13236,6 +13797,7 @@
     </w:tblStylePr>
     <w:tblStylePr w:type="firstCol">
       <w:rPr>
+        <w:rFonts w:eastAsia="黑体"/>
         <w:color w:themeColor="background1" w:val="FFFFFF"/>
       </w:rPr>
       <w:tblPr/>
@@ -13253,6 +13815,7 @@
     </w:tblStylePr>
     <w:tblStylePr w:type="lastCol">
       <w:rPr>
+        <w:rFonts w:eastAsia="黑体"/>
         <w:color w:themeColor="background1" w:val="FFFFFF"/>
       </w:rPr>
       <w:tblPr/>
@@ -13282,11 +13845,13 @@
     </w:tblStylePr>
     <w:tblStylePr w:type="neCell">
       <w:rPr>
+        <w:rFonts w:eastAsia="黑体"/>
         <w:color w:themeColor="text1" w:val="000000"/>
       </w:rPr>
     </w:tblStylePr>
     <w:tblStylePr w:type="nwCell">
       <w:rPr>
+        <w:rFonts w:eastAsia="黑体"/>
         <w:color w:themeColor="text1" w:val="000000"/>
       </w:rPr>
     </w:tblStylePr>
@@ -13300,6 +13865,7 @@
       <w:spacing w:after="0" w:line="240" w:lineRule="auto"/>
     </w:pPr>
     <w:rPr>
+      <w:rFonts w:eastAsia="黑体"/>
       <w:color w:themeColor="text1" w:val="000000"/>
     </w:rPr>
     <w:tblPr>
@@ -13326,6 +13892,7 @@
     </w:tcPr>
     <w:tblStylePr w:type="firstRow">
       <w:rPr>
+        <w:rFonts w:eastAsia="黑体"/>
         <w:b/>
         <w:bCs/>
       </w:rPr>
@@ -13344,6 +13911,7 @@
     </w:tblStylePr>
     <w:tblStylePr w:type="lastRow">
       <w:rPr>
+        <w:rFonts w:eastAsia="黑体"/>
         <w:b/>
         <w:bCs/>
         <w:color w:themeColor="background1" w:val="FFFFFF"/>
@@ -13358,6 +13926,7 @@
     </w:tblStylePr>
     <w:tblStylePr w:type="firstCol">
       <w:rPr>
+        <w:rFonts w:eastAsia="黑体"/>
         <w:color w:themeColor="background1" w:val="FFFFFF"/>
       </w:rPr>
       <w:tblPr/>
@@ -13375,6 +13944,7 @@
     </w:tblStylePr>
     <w:tblStylePr w:type="lastCol">
       <w:rPr>
+        <w:rFonts w:eastAsia="黑体"/>
         <w:color w:themeColor="background1" w:val="FFFFFF"/>
       </w:rPr>
       <w:tblPr/>
@@ -13404,11 +13974,13 @@
     </w:tblStylePr>
     <w:tblStylePr w:type="neCell">
       <w:rPr>
+        <w:rFonts w:eastAsia="黑体"/>
         <w:color w:themeColor="text1" w:val="000000"/>
       </w:rPr>
     </w:tblStylePr>
     <w:tblStylePr w:type="nwCell">
       <w:rPr>
+        <w:rFonts w:eastAsia="黑体"/>
         <w:color w:themeColor="text1" w:val="000000"/>
       </w:rPr>
     </w:tblStylePr>
@@ -13422,6 +13994,7 @@
       <w:spacing w:after="0" w:line="240" w:lineRule="auto"/>
     </w:pPr>
     <w:rPr>
+      <w:rFonts w:eastAsia="黑体"/>
       <w:color w:themeColor="text1" w:val="000000"/>
     </w:rPr>
     <w:tblPr>
@@ -13448,6 +14021,7 @@
     </w:tcPr>
     <w:tblStylePr w:type="firstRow">
       <w:rPr>
+        <w:rFonts w:eastAsia="黑体"/>
         <w:b/>
         <w:bCs/>
       </w:rPr>
@@ -13466,6 +14040,7 @@
     </w:tblStylePr>
     <w:tblStylePr w:type="lastRow">
       <w:rPr>
+        <w:rFonts w:eastAsia="黑体"/>
         <w:b/>
         <w:bCs/>
         <w:color w:themeColor="background1" w:val="FFFFFF"/>
@@ -13480,6 +14055,7 @@
     </w:tblStylePr>
     <w:tblStylePr w:type="firstCol">
       <w:rPr>
+        <w:rFonts w:eastAsia="黑体"/>
         <w:color w:themeColor="background1" w:val="FFFFFF"/>
       </w:rPr>
       <w:tblPr/>
@@ -13497,6 +14073,7 @@
     </w:tblStylePr>
     <w:tblStylePr w:type="lastCol">
       <w:rPr>
+        <w:rFonts w:eastAsia="黑体"/>
         <w:color w:themeColor="background1" w:val="FFFFFF"/>
       </w:rPr>
       <w:tblPr/>
@@ -13526,11 +14103,13 @@
     </w:tblStylePr>
     <w:tblStylePr w:type="neCell">
       <w:rPr>
+        <w:rFonts w:eastAsia="黑体"/>
         <w:color w:themeColor="text1" w:val="000000"/>
       </w:rPr>
     </w:tblStylePr>
     <w:tblStylePr w:type="nwCell">
       <w:rPr>
+        <w:rFonts w:eastAsia="黑体"/>
         <w:color w:themeColor="text1" w:val="000000"/>
       </w:rPr>
     </w:tblStylePr>
@@ -13544,6 +14123,7 @@
       <w:spacing w:after="0" w:line="240" w:lineRule="auto"/>
     </w:pPr>
     <w:rPr>
+      <w:rFonts w:eastAsia="黑体"/>
       <w:color w:themeColor="text1" w:val="000000"/>
     </w:rPr>
     <w:tblPr>
@@ -13570,6 +14150,7 @@
     </w:tcPr>
     <w:tblStylePr w:type="firstRow">
       <w:rPr>
+        <w:rFonts w:eastAsia="黑体"/>
         <w:b/>
         <w:bCs/>
       </w:rPr>
@@ -13588,6 +14169,7 @@
     </w:tblStylePr>
     <w:tblStylePr w:type="lastRow">
       <w:rPr>
+        <w:rFonts w:eastAsia="黑体"/>
         <w:b/>
         <w:bCs/>
         <w:color w:themeColor="background1" w:val="FFFFFF"/>
@@ -13602,6 +14184,7 @@
     </w:tblStylePr>
     <w:tblStylePr w:type="firstCol">
       <w:rPr>
+        <w:rFonts w:eastAsia="黑体"/>
         <w:color w:themeColor="background1" w:val="FFFFFF"/>
       </w:rPr>
       <w:tblPr/>
@@ -13619,6 +14202,7 @@
     </w:tblStylePr>
     <w:tblStylePr w:type="lastCol">
       <w:rPr>
+        <w:rFonts w:eastAsia="黑体"/>
         <w:color w:themeColor="background1" w:val="FFFFFF"/>
       </w:rPr>
       <w:tblPr/>
@@ -13656,6 +14240,7 @@
       <w:spacing w:after="0" w:line="240" w:lineRule="auto"/>
     </w:pPr>
     <w:rPr>
+      <w:rFonts w:eastAsia="黑体"/>
       <w:color w:themeColor="text1" w:val="000000"/>
     </w:rPr>
     <w:tblPr>
@@ -13682,6 +14267,7 @@
     </w:tcPr>
     <w:tblStylePr w:type="firstRow">
       <w:rPr>
+        <w:rFonts w:eastAsia="黑体"/>
         <w:b/>
         <w:bCs/>
       </w:rPr>
@@ -13700,6 +14286,7 @@
     </w:tblStylePr>
     <w:tblStylePr w:type="lastRow">
       <w:rPr>
+        <w:rFonts w:eastAsia="黑体"/>
         <w:b/>
         <w:bCs/>
         <w:color w:themeColor="background1" w:val="FFFFFF"/>
@@ -13714,6 +14301,7 @@
     </w:tblStylePr>
     <w:tblStylePr w:type="firstCol">
       <w:rPr>
+        <w:rFonts w:eastAsia="黑体"/>
         <w:color w:themeColor="background1" w:val="FFFFFF"/>
       </w:rPr>
       <w:tblPr/>
@@ -13731,6 +14319,7 @@
     </w:tblStylePr>
     <w:tblStylePr w:type="lastCol">
       <w:rPr>
+        <w:rFonts w:eastAsia="黑体"/>
         <w:color w:themeColor="background1" w:val="FFFFFF"/>
       </w:rPr>
       <w:tblPr/>
@@ -13760,11 +14349,13 @@
     </w:tblStylePr>
     <w:tblStylePr w:type="neCell">
       <w:rPr>
+        <w:rFonts w:eastAsia="黑体"/>
         <w:color w:themeColor="text1" w:val="000000"/>
       </w:rPr>
     </w:tblStylePr>
     <w:tblStylePr w:type="nwCell">
       <w:rPr>
+        <w:rFonts w:eastAsia="黑体"/>
         <w:color w:themeColor="text1" w:val="000000"/>
       </w:rPr>
     </w:tblStylePr>
@@ -13778,6 +14369,7 @@
       <w:spacing w:after="0" w:line="240" w:lineRule="auto"/>
     </w:pPr>
     <w:rPr>
+      <w:rFonts w:eastAsia="黑体"/>
       <w:color w:themeColor="text1" w:val="000000"/>
     </w:rPr>
     <w:tblPr>
@@ -13804,6 +14396,7 @@
     </w:tcPr>
     <w:tblStylePr w:type="firstRow">
       <w:rPr>
+        <w:rFonts w:eastAsia="黑体"/>
         <w:b/>
         <w:bCs/>
       </w:rPr>
@@ -13822,6 +14415,7 @@
     </w:tblStylePr>
     <w:tblStylePr w:type="lastRow">
       <w:rPr>
+        <w:rFonts w:eastAsia="黑体"/>
         <w:b/>
         <w:bCs/>
         <w:color w:themeColor="background1" w:val="FFFFFF"/>
@@ -13836,6 +14430,7 @@
     </w:tblStylePr>
     <w:tblStylePr w:type="firstCol">
       <w:rPr>
+        <w:rFonts w:eastAsia="黑体"/>
         <w:color w:themeColor="background1" w:val="FFFFFF"/>
       </w:rPr>
       <w:tblPr/>
@@ -13853,6 +14448,7 @@
     </w:tblStylePr>
     <w:tblStylePr w:type="lastCol">
       <w:rPr>
+        <w:rFonts w:eastAsia="黑体"/>
         <w:color w:themeColor="background1" w:val="FFFFFF"/>
       </w:rPr>
       <w:tblPr/>
@@ -13882,11 +14478,13 @@
     </w:tblStylePr>
     <w:tblStylePr w:type="neCell">
       <w:rPr>
+        <w:rFonts w:eastAsia="黑体"/>
         <w:color w:themeColor="text1" w:val="000000"/>
       </w:rPr>
     </w:tblStylePr>
     <w:tblStylePr w:type="nwCell">
       <w:rPr>
+        <w:rFonts w:eastAsia="黑体"/>
         <w:color w:themeColor="text1" w:val="000000"/>
       </w:rPr>
     </w:tblStylePr>
@@ -13900,6 +14498,7 @@
       <w:spacing w:after="0" w:line="240" w:lineRule="auto"/>
     </w:pPr>
     <w:rPr>
+      <w:rFonts w:eastAsia="黑体"/>
       <w:color w:themeColor="text1" w:val="000000"/>
     </w:rPr>
     <w:tblPr>
@@ -13926,6 +14525,7 @@
     </w:tcPr>
     <w:tblStylePr w:type="firstRow">
       <w:rPr>
+        <w:rFonts w:eastAsia="黑体"/>
         <w:b/>
         <w:bCs/>
       </w:rPr>
@@ -13944,6 +14544,7 @@
     </w:tblStylePr>
     <w:tblStylePr w:type="lastRow">
       <w:rPr>
+        <w:rFonts w:eastAsia="黑体"/>
         <w:b/>
         <w:bCs/>
         <w:color w:themeColor="background1" w:val="FFFFFF"/>
@@ -13958,6 +14559,7 @@
     </w:tblStylePr>
     <w:tblStylePr w:type="firstCol">
       <w:rPr>
+        <w:rFonts w:eastAsia="黑体"/>
         <w:color w:themeColor="background1" w:val="FFFFFF"/>
       </w:rPr>
       <w:tblPr/>
@@ -13975,6 +14577,7 @@
     </w:tblStylePr>
     <w:tblStylePr w:type="lastCol">
       <w:rPr>
+        <w:rFonts w:eastAsia="黑体"/>
         <w:color w:themeColor="background1" w:val="FFFFFF"/>
       </w:rPr>
       <w:tblPr/>
@@ -14004,11 +14607,13 @@
     </w:tblStylePr>
     <w:tblStylePr w:type="neCell">
       <w:rPr>
+        <w:rFonts w:eastAsia="黑体"/>
         <w:color w:themeColor="text1" w:val="000000"/>
       </w:rPr>
     </w:tblStylePr>
     <w:tblStylePr w:type="nwCell">
       <w:rPr>
+        <w:rFonts w:eastAsia="黑体"/>
         <w:color w:themeColor="text1" w:val="000000"/>
       </w:rPr>
     </w:tblStylePr>
@@ -14022,6 +14627,7 @@
       <w:spacing w:after="0" w:line="240" w:lineRule="auto"/>
     </w:pPr>
     <w:rPr>
+      <w:rFonts w:eastAsia="黑体"/>
       <w:color w:themeColor="text1" w:val="000000"/>
     </w:rPr>
     <w:tblPr>
@@ -14040,6 +14646,7 @@
     </w:tcPr>
     <w:tblStylePr w:type="firstRow">
       <w:rPr>
+        <w:rFonts w:eastAsia="黑体"/>
         <w:b/>
         <w:bCs/>
         <w:color w:themeColor="background1" w:val="FFFFFF"/>
@@ -14054,6 +14661,7 @@
     </w:tblStylePr>
     <w:tblStylePr w:type="lastRow">
       <w:rPr>
+        <w:rFonts w:eastAsia="黑体"/>
         <w:b/>
         <w:bCs/>
         <w:color w:themeColor="accent2" w:themeShade="CC" w:val="9E3A38"/>
@@ -14068,12 +14676,14 @@
     </w:tblStylePr>
     <w:tblStylePr w:type="firstCol">
       <w:rPr>
+        <w:rFonts w:eastAsia="黑体"/>
         <w:b/>
         <w:bCs/>
       </w:rPr>
     </w:tblStylePr>
     <w:tblStylePr w:type="lastCol">
       <w:rPr>
+        <w:rFonts w:eastAsia="黑体"/>
         <w:b/>
         <w:bCs/>
       </w:rPr>
@@ -14108,6 +14718,7 @@
       <w:spacing w:after="0" w:line="240" w:lineRule="auto"/>
     </w:pPr>
     <w:rPr>
+      <w:rFonts w:eastAsia="黑体"/>
       <w:color w:themeColor="text1" w:val="000000"/>
     </w:rPr>
     <w:tblPr>
@@ -14126,6 +14737,7 @@
     </w:tcPr>
     <w:tblStylePr w:type="firstRow">
       <w:rPr>
+        <w:rFonts w:eastAsia="黑体"/>
         <w:b/>
         <w:bCs/>
         <w:color w:themeColor="background1" w:val="FFFFFF"/>
@@ -14140,6 +14752,7 @@
     </w:tblStylePr>
     <w:tblStylePr w:type="lastRow">
       <w:rPr>
+        <w:rFonts w:eastAsia="黑体"/>
         <w:b/>
         <w:bCs/>
         <w:color w:themeColor="accent2" w:themeShade="CC" w:val="9E3A38"/>
@@ -14154,12 +14767,14 @@
     </w:tblStylePr>
     <w:tblStylePr w:type="firstCol">
       <w:rPr>
+        <w:rFonts w:eastAsia="黑体"/>
         <w:b/>
         <w:bCs/>
       </w:rPr>
     </w:tblStylePr>
     <w:tblStylePr w:type="lastCol">
       <w:rPr>
+        <w:rFonts w:eastAsia="黑体"/>
         <w:b/>
         <w:bCs/>
       </w:rPr>
@@ -14194,6 +14809,7 @@
       <w:spacing w:after="0" w:line="240" w:lineRule="auto"/>
     </w:pPr>
     <w:rPr>
+      <w:rFonts w:eastAsia="黑体"/>
       <w:color w:themeColor="text1" w:val="000000"/>
     </w:rPr>
     <w:tblPr>
@@ -14212,6 +14828,7 @@
     </w:tcPr>
     <w:tblStylePr w:type="firstRow">
       <w:rPr>
+        <w:rFonts w:eastAsia="黑体"/>
         <w:b/>
         <w:bCs/>
         <w:color w:themeColor="background1" w:val="FFFFFF"/>
@@ -14226,6 +14843,7 @@
     </w:tblStylePr>
     <w:tblStylePr w:type="lastRow">
       <w:rPr>
+        <w:rFonts w:eastAsia="黑体"/>
         <w:b/>
         <w:bCs/>
         <w:color w:themeColor="accent2" w:themeShade="CC" w:val="9E3A38"/>
@@ -14240,12 +14858,14 @@
     </w:tblStylePr>
     <w:tblStylePr w:type="firstCol">
       <w:rPr>
+        <w:rFonts w:eastAsia="黑体"/>
         <w:b/>
         <w:bCs/>
       </w:rPr>
     </w:tblStylePr>
     <w:tblStylePr w:type="lastCol">
       <w:rPr>
+        <w:rFonts w:eastAsia="黑体"/>
         <w:b/>
         <w:bCs/>
       </w:rPr>
@@ -14280,6 +14900,7 @@
       <w:spacing w:after="0" w:line="240" w:lineRule="auto"/>
     </w:pPr>
     <w:rPr>
+      <w:rFonts w:eastAsia="黑体"/>
       <w:color w:themeColor="text1" w:val="000000"/>
     </w:rPr>
     <w:tblPr>
@@ -14298,6 +14919,7 @@
     </w:tcPr>
     <w:tblStylePr w:type="firstRow">
       <w:rPr>
+        <w:rFonts w:eastAsia="黑体"/>
         <w:b/>
         <w:bCs/>
         <w:color w:themeColor="background1" w:val="FFFFFF"/>
@@ -14312,6 +14934,7 @@
     </w:tblStylePr>
     <w:tblStylePr w:type="lastRow">
       <w:rPr>
+        <w:rFonts w:eastAsia="黑体"/>
         <w:b/>
         <w:bCs/>
         <w:color w:themeColor="accent4" w:themeShade="CC" w:val="664E82"/>
@@ -14326,12 +14949,14 @@
     </w:tblStylePr>
     <w:tblStylePr w:type="firstCol">
       <w:rPr>
+        <w:rFonts w:eastAsia="黑体"/>
         <w:b/>
         <w:bCs/>
       </w:rPr>
     </w:tblStylePr>
     <w:tblStylePr w:type="lastCol">
       <w:rPr>
+        <w:rFonts w:eastAsia="黑体"/>
         <w:b/>
         <w:bCs/>
       </w:rPr>
@@ -14366,6 +14991,7 @@
       <w:spacing w:after="0" w:line="240" w:lineRule="auto"/>
     </w:pPr>
     <w:rPr>
+      <w:rFonts w:eastAsia="黑体"/>
       <w:color w:themeColor="text1" w:val="000000"/>
     </w:rPr>
     <w:tblPr>
@@ -14384,6 +15010,7 @@
     </w:tcPr>
     <w:tblStylePr w:type="firstRow">
       <w:rPr>
+        <w:rFonts w:eastAsia="黑体"/>
         <w:b/>
         <w:bCs/>
         <w:color w:themeColor="background1" w:val="FFFFFF"/>
@@ -14398,6 +15025,7 @@
     </w:tblStylePr>
     <w:tblStylePr w:type="lastRow">
       <w:rPr>
+        <w:rFonts w:eastAsia="黑体"/>
         <w:b/>
         <w:bCs/>
         <w:color w:themeColor="accent3" w:themeShade="CC" w:val="7E9C40"/>
@@ -14412,12 +15040,14 @@
     </w:tblStylePr>
     <w:tblStylePr w:type="firstCol">
       <w:rPr>
+        <w:rFonts w:eastAsia="黑体"/>
         <w:b/>
         <w:bCs/>
       </w:rPr>
     </w:tblStylePr>
     <w:tblStylePr w:type="lastCol">
       <w:rPr>
+        <w:rFonts w:eastAsia="黑体"/>
         <w:b/>
         <w:bCs/>
       </w:rPr>
@@ -14452,6 +15082,7 @@
       <w:spacing w:after="0" w:line="240" w:lineRule="auto"/>
     </w:pPr>
     <w:rPr>
+      <w:rFonts w:eastAsia="黑体"/>
       <w:color w:themeColor="text1" w:val="000000"/>
     </w:rPr>
     <w:tblPr>
@@ -14470,6 +15101,7 @@
     </w:tcPr>
     <w:tblStylePr w:type="firstRow">
       <w:rPr>
+        <w:rFonts w:eastAsia="黑体"/>
         <w:b/>
         <w:bCs/>
         <w:color w:themeColor="background1" w:val="FFFFFF"/>
@@ -14484,6 +15116,7 @@
     </w:tblStylePr>
     <w:tblStylePr w:type="lastRow">
       <w:rPr>
+        <w:rFonts w:eastAsia="黑体"/>
         <w:b/>
         <w:bCs/>
         <w:color w:themeColor="accent6" w:themeShade="CC" w:val="F2730A"/>
@@ -14498,12 +15131,14 @@
     </w:tblStylePr>
     <w:tblStylePr w:type="firstCol">
       <w:rPr>
+        <w:rFonts w:eastAsia="黑体"/>
         <w:b/>
         <w:bCs/>
       </w:rPr>
     </w:tblStylePr>
     <w:tblStylePr w:type="lastCol">
       <w:rPr>
+        <w:rFonts w:eastAsia="黑体"/>
         <w:b/>
         <w:bCs/>
       </w:rPr>
@@ -14538,6 +15173,7 @@
       <w:spacing w:after="0" w:line="240" w:lineRule="auto"/>
     </w:pPr>
     <w:rPr>
+      <w:rFonts w:eastAsia="黑体"/>
       <w:color w:themeColor="text1" w:val="000000"/>
     </w:rPr>
     <w:tblPr>
@@ -14556,6 +15192,7 @@
     </w:tcPr>
     <w:tblStylePr w:type="firstRow">
       <w:rPr>
+        <w:rFonts w:eastAsia="黑体"/>
         <w:b/>
         <w:bCs/>
         <w:color w:themeColor="background1" w:val="FFFFFF"/>
@@ -14570,6 +15207,7 @@
     </w:tblStylePr>
     <w:tblStylePr w:type="lastRow">
       <w:rPr>
+        <w:rFonts w:eastAsia="黑体"/>
         <w:b/>
         <w:bCs/>
         <w:color w:themeColor="accent5" w:themeShade="CC" w:val="348DA5"/>
@@ -14584,12 +15222,14 @@
     </w:tblStylePr>
     <w:tblStylePr w:type="firstCol">
       <w:rPr>
+        <w:rFonts w:eastAsia="黑体"/>
         <w:b/>
         <w:bCs/>
       </w:rPr>
     </w:tblStylePr>
     <w:tblStylePr w:type="lastCol">
       <w:rPr>
+        <w:rFonts w:eastAsia="黑体"/>
         <w:b/>
         <w:bCs/>
       </w:rPr>
@@ -14624,6 +15264,7 @@
       <w:spacing w:after="0" w:line="240" w:lineRule="auto"/>
     </w:pPr>
     <w:rPr>
+      <w:rFonts w:eastAsia="黑体"/>
       <w:color w:themeColor="text1" w:val="000000"/>
     </w:rPr>
     <w:tblPr>
@@ -14645,6 +15286,7 @@
     </w:tcPr>
     <w:tblStylePr w:type="firstRow">
       <w:rPr>
+        <w:rFonts w:eastAsia="黑体"/>
         <w:b/>
         <w:bCs/>
       </w:rPr>
@@ -14655,6 +15297,7 @@
     </w:tblStylePr>
     <w:tblStylePr w:type="lastRow">
       <w:rPr>
+        <w:rFonts w:eastAsia="黑体"/>
         <w:b/>
         <w:bCs/>
         <w:color w:themeColor="text1" w:val="000000"/>
@@ -14666,6 +15309,7 @@
     </w:tblStylePr>
     <w:tblStylePr w:type="firstCol">
       <w:rPr>
+        <w:rFonts w:eastAsia="黑体"/>
         <w:color w:themeColor="background1" w:val="FFFFFF"/>
       </w:rPr>
       <w:tblPr/>
@@ -14675,6 +15319,7 @@
     </w:tblStylePr>
     <w:tblStylePr w:type="lastCol">
       <w:rPr>
+        <w:rFonts w:eastAsia="黑体"/>
         <w:color w:themeColor="background1" w:val="FFFFFF"/>
       </w:rPr>
       <w:tblPr/>
@@ -14704,6 +15349,7 @@
       <w:spacing w:after="0" w:line="240" w:lineRule="auto"/>
     </w:pPr>
     <w:rPr>
+      <w:rFonts w:eastAsia="黑体"/>
       <w:color w:themeColor="text1" w:val="000000"/>
     </w:rPr>
     <w:tblPr>
@@ -14725,6 +15371,7 @@
     </w:tcPr>
     <w:tblStylePr w:type="firstRow">
       <w:rPr>
+        <w:rFonts w:eastAsia="黑体"/>
         <w:b/>
         <w:bCs/>
       </w:rPr>
@@ -14735,6 +15382,7 @@
     </w:tblStylePr>
     <w:tblStylePr w:type="lastRow">
       <w:rPr>
+        <w:rFonts w:eastAsia="黑体"/>
         <w:b/>
         <w:bCs/>
         <w:color w:themeColor="text1" w:val="000000"/>
@@ -14746,6 +15394,7 @@
     </w:tblStylePr>
     <w:tblStylePr w:type="firstCol">
       <w:rPr>
+        <w:rFonts w:eastAsia="黑体"/>
         <w:color w:themeColor="background1" w:val="FFFFFF"/>
       </w:rPr>
       <w:tblPr/>
@@ -14755,6 +15404,7 @@
     </w:tblStylePr>
     <w:tblStylePr w:type="lastCol">
       <w:rPr>
+        <w:rFonts w:eastAsia="黑体"/>
         <w:color w:themeColor="background1" w:val="FFFFFF"/>
       </w:rPr>
       <w:tblPr/>
@@ -14784,6 +15434,7 @@
       <w:spacing w:after="0" w:line="240" w:lineRule="auto"/>
     </w:pPr>
     <w:rPr>
+      <w:rFonts w:eastAsia="黑体"/>
       <w:color w:themeColor="text1" w:val="000000"/>
     </w:rPr>
     <w:tblPr>
@@ -14805,6 +15456,7 @@
     </w:tcPr>
     <w:tblStylePr w:type="firstRow">
       <w:rPr>
+        <w:rFonts w:eastAsia="黑体"/>
         <w:b/>
         <w:bCs/>
       </w:rPr>
@@ -14815,6 +15467,7 @@
     </w:tblStylePr>
     <w:tblStylePr w:type="lastRow">
       <w:rPr>
+        <w:rFonts w:eastAsia="黑体"/>
         <w:b/>
         <w:bCs/>
         <w:color w:themeColor="text1" w:val="000000"/>
@@ -14826,6 +15479,7 @@
     </w:tblStylePr>
     <w:tblStylePr w:type="firstCol">
       <w:rPr>
+        <w:rFonts w:eastAsia="黑体"/>
         <w:color w:themeColor="background1" w:val="FFFFFF"/>
       </w:rPr>
       <w:tblPr/>
@@ -14835,6 +15489,7 @@
     </w:tblStylePr>
     <w:tblStylePr w:type="lastCol">
       <w:rPr>
+        <w:rFonts w:eastAsia="黑体"/>
         <w:color w:themeColor="background1" w:val="FFFFFF"/>
       </w:rPr>
       <w:tblPr/>
@@ -14864,6 +15519,7 @@
       <w:spacing w:after="0" w:line="240" w:lineRule="auto"/>
     </w:pPr>
     <w:rPr>
+      <w:rFonts w:eastAsia="黑体"/>
       <w:color w:themeColor="text1" w:val="000000"/>
     </w:rPr>
     <w:tblPr>
@@ -14885,6 +15541,7 @@
     </w:tcPr>
     <w:tblStylePr w:type="firstRow">
       <w:rPr>
+        <w:rFonts w:eastAsia="黑体"/>
         <w:b/>
         <w:bCs/>
       </w:rPr>
@@ -14895,6 +15552,7 @@
     </w:tblStylePr>
     <w:tblStylePr w:type="lastRow">
       <w:rPr>
+        <w:rFonts w:eastAsia="黑体"/>
         <w:b/>
         <w:bCs/>
         <w:color w:themeColor="text1" w:val="000000"/>
@@ -14906,6 +15564,7 @@
     </w:tblStylePr>
     <w:tblStylePr w:type="firstCol">
       <w:rPr>
+        <w:rFonts w:eastAsia="黑体"/>
         <w:color w:themeColor="background1" w:val="FFFFFF"/>
       </w:rPr>
       <w:tblPr/>
@@ -14915,6 +15574,7 @@
     </w:tblStylePr>
     <w:tblStylePr w:type="lastCol">
       <w:rPr>
+        <w:rFonts w:eastAsia="黑体"/>
         <w:color w:themeColor="background1" w:val="FFFFFF"/>
       </w:rPr>
       <w:tblPr/>
@@ -14944,6 +15604,7 @@
       <w:spacing w:after="0" w:line="240" w:lineRule="auto"/>
     </w:pPr>
     <w:rPr>
+      <w:rFonts w:eastAsia="黑体"/>
       <w:color w:themeColor="text1" w:val="000000"/>
     </w:rPr>
     <w:tblPr>
@@ -14965,6 +15626,7 @@
     </w:tcPr>
     <w:tblStylePr w:type="firstRow">
       <w:rPr>
+        <w:rFonts w:eastAsia="黑体"/>
         <w:b/>
         <w:bCs/>
       </w:rPr>
@@ -14975,6 +15637,7 @@
     </w:tblStylePr>
     <w:tblStylePr w:type="lastRow">
       <w:rPr>
+        <w:rFonts w:eastAsia="黑体"/>
         <w:b/>
         <w:bCs/>
         <w:color w:themeColor="text1" w:val="000000"/>
@@ -14986,6 +15649,7 @@
     </w:tblStylePr>
     <w:tblStylePr w:type="firstCol">
       <w:rPr>
+        <w:rFonts w:eastAsia="黑体"/>
         <w:color w:themeColor="background1" w:val="FFFFFF"/>
       </w:rPr>
       <w:tblPr/>
@@ -14995,6 +15659,7 @@
     </w:tblStylePr>
     <w:tblStylePr w:type="lastCol">
       <w:rPr>
+        <w:rFonts w:eastAsia="黑体"/>
         <w:color w:themeColor="background1" w:val="FFFFFF"/>
       </w:rPr>
       <w:tblPr/>
@@ -15024,6 +15689,7 @@
       <w:spacing w:after="0" w:line="240" w:lineRule="auto"/>
     </w:pPr>
     <w:rPr>
+      <w:rFonts w:eastAsia="黑体"/>
       <w:color w:themeColor="text1" w:val="000000"/>
     </w:rPr>
     <w:tblPr>
@@ -15045,6 +15711,7 @@
     </w:tcPr>
     <w:tblStylePr w:type="firstRow">
       <w:rPr>
+        <w:rFonts w:eastAsia="黑体"/>
         <w:b/>
         <w:bCs/>
       </w:rPr>
@@ -15055,6 +15722,7 @@
     </w:tblStylePr>
     <w:tblStylePr w:type="lastRow">
       <w:rPr>
+        <w:rFonts w:eastAsia="黑体"/>
         <w:b/>
         <w:bCs/>
         <w:color w:themeColor="text1" w:val="000000"/>
@@ -15066,6 +15734,7 @@
     </w:tblStylePr>
     <w:tblStylePr w:type="firstCol">
       <w:rPr>
+        <w:rFonts w:eastAsia="黑体"/>
         <w:color w:themeColor="background1" w:val="FFFFFF"/>
       </w:rPr>
       <w:tblPr/>
@@ -15075,6 +15744,7 @@
     </w:tblStylePr>
     <w:tblStylePr w:type="lastCol">
       <w:rPr>
+        <w:rFonts w:eastAsia="黑体"/>
         <w:color w:themeColor="background1" w:val="FFFFFF"/>
       </w:rPr>
       <w:tblPr/>
@@ -15104,6 +15774,7 @@
       <w:spacing w:after="0" w:line="240" w:lineRule="auto"/>
     </w:pPr>
     <w:rPr>
+      <w:rFonts w:eastAsia="黑体"/>
       <w:color w:themeColor="text1" w:val="000000"/>
     </w:rPr>
     <w:tblPr>
@@ -15125,6 +15796,7 @@
     </w:tcPr>
     <w:tblStylePr w:type="firstRow">
       <w:rPr>
+        <w:rFonts w:eastAsia="黑体"/>
         <w:b/>
         <w:bCs/>
       </w:rPr>
@@ -15135,6 +15807,7 @@
     </w:tblStylePr>
     <w:tblStylePr w:type="lastRow">
       <w:rPr>
+        <w:rFonts w:eastAsia="黑体"/>
         <w:b/>
         <w:bCs/>
         <w:color w:themeColor="text1" w:val="000000"/>
@@ -15146,6 +15819,7 @@
     </w:tblStylePr>
     <w:tblStylePr w:type="firstCol">
       <w:rPr>
+        <w:rFonts w:eastAsia="黑体"/>
         <w:color w:themeColor="background1" w:val="FFFFFF"/>
       </w:rPr>
       <w:tblPr/>
@@ -15155,6 +15829,7 @@
     </w:tblStylePr>
     <w:tblStylePr w:type="lastCol">
       <w:rPr>
+        <w:rFonts w:eastAsia="黑体"/>
         <w:color w:themeColor="background1" w:val="FFFFFF"/>
       </w:rPr>
       <w:tblPr/>
@@ -15187,6 +15862,7 @@
     <w:name w:val="KeywordTok"/>
     <w:basedOn w:val="VerbatimChar"/>
     <w:rPr>
+      <w:rFonts w:eastAsia="黑体"/>
       <w:b/>
       <w:color w:val="007020"/>
     </w:rPr>
@@ -15195,6 +15871,7 @@
     <w:name w:val="DataTypeTok"/>
     <w:basedOn w:val="VerbatimChar"/>
     <w:rPr>
+      <w:rFonts w:eastAsia="黑体"/>
       <w:color w:val="902000"/>
     </w:rPr>
   </w:style>
@@ -15202,6 +15879,7 @@
     <w:name w:val="DecValTok"/>
     <w:basedOn w:val="VerbatimChar"/>
     <w:rPr>
+      <w:rFonts w:eastAsia="黑体"/>
       <w:color w:val="40a070"/>
     </w:rPr>
   </w:style>
@@ -15209,6 +15887,7 @@
     <w:name w:val="BaseNTok"/>
     <w:basedOn w:val="VerbatimChar"/>
     <w:rPr>
+      <w:rFonts w:eastAsia="黑体"/>
       <w:color w:val="40a070"/>
     </w:rPr>
   </w:style>
@@ -15216,6 +15895,7 @@
     <w:name w:val="FloatTok"/>
     <w:basedOn w:val="VerbatimChar"/>
     <w:rPr>
+      <w:rFonts w:eastAsia="黑体"/>
       <w:color w:val="40a070"/>
     </w:rPr>
   </w:style>
@@ -15223,6 +15903,7 @@
     <w:name w:val="ConstantTok"/>
     <w:basedOn w:val="VerbatimChar"/>
     <w:rPr>
+      <w:rFonts w:eastAsia="黑体"/>
       <w:color w:val="880000"/>
     </w:rPr>
   </w:style>
@@ -15230,6 +15911,7 @@
     <w:name w:val="CharTok"/>
     <w:basedOn w:val="VerbatimChar"/>
     <w:rPr>
+      <w:rFonts w:eastAsia="黑体"/>
       <w:color w:val="4070a0"/>
     </w:rPr>
   </w:style>
@@ -15237,6 +15919,7 @@
     <w:name w:val="SpecialCharTok"/>
     <w:basedOn w:val="VerbatimChar"/>
     <w:rPr>
+      <w:rFonts w:eastAsia="黑体"/>
       <w:color w:val="4070a0"/>
     </w:rPr>
   </w:style>
@@ -15244,6 +15927,7 @@
     <w:name w:val="StringTok"/>
     <w:basedOn w:val="VerbatimChar"/>
     <w:rPr>
+      <w:rFonts w:eastAsia="黑体"/>
       <w:color w:val="4070a0"/>
     </w:rPr>
   </w:style>
@@ -15251,6 +15935,7 @@
     <w:name w:val="VerbatimStringTok"/>
     <w:basedOn w:val="VerbatimChar"/>
     <w:rPr>
+      <w:rFonts w:eastAsia="黑体"/>
       <w:color w:val="4070a0"/>
     </w:rPr>
   </w:style>
@@ -15258,6 +15943,7 @@
     <w:name w:val="SpecialStringTok"/>
     <w:basedOn w:val="VerbatimChar"/>
     <w:rPr>
+      <w:rFonts w:eastAsia="黑体"/>
       <w:color w:val="bb6688"/>
     </w:rPr>
   </w:style>
@@ -15265,6 +15951,7 @@
     <w:name w:val="ImportTok"/>
     <w:basedOn w:val="VerbatimChar"/>
     <w:rPr>
+      <w:rFonts w:eastAsia="黑体"/>
       <w:b/>
       <w:color w:val="008000"/>
     </w:rPr>
@@ -15273,6 +15960,7 @@
     <w:name w:val="CommentTok"/>
     <w:basedOn w:val="VerbatimChar"/>
     <w:rPr>
+      <w:rFonts w:eastAsia="黑体"/>
       <w:i/>
       <w:color w:val="60a0b0"/>
     </w:rPr>
@@ -15281,6 +15969,7 @@
     <w:name w:val="DocumentationTok"/>
     <w:basedOn w:val="VerbatimChar"/>
     <w:rPr>
+      <w:rFonts w:eastAsia="黑体"/>
       <w:i/>
       <w:color w:val="ba2121"/>
     </w:rPr>
@@ -15289,6 +15978,7 @@
     <w:name w:val="AnnotationTok"/>
     <w:basedOn w:val="VerbatimChar"/>
     <w:rPr>
+      <w:rFonts w:eastAsia="黑体"/>
       <w:b/>
       <w:i/>
       <w:color w:val="60a0b0"/>
@@ -15298,6 +15988,7 @@
     <w:name w:val="CommentVarTok"/>
     <w:basedOn w:val="VerbatimChar"/>
     <w:rPr>
+      <w:rFonts w:eastAsia="黑体"/>
       <w:b/>
       <w:i/>
       <w:color w:val="60a0b0"/>
@@ -15307,6 +15998,7 @@
     <w:name w:val="OtherTok"/>
     <w:basedOn w:val="VerbatimChar"/>
     <w:rPr>
+      <w:rFonts w:eastAsia="黑体"/>
       <w:color w:val="007020"/>
     </w:rPr>
   </w:style>
@@ -15314,6 +16006,7 @@
     <w:name w:val="FunctionTok"/>
     <w:basedOn w:val="VerbatimChar"/>
     <w:rPr>
+      <w:rFonts w:eastAsia="黑体"/>
       <w:color w:val="06287e"/>
     </w:rPr>
   </w:style>
@@ -15321,6 +16014,7 @@
     <w:name w:val="VariableTok"/>
     <w:basedOn w:val="VerbatimChar"/>
     <w:rPr>
+      <w:rFonts w:eastAsia="黑体"/>
       <w:color w:val="19177c"/>
     </w:rPr>
   </w:style>
@@ -15328,6 +16022,7 @@
     <w:name w:val="ControlFlowTok"/>
     <w:basedOn w:val="VerbatimChar"/>
     <w:rPr>
+      <w:rFonts w:eastAsia="黑体"/>
       <w:b/>
       <w:color w:val="007020"/>
     </w:rPr>
@@ -15336,6 +16031,7 @@
     <w:name w:val="OperatorTok"/>
     <w:basedOn w:val="VerbatimChar"/>
     <w:rPr>
+      <w:rFonts w:eastAsia="黑体"/>
       <w:color w:val="666666"/>
     </w:rPr>
   </w:style>
@@ -15343,18 +16039,22 @@
     <w:name w:val="BuiltInTok"/>
     <w:basedOn w:val="VerbatimChar"/>
     <w:rPr>
+      <w:rFonts w:eastAsia="黑体"/>
       <w:color w:val="008000"/>
     </w:rPr>
   </w:style>
   <w:style w:type="character" w:customStyle="1" w:styleId="ExtensionTok">
     <w:name w:val="ExtensionTok"/>
     <w:basedOn w:val="VerbatimChar"/>
-    <w:rPr/>
+    <w:rPr>
+      <w:rFonts w:eastAsia="黑体"/>
+    </w:rPr>
   </w:style>
   <w:style w:type="character" w:customStyle="1" w:styleId="PreprocessorTok">
     <w:name w:val="PreprocessorTok"/>
     <w:basedOn w:val="VerbatimChar"/>
     <w:rPr>
+      <w:rFonts w:eastAsia="黑体"/>
       <w:color w:val="bc7a00"/>
     </w:rPr>
   </w:style>
@@ -15362,18 +16062,22 @@
     <w:name w:val="AttributeTok"/>
     <w:basedOn w:val="VerbatimChar"/>
     <w:rPr>
+      <w:rFonts w:eastAsia="黑体"/>
       <w:color w:val="7d9029"/>
     </w:rPr>
   </w:style>
   <w:style w:type="character" w:customStyle="1" w:styleId="RegionMarkerTok">
     <w:name w:val="RegionMarkerTok"/>
     <w:basedOn w:val="VerbatimChar"/>
-    <w:rPr/>
+    <w:rPr>
+      <w:rFonts w:eastAsia="黑体"/>
+    </w:rPr>
   </w:style>
   <w:style w:type="character" w:customStyle="1" w:styleId="InformationTok">
     <w:name w:val="InformationTok"/>
     <w:basedOn w:val="VerbatimChar"/>
     <w:rPr>
+      <w:rFonts w:eastAsia="黑体"/>
       <w:b/>
       <w:i/>
       <w:color w:val="60a0b0"/>
@@ -15383,6 +16087,7 @@
     <w:name w:val="WarningTok"/>
     <w:basedOn w:val="VerbatimChar"/>
     <w:rPr>
+      <w:rFonts w:eastAsia="黑体"/>
       <w:b/>
       <w:i/>
       <w:color w:val="60a0b0"/>
@@ -15392,6 +16097,7 @@
     <w:name w:val="AlertTok"/>
     <w:basedOn w:val="VerbatimChar"/>
     <w:rPr>
+      <w:rFonts w:eastAsia="黑体"/>
       <w:b/>
       <w:color w:val="ff0000"/>
     </w:rPr>
@@ -15400,6 +16106,7 @@
     <w:name w:val="ErrorTok"/>
     <w:basedOn w:val="VerbatimChar"/>
     <w:rPr>
+      <w:rFonts w:eastAsia="黑体"/>
       <w:b/>
       <w:color w:val="ff0000"/>
     </w:rPr>
@@ -15407,7 +16114,9 @@
   <w:style w:type="character" w:customStyle="1" w:styleId="NormalTok">
     <w:name w:val="NormalTok"/>
     <w:basedOn w:val="VerbatimChar"/>
-    <w:rPr/>
+    <w:rPr>
+      <w:rFonts w:eastAsia="黑体"/>
+    </w:rPr>
   </w:style>
 </w:styles>
 </file>
@@ -15456,12 +16165,12 @@
     <a:fontScheme name="Office">
       <a:majorFont>
         <a:latin typeface="Calibri"/>
-        <a:ea typeface=""/>
+        <a:ea typeface="黑体"/>
         <a:cs typeface=""/>
         <a:font script="Jpan" typeface="ＭＳ ゴシック"/>
         <a:font script="Hang" typeface="맑은 고딕"/>
-        <a:font script="Hans" typeface="宋体"/>
-        <a:font script="Hant" typeface="新細明體"/>
+        <a:font script="Hans" typeface="黑体"/>
+        <a:font script="Hant" typeface="黑体"/>
         <a:font script="Arab" typeface="Times New Roman"/>
         <a:font script="Hebr" typeface="Times New Roman"/>
         <a:font script="Thai" typeface="Angsana New"/>
@@ -15491,12 +16200,12 @@
       </a:majorFont>
       <a:minorFont>
         <a:latin typeface="Cambria"/>
-        <a:ea typeface=""/>
+        <a:ea typeface="黑体"/>
         <a:cs typeface=""/>
         <a:font script="Jpan" typeface="ＭＳ 明朝"/>
         <a:font script="Hang" typeface="맑은 고딕"/>
-        <a:font script="Hans" typeface="宋体"/>
-        <a:font script="Hant" typeface="新細明體"/>
+        <a:font script="Hans" typeface="黑体"/>
+        <a:font script="Hant" typeface="黑体"/>
         <a:font script="Arab" typeface="Arial"/>
         <a:font script="Hebr" typeface="Arial"/>
         <a:font script="Thai" typeface="Cordia New"/>

--- a/02-放大电路/03-音频放大电路/话筒前置放大电路/话筒前置放大电路.docx
+++ b/02-放大电路/03-音频放大电路/话筒前置放大电路/话筒前置放大电路.docx
@@ -3094,7 +3094,7 @@
           <w:color w:val="555555"/>
           <w:sz w:val="21"/>
         </w:rPr>
-        <w:t>材料收集者：杜文杰，WX手机：19519196569，QQ:3478827729</w:t>
+        <w:t>材料收集者：杜文杰，微信/手机：19519196569，QQ:3478827729</w:t>
       </w:r>
     </w:p>
     <w:sectPr>
